--- a/CodeCC/申万一级行业季度收益率分析报告.docx
+++ b/CodeCC/申万一级行业季度收益率分析报告.docx
@@ -266,7 +266,7 @@
                 <w:color w:val="27AE60"/>
                 <w:sz w:val="17"/>
               </w:rPr>
-              <w:t>193.1%</w:t>
+              <w:t>175.3%</w:t>
             </w:r>
           </w:p>
         </w:tc>
@@ -284,23 +284,23 @@
                 <w:color w:val="27AE60"/>
                 <w:sz w:val="17"/>
               </w:rPr>
-              <w:t>7.31%</w:t>
-            </w:r>
-          </w:p>
-        </w:tc>
-        <w:tc>
-          <w:tcPr>
-            <w:tcW w:type="dxa" w:w="1440"/>
-          </w:tcPr>
-          <w:p>
-            <w:pPr>
-              <w:jc w:val="center"/>
-            </w:pPr>
-            <w:r>
-              <w:rPr>
-                <w:sz w:val="17"/>
-              </w:rPr>
-              <w:t>19.5%</w:t>
+              <w:t>7.05%</w:t>
+            </w:r>
+          </w:p>
+        </w:tc>
+        <w:tc>
+          <w:tcPr>
+            <w:tcW w:type="dxa" w:w="1440"/>
+          </w:tcPr>
+          <w:p>
+            <w:pPr>
+              <w:jc w:val="center"/>
+            </w:pPr>
+            <w:r>
+              <w:rPr>
+                <w:sz w:val="17"/>
+              </w:rPr>
+              <w:t>19.9%</w:t>
             </w:r>
           </w:p>
         </w:tc>
@@ -368,7 +368,7 @@
                 <w:color w:val="27AE60"/>
                 <w:sz w:val="17"/>
               </w:rPr>
-              <w:t>34.3%</w:t>
+              <w:t>30.1%</w:t>
             </w:r>
           </w:p>
         </w:tc>
@@ -386,23 +386,23 @@
                 <w:color w:val="27AE60"/>
                 <w:sz w:val="17"/>
               </w:rPr>
-              <w:t>3.96%</w:t>
-            </w:r>
-          </w:p>
-        </w:tc>
-        <w:tc>
-          <w:tcPr>
-            <w:tcW w:type="dxa" w:w="1440"/>
-          </w:tcPr>
-          <w:p>
-            <w:pPr>
-              <w:jc w:val="center"/>
-            </w:pPr>
-            <w:r>
-              <w:rPr>
-                <w:sz w:val="17"/>
-              </w:rPr>
-              <w:t>25.4%</w:t>
+              <w:t>3.85%</w:t>
+            </w:r>
+          </w:p>
+        </w:tc>
+        <w:tc>
+          <w:tcPr>
+            <w:tcW w:type="dxa" w:w="1440"/>
+          </w:tcPr>
+          <w:p>
+            <w:pPr>
+              <w:jc w:val="center"/>
+            </w:pPr>
+            <w:r>
+              <w:rPr>
+                <w:sz w:val="17"/>
+              </w:rPr>
+              <w:t>25.6%</w:t>
             </w:r>
           </w:p>
         </w:tc>
@@ -452,7 +452,7 @@
               <w:rPr>
                 <w:sz w:val="17"/>
               </w:rPr>
-              <w:t>煤炭</w:t>
+              <w:t>综合</w:t>
             </w:r>
           </w:p>
         </w:tc>
@@ -470,7 +470,7 @@
                 <w:color w:val="27AE60"/>
                 <w:sz w:val="17"/>
               </w:rPr>
-              <w:t>15.9%</w:t>
+              <w:t>17.7%</w:t>
             </w:r>
           </w:p>
         </w:tc>
@@ -488,39 +488,39 @@
                 <w:color w:val="27AE60"/>
                 <w:sz w:val="17"/>
               </w:rPr>
-              <w:t>1.22%</w:t>
-            </w:r>
-          </w:p>
-        </w:tc>
-        <w:tc>
-          <w:tcPr>
-            <w:tcW w:type="dxa" w:w="1440"/>
-          </w:tcPr>
-          <w:p>
-            <w:pPr>
-              <w:jc w:val="center"/>
-            </w:pPr>
-            <w:r>
-              <w:rPr>
-                <w:sz w:val="17"/>
-              </w:rPr>
-              <w:t>9.7%</w:t>
-            </w:r>
-          </w:p>
-        </w:tc>
-        <w:tc>
-          <w:tcPr>
-            <w:tcW w:type="dxa" w:w="1440"/>
-          </w:tcPr>
-          <w:p>
-            <w:pPr>
-              <w:jc w:val="center"/>
-            </w:pPr>
-            <w:r>
-              <w:rPr>
-                <w:sz w:val="17"/>
-              </w:rPr>
-              <w:t>61%</w:t>
+              <w:t>1.72%</w:t>
+            </w:r>
+          </w:p>
+        </w:tc>
+        <w:tc>
+          <w:tcPr>
+            <w:tcW w:type="dxa" w:w="1440"/>
+          </w:tcPr>
+          <w:p>
+            <w:pPr>
+              <w:jc w:val="center"/>
+            </w:pPr>
+            <w:r>
+              <w:rPr>
+                <w:sz w:val="17"/>
+              </w:rPr>
+              <w:t>13.7%</w:t>
+            </w:r>
+          </w:p>
+        </w:tc>
+        <w:tc>
+          <w:tcPr>
+            <w:tcW w:type="dxa" w:w="1440"/>
+          </w:tcPr>
+          <w:p>
+            <w:pPr>
+              <w:jc w:val="center"/>
+            </w:pPr>
+            <w:r>
+              <w:rPr>
+                <w:sz w:val="17"/>
+              </w:rPr>
+              <w:t>50%</w:t>
             </w:r>
           </w:p>
         </w:tc>
@@ -554,7 +554,7 @@
               <w:rPr>
                 <w:sz w:val="17"/>
               </w:rPr>
-              <w:t>综合</w:t>
+              <w:t>有色金属</w:t>
             </w:r>
           </w:p>
         </w:tc>
@@ -572,7 +572,7 @@
                 <w:color w:val="27AE60"/>
                 <w:sz w:val="17"/>
               </w:rPr>
-              <w:t>10.4%</w:t>
+              <w:t>15.3%</w:t>
             </w:r>
           </w:p>
         </w:tc>
@@ -590,23 +590,23 @@
                 <w:color w:val="27AE60"/>
                 <w:sz w:val="17"/>
               </w:rPr>
-              <w:t>1.43%</w:t>
-            </w:r>
-          </w:p>
-        </w:tc>
-        <w:tc>
-          <w:tcPr>
-            <w:tcW w:type="dxa" w:w="1440"/>
-          </w:tcPr>
-          <w:p>
-            <w:pPr>
-              <w:jc w:val="center"/>
-            </w:pPr>
-            <w:r>
-              <w:rPr>
-                <w:sz w:val="17"/>
-              </w:rPr>
-              <w:t>14.0%</w:t>
+              <w:t>1.39%</w:t>
+            </w:r>
+          </w:p>
+        </w:tc>
+        <w:tc>
+          <w:tcPr>
+            <w:tcW w:type="dxa" w:w="1440"/>
+          </w:tcPr>
+          <w:p>
+            <w:pPr>
+              <w:jc w:val="center"/>
+            </w:pPr>
+            <w:r>
+              <w:rPr>
+                <w:sz w:val="17"/>
+              </w:rPr>
+              <w:t>12.2%</w:t>
             </w:r>
           </w:p>
         </w:tc>
@@ -656,7 +656,7 @@
               <w:rPr>
                 <w:sz w:val="17"/>
               </w:rPr>
-              <w:t>有色金属</w:t>
+              <w:t>煤炭</w:t>
             </w:r>
           </w:p>
         </w:tc>
@@ -674,7 +674,7 @@
                 <w:color w:val="27AE60"/>
                 <w:sz w:val="17"/>
               </w:rPr>
-              <w:t>10.2%</w:t>
+              <w:t>10.6%</w:t>
             </w:r>
           </w:p>
         </w:tc>
@@ -692,39 +692,39 @@
                 <w:color w:val="27AE60"/>
                 <w:sz w:val="17"/>
               </w:rPr>
-              <w:t>1.16%</w:t>
-            </w:r>
-          </w:p>
-        </w:tc>
-        <w:tc>
-          <w:tcPr>
-            <w:tcW w:type="dxa" w:w="1440"/>
-          </w:tcPr>
-          <w:p>
-            <w:pPr>
-              <w:jc w:val="center"/>
-            </w:pPr>
-            <w:r>
-              <w:rPr>
-                <w:sz w:val="17"/>
-              </w:rPr>
-              <w:t>12.3%</w:t>
-            </w:r>
-          </w:p>
-        </w:tc>
-        <w:tc>
-          <w:tcPr>
-            <w:tcW w:type="dxa" w:w="1440"/>
-          </w:tcPr>
-          <w:p>
-            <w:pPr>
-              <w:jc w:val="center"/>
-            </w:pPr>
-            <w:r>
-              <w:rPr>
-                <w:sz w:val="17"/>
-              </w:rPr>
-              <w:t>50%</w:t>
+              <w:t>0.94%</w:t>
+            </w:r>
+          </w:p>
+        </w:tc>
+        <w:tc>
+          <w:tcPr>
+            <w:tcW w:type="dxa" w:w="1440"/>
+          </w:tcPr>
+          <w:p>
+            <w:pPr>
+              <w:jc w:val="center"/>
+            </w:pPr>
+            <w:r>
+              <w:rPr>
+                <w:sz w:val="17"/>
+              </w:rPr>
+              <w:t>9.3%</w:t>
+            </w:r>
+          </w:p>
+        </w:tc>
+        <w:tc>
+          <w:tcPr>
+            <w:tcW w:type="dxa" w:w="1440"/>
+          </w:tcPr>
+          <w:p>
+            <w:pPr>
+              <w:jc w:val="center"/>
+            </w:pPr>
+            <w:r>
+              <w:rPr>
+                <w:sz w:val="17"/>
+              </w:rPr>
+              <w:t>61%</w:t>
             </w:r>
           </w:p>
         </w:tc>
@@ -758,7 +758,7 @@
               <w:rPr>
                 <w:sz w:val="17"/>
               </w:rPr>
-              <w:t>银行</w:t>
+              <w:t>机械设备</w:t>
             </w:r>
           </w:p>
         </w:tc>
@@ -776,7 +776,7 @@
                 <w:color w:val="27AE60"/>
                 <w:sz w:val="17"/>
               </w:rPr>
-              <w:t>7.4%</w:t>
+              <w:t>7.8%</w:t>
             </w:r>
           </w:p>
         </w:tc>
@@ -794,39 +794,39 @@
                 <w:color w:val="27AE60"/>
                 <w:sz w:val="17"/>
               </w:rPr>
-              <w:t>0.63%</w:t>
-            </w:r>
-          </w:p>
-        </w:tc>
-        <w:tc>
-          <w:tcPr>
-            <w:tcW w:type="dxa" w:w="1440"/>
-          </w:tcPr>
-          <w:p>
-            <w:pPr>
-              <w:jc w:val="center"/>
-            </w:pPr>
-            <w:r>
-              <w:rPr>
-                <w:sz w:val="17"/>
-              </w:rPr>
-              <w:t>7.2%</w:t>
-            </w:r>
-          </w:p>
-        </w:tc>
-        <w:tc>
-          <w:tcPr>
-            <w:tcW w:type="dxa" w:w="1440"/>
-          </w:tcPr>
-          <w:p>
-            <w:pPr>
-              <w:jc w:val="center"/>
-            </w:pPr>
-            <w:r>
-              <w:rPr>
-                <w:sz w:val="17"/>
-              </w:rPr>
-              <w:t>56%</w:t>
+              <w:t>1.06%</w:t>
+            </w:r>
+          </w:p>
+        </w:tc>
+        <w:tc>
+          <w:tcPr>
+            <w:tcW w:type="dxa" w:w="1440"/>
+          </w:tcPr>
+          <w:p>
+            <w:pPr>
+              <w:jc w:val="center"/>
+            </w:pPr>
+            <w:r>
+              <w:rPr>
+                <w:sz w:val="17"/>
+              </w:rPr>
+              <w:t>11.9%</w:t>
+            </w:r>
+          </w:p>
+        </w:tc>
+        <w:tc>
+          <w:tcPr>
+            <w:tcW w:type="dxa" w:w="1440"/>
+          </w:tcPr>
+          <w:p>
+            <w:pPr>
+              <w:jc w:val="center"/>
+            </w:pPr>
+            <w:r>
+              <w:rPr>
+                <w:sz w:val="17"/>
+              </w:rPr>
+              <w:t>50%</w:t>
             </w:r>
           </w:p>
         </w:tc>
@@ -860,7 +860,7 @@
               <w:rPr>
                 <w:sz w:val="17"/>
               </w:rPr>
-              <w:t>机械设备</w:t>
+              <w:t>银行</w:t>
             </w:r>
           </w:p>
         </w:tc>
@@ -878,7 +878,7 @@
                 <w:color w:val="27AE60"/>
                 <w:sz w:val="17"/>
               </w:rPr>
-              <w:t>4.0%</w:t>
+              <w:t>7.0%</w:t>
             </w:r>
           </w:p>
         </w:tc>
@@ -896,39 +896,39 @@
                 <w:color w:val="27AE60"/>
                 <w:sz w:val="17"/>
               </w:rPr>
-              <w:t>0.90%</w:t>
-            </w:r>
-          </w:p>
-        </w:tc>
-        <w:tc>
-          <w:tcPr>
-            <w:tcW w:type="dxa" w:w="1440"/>
-          </w:tcPr>
-          <w:p>
-            <w:pPr>
-              <w:jc w:val="center"/>
-            </w:pPr>
-            <w:r>
-              <w:rPr>
-                <w:sz w:val="17"/>
-              </w:rPr>
-              <w:t>12.2%</w:t>
-            </w:r>
-          </w:p>
-        </w:tc>
-        <w:tc>
-          <w:tcPr>
-            <w:tcW w:type="dxa" w:w="1440"/>
-          </w:tcPr>
-          <w:p>
-            <w:pPr>
-              <w:jc w:val="center"/>
-            </w:pPr>
-            <w:r>
-              <w:rPr>
-                <w:sz w:val="17"/>
-              </w:rPr>
-              <w:t>50%</w:t>
+              <w:t>0.60%</w:t>
+            </w:r>
+          </w:p>
+        </w:tc>
+        <w:tc>
+          <w:tcPr>
+            <w:tcW w:type="dxa" w:w="1440"/>
+          </w:tcPr>
+          <w:p>
+            <w:pPr>
+              <w:jc w:val="center"/>
+            </w:pPr>
+            <w:r>
+              <w:rPr>
+                <w:sz w:val="17"/>
+              </w:rPr>
+              <w:t>7.2%</w:t>
+            </w:r>
+          </w:p>
+        </w:tc>
+        <w:tc>
+          <w:tcPr>
+            <w:tcW w:type="dxa" w:w="1440"/>
+          </w:tcPr>
+          <w:p>
+            <w:pPr>
+              <w:jc w:val="center"/>
+            </w:pPr>
+            <w:r>
+              <w:rPr>
+                <w:sz w:val="17"/>
+              </w:rPr>
+              <w:t>56%</w:t>
             </w:r>
           </w:p>
         </w:tc>
@@ -980,7 +980,7 @@
                 <w:color w:val="C0392B"/>
                 <w:sz w:val="17"/>
               </w:rPr>
-              <w:t>-3.0%</w:t>
+              <w:t>-4.8%</w:t>
             </w:r>
           </w:p>
         </w:tc>
@@ -998,23 +998,23 @@
                 <w:color w:val="C0392B"/>
                 <w:sz w:val="17"/>
               </w:rPr>
-              <w:t>0.25%</w:t>
-            </w:r>
-          </w:p>
-        </w:tc>
-        <w:tc>
-          <w:tcPr>
-            <w:tcW w:type="dxa" w:w="1440"/>
-          </w:tcPr>
-          <w:p>
-            <w:pPr>
-              <w:jc w:val="center"/>
-            </w:pPr>
-            <w:r>
-              <w:rPr>
-                <w:sz w:val="17"/>
-              </w:rPr>
-              <w:t>9.2%</w:t>
+              <w:t>0.14%</w:t>
+            </w:r>
+          </w:p>
+        </w:tc>
+        <w:tc>
+          <w:tcPr>
+            <w:tcW w:type="dxa" w:w="1440"/>
+          </w:tcPr>
+          <w:p>
+            <w:pPr>
+              <w:jc w:val="center"/>
+            </w:pPr>
+            <w:r>
+              <w:rPr>
+                <w:sz w:val="17"/>
+              </w:rPr>
+              <w:t>9.1%</w:t>
             </w:r>
           </w:p>
         </w:tc>
@@ -1082,7 +1082,7 @@
                 <w:color w:val="C0392B"/>
                 <w:sz w:val="17"/>
               </w:rPr>
-              <w:t>-7.4%</w:t>
+              <w:t>-5.1%</w:t>
             </w:r>
           </w:p>
         </w:tc>
@@ -1100,7 +1100,7 @@
                 <w:color w:val="C0392B"/>
                 <w:sz w:val="17"/>
               </w:rPr>
-              <w:t>-0.02%</w:t>
+              <w:t>0.11%</w:t>
             </w:r>
           </w:p>
         </w:tc>
@@ -1184,7 +1184,7 @@
                 <w:color w:val="C0392B"/>
                 <w:sz w:val="17"/>
               </w:rPr>
-              <w:t>-14.0%</w:t>
+              <w:t>-10.1%</w:t>
             </w:r>
           </w:p>
         </w:tc>
@@ -1202,7 +1202,7 @@
                 <w:color w:val="C0392B"/>
                 <w:sz w:val="17"/>
               </w:rPr>
-              <w:t>-0.17%</w:t>
+              <w:t>0.07%</w:t>
             </w:r>
           </w:p>
         </w:tc>
@@ -1286,7 +1286,7 @@
                 <w:color w:val="C0392B"/>
                 <w:sz w:val="17"/>
               </w:rPr>
-              <w:t>-15.0%</w:t>
+              <w:t>-16.8%</w:t>
             </w:r>
           </w:p>
         </w:tc>
@@ -1304,23 +1304,23 @@
                 <w:color w:val="C0392B"/>
                 <w:sz w:val="17"/>
               </w:rPr>
-              <w:t>-0.71%</w:t>
-            </w:r>
-          </w:p>
-        </w:tc>
-        <w:tc>
-          <w:tcPr>
-            <w:tcW w:type="dxa" w:w="1440"/>
-          </w:tcPr>
-          <w:p>
-            <w:pPr>
-              <w:jc w:val="center"/>
-            </w:pPr>
-            <w:r>
-              <w:rPr>
-                <w:sz w:val="17"/>
-              </w:rPr>
-              <w:t>5.5%</w:t>
+              <w:t>-0.82%</w:t>
+            </w:r>
+          </w:p>
+        </w:tc>
+        <w:tc>
+          <w:tcPr>
+            <w:tcW w:type="dxa" w:w="1440"/>
+          </w:tcPr>
+          <w:p>
+            <w:pPr>
+              <w:jc w:val="center"/>
+            </w:pPr>
+            <w:r>
+              <w:rPr>
+                <w:sz w:val="17"/>
+              </w:rPr>
+              <w:t>5.4%</w:t>
             </w:r>
           </w:p>
         </w:tc>
@@ -1370,7 +1370,7 @@
               <w:rPr>
                 <w:sz w:val="17"/>
               </w:rPr>
-              <w:t>非银金融</w:t>
+              <w:t>传媒</w:t>
             </w:r>
           </w:p>
         </w:tc>
@@ -1388,7 +1388,7 @@
                 <w:color w:val="C0392B"/>
                 <w:sz w:val="17"/>
               </w:rPr>
-              <w:t>-19.1%</w:t>
+              <w:t>-20.0%</w:t>
             </w:r>
           </w:p>
         </w:tc>
@@ -1406,39 +1406,39 @@
                 <w:color w:val="C0392B"/>
                 <w:sz w:val="17"/>
               </w:rPr>
-              <w:t>-0.44%</w:t>
-            </w:r>
-          </w:p>
-        </w:tc>
-        <w:tc>
-          <w:tcPr>
-            <w:tcW w:type="dxa" w:w="1440"/>
-          </w:tcPr>
-          <w:p>
-            <w:pPr>
-              <w:jc w:val="center"/>
-            </w:pPr>
-            <w:r>
-              <w:rPr>
-                <w:sz w:val="17"/>
-              </w:rPr>
-              <w:t>12.6%</w:t>
-            </w:r>
-          </w:p>
-        </w:tc>
-        <w:tc>
-          <w:tcPr>
-            <w:tcW w:type="dxa" w:w="1440"/>
-          </w:tcPr>
-          <w:p>
-            <w:pPr>
-              <w:jc w:val="center"/>
-            </w:pPr>
-            <w:r>
-              <w:rPr>
-                <w:sz w:val="17"/>
-              </w:rPr>
-              <w:t>39%</w:t>
+              <w:t>-0.10%</w:t>
+            </w:r>
+          </w:p>
+        </w:tc>
+        <w:tc>
+          <w:tcPr>
+            <w:tcW w:type="dxa" w:w="1440"/>
+          </w:tcPr>
+          <w:p>
+            <w:pPr>
+              <w:jc w:val="center"/>
+            </w:pPr>
+            <w:r>
+              <w:rPr>
+                <w:sz w:val="17"/>
+              </w:rPr>
+              <w:t>15.1%</w:t>
+            </w:r>
+          </w:p>
+        </w:tc>
+        <w:tc>
+          <w:tcPr>
+            <w:tcW w:type="dxa" w:w="1440"/>
+          </w:tcPr>
+          <w:p>
+            <w:pPr>
+              <w:jc w:val="center"/>
+            </w:pPr>
+            <w:r>
+              <w:rPr>
+                <w:sz w:val="17"/>
+              </w:rPr>
+              <w:t>44%</w:t>
             </w:r>
           </w:p>
         </w:tc>
@@ -1472,7 +1472,7 @@
               <w:rPr>
                 <w:sz w:val="17"/>
               </w:rPr>
-              <w:t>交通运输</w:t>
+              <w:t>非银金融</w:t>
             </w:r>
           </w:p>
         </w:tc>
@@ -1490,7 +1490,7 @@
                 <w:color w:val="C0392B"/>
                 <w:sz w:val="17"/>
               </w:rPr>
-              <w:t>-25.1%</w:t>
+              <w:t>-20.2%</w:t>
             </w:r>
           </w:p>
         </w:tc>
@@ -1508,39 +1508,39 @@
                 <w:color w:val="C0392B"/>
                 <w:sz w:val="17"/>
               </w:rPr>
-              <w:t>-1.35%</w:t>
-            </w:r>
-          </w:p>
-        </w:tc>
-        <w:tc>
-          <w:tcPr>
-            <w:tcW w:type="dxa" w:w="1440"/>
-          </w:tcPr>
-          <w:p>
-            <w:pPr>
-              <w:jc w:val="center"/>
-            </w:pPr>
-            <w:r>
-              <w:rPr>
-                <w:sz w:val="17"/>
-              </w:rPr>
-              <w:t>5.8%</w:t>
-            </w:r>
-          </w:p>
-        </w:tc>
-        <w:tc>
-          <w:tcPr>
-            <w:tcW w:type="dxa" w:w="1440"/>
-          </w:tcPr>
-          <w:p>
-            <w:pPr>
-              <w:jc w:val="center"/>
-            </w:pPr>
-            <w:r>
-              <w:rPr>
-                <w:sz w:val="17"/>
-              </w:rPr>
-              <w:t>50%</w:t>
+              <w:t>-0.51%</w:t>
+            </w:r>
+          </w:p>
+        </w:tc>
+        <w:tc>
+          <w:tcPr>
+            <w:tcW w:type="dxa" w:w="1440"/>
+          </w:tcPr>
+          <w:p>
+            <w:pPr>
+              <w:jc w:val="center"/>
+            </w:pPr>
+            <w:r>
+              <w:rPr>
+                <w:sz w:val="17"/>
+              </w:rPr>
+              <w:t>12.6%</w:t>
+            </w:r>
+          </w:p>
+        </w:tc>
+        <w:tc>
+          <w:tcPr>
+            <w:tcW w:type="dxa" w:w="1440"/>
+          </w:tcPr>
+          <w:p>
+            <w:pPr>
+              <w:jc w:val="center"/>
+            </w:pPr>
+            <w:r>
+              <w:rPr>
+                <w:sz w:val="17"/>
+              </w:rPr>
+              <w:t>39%</w:t>
             </w:r>
           </w:p>
         </w:tc>
@@ -1574,7 +1574,7 @@
               <w:rPr>
                 <w:sz w:val="17"/>
               </w:rPr>
-              <w:t>建筑装饰</w:t>
+              <w:t>交通运输</w:t>
             </w:r>
           </w:p>
         </w:tc>
@@ -1592,7 +1592,7 @@
                 <w:color w:val="C0392B"/>
                 <w:sz w:val="17"/>
               </w:rPr>
-              <w:t>-27.0%</w:t>
+              <w:t>-23.3%</w:t>
             </w:r>
           </w:p>
         </w:tc>
@@ -1610,39 +1610,39 @@
                 <w:color w:val="C0392B"/>
                 <w:sz w:val="17"/>
               </w:rPr>
-              <w:t>-1.44%</w:t>
-            </w:r>
-          </w:p>
-        </w:tc>
-        <w:tc>
-          <w:tcPr>
-            <w:tcW w:type="dxa" w:w="1440"/>
-          </w:tcPr>
-          <w:p>
-            <w:pPr>
-              <w:jc w:val="center"/>
-            </w:pPr>
-            <w:r>
-              <w:rPr>
-                <w:sz w:val="17"/>
-              </w:rPr>
-              <w:t>6.6%</w:t>
-            </w:r>
-          </w:p>
-        </w:tc>
-        <w:tc>
-          <w:tcPr>
-            <w:tcW w:type="dxa" w:w="1440"/>
-          </w:tcPr>
-          <w:p>
-            <w:pPr>
-              <w:jc w:val="center"/>
-            </w:pPr>
-            <w:r>
-              <w:rPr>
-                <w:sz w:val="17"/>
-              </w:rPr>
-              <w:t>33%</w:t>
+              <w:t>-1.22%</w:t>
+            </w:r>
+          </w:p>
+        </w:tc>
+        <w:tc>
+          <w:tcPr>
+            <w:tcW w:type="dxa" w:w="1440"/>
+          </w:tcPr>
+          <w:p>
+            <w:pPr>
+              <w:jc w:val="center"/>
+            </w:pPr>
+            <w:r>
+              <w:rPr>
+                <w:sz w:val="17"/>
+              </w:rPr>
+              <w:t>5.9%</w:t>
+            </w:r>
+          </w:p>
+        </w:tc>
+        <w:tc>
+          <w:tcPr>
+            <w:tcW w:type="dxa" w:w="1440"/>
+          </w:tcPr>
+          <w:p>
+            <w:pPr>
+              <w:jc w:val="center"/>
+            </w:pPr>
+            <w:r>
+              <w:rPr>
+                <w:sz w:val="17"/>
+              </w:rPr>
+              <w:t>50%</w:t>
             </w:r>
           </w:p>
         </w:tc>
@@ -1676,7 +1676,7 @@
               <w:rPr>
                 <w:sz w:val="17"/>
               </w:rPr>
-              <w:t>基础化工</w:t>
+              <w:t>建筑装饰</w:t>
             </w:r>
           </w:p>
         </w:tc>
@@ -1694,7 +1694,7 @@
                 <w:color w:val="C0392B"/>
                 <w:sz w:val="17"/>
               </w:rPr>
-              <w:t>-29.3%</w:t>
+              <w:t>-24.9%</w:t>
             </w:r>
           </w:p>
         </w:tc>
@@ -1712,39 +1712,39 @@
                 <w:color w:val="C0392B"/>
                 <w:sz w:val="17"/>
               </w:rPr>
-              <w:t>-1.47%</w:t>
-            </w:r>
-          </w:p>
-        </w:tc>
-        <w:tc>
-          <w:tcPr>
-            <w:tcW w:type="dxa" w:w="1440"/>
-          </w:tcPr>
-          <w:p>
-            <w:pPr>
-              <w:jc w:val="center"/>
-            </w:pPr>
-            <w:r>
-              <w:rPr>
-                <w:sz w:val="17"/>
-              </w:rPr>
-              <w:t>8.4%</w:t>
-            </w:r>
-          </w:p>
-        </w:tc>
-        <w:tc>
-          <w:tcPr>
-            <w:tcW w:type="dxa" w:w="1440"/>
-          </w:tcPr>
-          <w:p>
-            <w:pPr>
-              <w:jc w:val="center"/>
-            </w:pPr>
-            <w:r>
-              <w:rPr>
-                <w:sz w:val="17"/>
-              </w:rPr>
-              <w:t>56%</w:t>
+              <w:t>-1.30%</w:t>
+            </w:r>
+          </w:p>
+        </w:tc>
+        <w:tc>
+          <w:tcPr>
+            <w:tcW w:type="dxa" w:w="1440"/>
+          </w:tcPr>
+          <w:p>
+            <w:pPr>
+              <w:jc w:val="center"/>
+            </w:pPr>
+            <w:r>
+              <w:rPr>
+                <w:sz w:val="17"/>
+              </w:rPr>
+              <w:t>6.4%</w:t>
+            </w:r>
+          </w:p>
+        </w:tc>
+        <w:tc>
+          <w:tcPr>
+            <w:tcW w:type="dxa" w:w="1440"/>
+          </w:tcPr>
+          <w:p>
+            <w:pPr>
+              <w:jc w:val="center"/>
+            </w:pPr>
+            <w:r>
+              <w:rPr>
+                <w:sz w:val="17"/>
+              </w:rPr>
+              <w:t>33%</w:t>
             </w:r>
           </w:p>
         </w:tc>
@@ -1778,7 +1778,7 @@
               <w:rPr>
                 <w:sz w:val="17"/>
               </w:rPr>
-              <w:t>传媒</w:t>
+              <w:t>基础化工</w:t>
             </w:r>
           </w:p>
         </w:tc>
@@ -1796,7 +1796,7 @@
                 <w:color w:val="C0392B"/>
                 <w:sz w:val="17"/>
               </w:rPr>
-              <w:t>-29.6%</w:t>
+              <w:t>-27.1%</w:t>
             </w:r>
           </w:p>
         </w:tc>
@@ -1814,39 +1814,39 @@
                 <w:color w:val="C0392B"/>
                 <w:sz w:val="17"/>
               </w:rPr>
-              <w:t>-0.78%</w:t>
-            </w:r>
-          </w:p>
-        </w:tc>
-        <w:tc>
-          <w:tcPr>
-            <w:tcW w:type="dxa" w:w="1440"/>
-          </w:tcPr>
-          <w:p>
-            <w:pPr>
-              <w:jc w:val="center"/>
-            </w:pPr>
-            <w:r>
-              <w:rPr>
-                <w:sz w:val="17"/>
-              </w:rPr>
-              <w:t>15.1%</w:t>
-            </w:r>
-          </w:p>
-        </w:tc>
-        <w:tc>
-          <w:tcPr>
-            <w:tcW w:type="dxa" w:w="1440"/>
-          </w:tcPr>
-          <w:p>
-            <w:pPr>
-              <w:jc w:val="center"/>
-            </w:pPr>
-            <w:r>
-              <w:rPr>
-                <w:sz w:val="17"/>
-              </w:rPr>
-              <w:t>39%</w:t>
+              <w:t>-1.32%</w:t>
+            </w:r>
+          </w:p>
+        </w:tc>
+        <w:tc>
+          <w:tcPr>
+            <w:tcW w:type="dxa" w:w="1440"/>
+          </w:tcPr>
+          <w:p>
+            <w:pPr>
+              <w:jc w:val="center"/>
+            </w:pPr>
+            <w:r>
+              <w:rPr>
+                <w:sz w:val="17"/>
+              </w:rPr>
+              <w:t>8.2%</w:t>
+            </w:r>
+          </w:p>
+        </w:tc>
+        <w:tc>
+          <w:tcPr>
+            <w:tcW w:type="dxa" w:w="1440"/>
+          </w:tcPr>
+          <w:p>
+            <w:pPr>
+              <w:jc w:val="center"/>
+            </w:pPr>
+            <w:r>
+              <w:rPr>
+                <w:sz w:val="17"/>
+              </w:rPr>
+              <w:t>56%</w:t>
             </w:r>
           </w:p>
         </w:tc>
@@ -1880,7 +1880,7 @@
               <w:rPr>
                 <w:sz w:val="17"/>
               </w:rPr>
-              <w:t>国防军工</w:t>
+              <w:t>计算机</w:t>
             </w:r>
           </w:p>
         </w:tc>
@@ -1898,7 +1898,7 @@
                 <w:color w:val="C0392B"/>
                 <w:sz w:val="17"/>
               </w:rPr>
-              <w:t>-31.7%</w:t>
+              <w:t>-27.5%</w:t>
             </w:r>
           </w:p>
         </w:tc>
@@ -1916,39 +1916,39 @@
                 <w:color w:val="C0392B"/>
                 <w:sz w:val="17"/>
               </w:rPr>
-              <w:t>-1.54%</w:t>
-            </w:r>
-          </w:p>
-        </w:tc>
-        <w:tc>
-          <w:tcPr>
-            <w:tcW w:type="dxa" w:w="1440"/>
-          </w:tcPr>
-          <w:p>
-            <w:pPr>
-              <w:jc w:val="center"/>
-            </w:pPr>
-            <w:r>
-              <w:rPr>
-                <w:sz w:val="17"/>
-              </w:rPr>
-              <w:t>9.5%</w:t>
-            </w:r>
-          </w:p>
-        </w:tc>
-        <w:tc>
-          <w:tcPr>
-            <w:tcW w:type="dxa" w:w="1440"/>
-          </w:tcPr>
-          <w:p>
-            <w:pPr>
-              <w:jc w:val="center"/>
-            </w:pPr>
-            <w:r>
-              <w:rPr>
-                <w:sz w:val="17"/>
-              </w:rPr>
-              <w:t>50%</w:t>
+              <w:t>-0.71%</w:t>
+            </w:r>
+          </w:p>
+        </w:tc>
+        <w:tc>
+          <w:tcPr>
+            <w:tcW w:type="dxa" w:w="1440"/>
+          </w:tcPr>
+          <w:p>
+            <w:pPr>
+              <w:jc w:val="center"/>
+            </w:pPr>
+            <w:r>
+              <w:rPr>
+                <w:sz w:val="17"/>
+              </w:rPr>
+              <w:t>14.7%</w:t>
+            </w:r>
+          </w:p>
+        </w:tc>
+        <w:tc>
+          <w:tcPr>
+            <w:tcW w:type="dxa" w:w="1440"/>
+          </w:tcPr>
+          <w:p>
+            <w:pPr>
+              <w:jc w:val="center"/>
+            </w:pPr>
+            <w:r>
+              <w:rPr>
+                <w:sz w:val="17"/>
+              </w:rPr>
+              <w:t>39%</w:t>
             </w:r>
           </w:p>
         </w:tc>
@@ -1982,7 +1982,7 @@
               <w:rPr>
                 <w:sz w:val="17"/>
               </w:rPr>
-              <w:t>电力设备</w:t>
+              <w:t>国防军工</w:t>
             </w:r>
           </w:p>
         </w:tc>
@@ -2000,7 +2000,7 @@
                 <w:color w:val="C0392B"/>
                 <w:sz w:val="17"/>
               </w:rPr>
-              <w:t>-31.8%</w:t>
+              <w:t>-29.0%</w:t>
             </w:r>
           </w:p>
         </w:tc>
@@ -2018,39 +2018,39 @@
                 <w:color w:val="C0392B"/>
                 <w:sz w:val="17"/>
               </w:rPr>
-              <w:t>-1.00%</w:t>
-            </w:r>
-          </w:p>
-        </w:tc>
-        <w:tc>
-          <w:tcPr>
-            <w:tcW w:type="dxa" w:w="1440"/>
-          </w:tcPr>
-          <w:p>
-            <w:pPr>
-              <w:jc w:val="center"/>
-            </w:pPr>
-            <w:r>
-              <w:rPr>
-                <w:sz w:val="17"/>
-              </w:rPr>
-              <w:t>15.3%</w:t>
-            </w:r>
-          </w:p>
-        </w:tc>
-        <w:tc>
-          <w:tcPr>
-            <w:tcW w:type="dxa" w:w="1440"/>
-          </w:tcPr>
-          <w:p>
-            <w:pPr>
-              <w:jc w:val="center"/>
-            </w:pPr>
-            <w:r>
-              <w:rPr>
-                <w:sz w:val="17"/>
-              </w:rPr>
-              <w:t>28%</w:t>
+              <w:t>-1.36%</w:t>
+            </w:r>
+          </w:p>
+        </w:tc>
+        <w:tc>
+          <w:tcPr>
+            <w:tcW w:type="dxa" w:w="1440"/>
+          </w:tcPr>
+          <w:p>
+            <w:pPr>
+              <w:jc w:val="center"/>
+            </w:pPr>
+            <w:r>
+              <w:rPr>
+                <w:sz w:val="17"/>
+              </w:rPr>
+              <w:t>9.3%</w:t>
+            </w:r>
+          </w:p>
+        </w:tc>
+        <w:tc>
+          <w:tcPr>
+            <w:tcW w:type="dxa" w:w="1440"/>
+          </w:tcPr>
+          <w:p>
+            <w:pPr>
+              <w:jc w:val="center"/>
+            </w:pPr>
+            <w:r>
+              <w:rPr>
+                <w:sz w:val="17"/>
+              </w:rPr>
+              <w:t>50%</w:t>
             </w:r>
           </w:p>
         </w:tc>
@@ -2084,7 +2084,7 @@
               <w:rPr>
                 <w:sz w:val="17"/>
               </w:rPr>
-              <w:t>计算机</w:t>
+              <w:t>纺织服饰</w:t>
             </w:r>
           </w:p>
         </w:tc>
@@ -2102,7 +2102,7 @@
                 <w:color w:val="C0392B"/>
                 <w:sz w:val="17"/>
               </w:rPr>
-              <w:t>-32.7%</w:t>
+              <w:t>-29.2%</w:t>
             </w:r>
           </w:p>
         </w:tc>
@@ -2120,39 +2120,39 @@
                 <w:color w:val="C0392B"/>
                 <w:sz w:val="17"/>
               </w:rPr>
-              <w:t>-1.10%</w:t>
-            </w:r>
-          </w:p>
-        </w:tc>
-        <w:tc>
-          <w:tcPr>
-            <w:tcW w:type="dxa" w:w="1440"/>
-          </w:tcPr>
-          <w:p>
-            <w:pPr>
-              <w:jc w:val="center"/>
-            </w:pPr>
-            <w:r>
-              <w:rPr>
-                <w:sz w:val="17"/>
-              </w:rPr>
-              <w:t>14.7%</w:t>
-            </w:r>
-          </w:p>
-        </w:tc>
-        <w:tc>
-          <w:tcPr>
-            <w:tcW w:type="dxa" w:w="1440"/>
-          </w:tcPr>
-          <w:p>
-            <w:pPr>
-              <w:jc w:val="center"/>
-            </w:pPr>
-            <w:r>
-              <w:rPr>
-                <w:sz w:val="17"/>
-              </w:rPr>
-              <w:t>33%</w:t>
+              <w:t>-1.58%</w:t>
+            </w:r>
+          </w:p>
+        </w:tc>
+        <w:tc>
+          <w:tcPr>
+            <w:tcW w:type="dxa" w:w="1440"/>
+          </w:tcPr>
+          <w:p>
+            <w:pPr>
+              <w:jc w:val="center"/>
+            </w:pPr>
+            <w:r>
+              <w:rPr>
+                <w:sz w:val="17"/>
+              </w:rPr>
+              <w:t>6.6%</w:t>
+            </w:r>
+          </w:p>
+        </w:tc>
+        <w:tc>
+          <w:tcPr>
+            <w:tcW w:type="dxa" w:w="1440"/>
+          </w:tcPr>
+          <w:p>
+            <w:pPr>
+              <w:jc w:val="center"/>
+            </w:pPr>
+            <w:r>
+              <w:rPr>
+                <w:sz w:val="17"/>
+              </w:rPr>
+              <w:t>39%</w:t>
             </w:r>
           </w:p>
         </w:tc>
@@ -2186,7 +2186,7 @@
               <w:rPr>
                 <w:sz w:val="17"/>
               </w:rPr>
-              <w:t>纺织服饰</w:t>
+              <w:t>电力设备</w:t>
             </w:r>
           </w:p>
         </w:tc>
@@ -2204,7 +2204,7 @@
                 <w:color w:val="C0392B"/>
                 <w:sz w:val="17"/>
               </w:rPr>
-              <w:t>-34.0%</w:t>
+              <w:t>-29.2%</w:t>
             </w:r>
           </w:p>
         </w:tc>
@@ -2222,39 +2222,39 @@
                 <w:color w:val="C0392B"/>
                 <w:sz w:val="17"/>
               </w:rPr>
-              <w:t>-1.94%</w:t>
-            </w:r>
-          </w:p>
-        </w:tc>
-        <w:tc>
-          <w:tcPr>
-            <w:tcW w:type="dxa" w:w="1440"/>
-          </w:tcPr>
-          <w:p>
-            <w:pPr>
-              <w:jc w:val="center"/>
-            </w:pPr>
-            <w:r>
-              <w:rPr>
-                <w:sz w:val="17"/>
-              </w:rPr>
-              <w:t>6.8%</w:t>
-            </w:r>
-          </w:p>
-        </w:tc>
-        <w:tc>
-          <w:tcPr>
-            <w:tcW w:type="dxa" w:w="1440"/>
-          </w:tcPr>
-          <w:p>
-            <w:pPr>
-              <w:jc w:val="center"/>
-            </w:pPr>
-            <w:r>
-              <w:rPr>
-                <w:sz w:val="17"/>
-              </w:rPr>
-              <w:t>39%</w:t>
+              <w:t>-0.83%</w:t>
+            </w:r>
+          </w:p>
+        </w:tc>
+        <w:tc>
+          <w:tcPr>
+            <w:tcW w:type="dxa" w:w="1440"/>
+          </w:tcPr>
+          <w:p>
+            <w:pPr>
+              <w:jc w:val="center"/>
+            </w:pPr>
+            <w:r>
+              <w:rPr>
+                <w:sz w:val="17"/>
+              </w:rPr>
+              <w:t>15.2%</w:t>
+            </w:r>
+          </w:p>
+        </w:tc>
+        <w:tc>
+          <w:tcPr>
+            <w:tcW w:type="dxa" w:w="1440"/>
+          </w:tcPr>
+          <w:p>
+            <w:pPr>
+              <w:jc w:val="center"/>
+            </w:pPr>
+            <w:r>
+              <w:rPr>
+                <w:sz w:val="17"/>
+              </w:rPr>
+              <w:t>28%</w:t>
             </w:r>
           </w:p>
         </w:tc>
@@ -2306,7 +2306,7 @@
                 <w:color w:val="C0392B"/>
                 <w:sz w:val="17"/>
               </w:rPr>
-              <w:t>-34.8%</w:t>
+              <w:t>-31.2%</w:t>
             </w:r>
           </w:p>
         </w:tc>
@@ -2324,23 +2324,23 @@
                 <w:color w:val="C0392B"/>
                 <w:sz w:val="17"/>
               </w:rPr>
-              <w:t>-1.98%</w:t>
-            </w:r>
-          </w:p>
-        </w:tc>
-        <w:tc>
-          <w:tcPr>
-            <w:tcW w:type="dxa" w:w="1440"/>
-          </w:tcPr>
-          <w:p>
-            <w:pPr>
-              <w:jc w:val="center"/>
-            </w:pPr>
-            <w:r>
-              <w:rPr>
-                <w:sz w:val="17"/>
-              </w:rPr>
-              <w:t>7.1%</w:t>
+              <w:t>-1.72%</w:t>
+            </w:r>
+          </w:p>
+        </w:tc>
+        <w:tc>
+          <w:tcPr>
+            <w:tcW w:type="dxa" w:w="1440"/>
+          </w:tcPr>
+          <w:p>
+            <w:pPr>
+              <w:jc w:val="center"/>
+            </w:pPr>
+            <w:r>
+              <w:rPr>
+                <w:sz w:val="17"/>
+              </w:rPr>
+              <w:t>6.9%</w:t>
             </w:r>
           </w:p>
         </w:tc>
@@ -2408,7 +2408,7 @@
                 <w:color w:val="C0392B"/>
                 <w:sz w:val="17"/>
               </w:rPr>
-              <w:t>-38.1%</w:t>
+              <w:t>-36.3%</w:t>
             </w:r>
           </w:p>
         </w:tc>
@@ -2426,23 +2426,23 @@
                 <w:color w:val="C0392B"/>
                 <w:sz w:val="17"/>
               </w:rPr>
-              <w:t>-1.55%</w:t>
-            </w:r>
-          </w:p>
-        </w:tc>
-        <w:tc>
-          <w:tcPr>
-            <w:tcW w:type="dxa" w:w="1440"/>
-          </w:tcPr>
-          <w:p>
-            <w:pPr>
-              <w:jc w:val="center"/>
-            </w:pPr>
-            <w:r>
-              <w:rPr>
-                <w:sz w:val="17"/>
-              </w:rPr>
-              <w:t>14.1%</w:t>
+              <w:t>-1.44%</w:t>
+            </w:r>
+          </w:p>
+        </w:tc>
+        <w:tc>
+          <w:tcPr>
+            <w:tcW w:type="dxa" w:w="1440"/>
+          </w:tcPr>
+          <w:p>
+            <w:pPr>
+              <w:jc w:val="center"/>
+            </w:pPr>
+            <w:r>
+              <w:rPr>
+                <w:sz w:val="17"/>
+              </w:rPr>
+              <w:t>13.9%</w:t>
             </w:r>
           </w:p>
         </w:tc>
@@ -2492,7 +2492,7 @@
               <w:rPr>
                 <w:sz w:val="17"/>
               </w:rPr>
-              <w:t>钢铁</w:t>
+              <w:t>轻工制造</w:t>
             </w:r>
           </w:p>
         </w:tc>
@@ -2510,7 +2510,7 @@
                 <w:color w:val="C0392B"/>
                 <w:sz w:val="17"/>
               </w:rPr>
-              <w:t>-39.7%</w:t>
+              <w:t>-36.6%</w:t>
             </w:r>
           </w:p>
         </w:tc>
@@ -2528,23 +2528,23 @@
                 <w:color w:val="C0392B"/>
                 <w:sz w:val="17"/>
               </w:rPr>
-              <w:t>-2.22%</w:t>
-            </w:r>
-          </w:p>
-        </w:tc>
-        <w:tc>
-          <w:tcPr>
-            <w:tcW w:type="dxa" w:w="1440"/>
-          </w:tcPr>
-          <w:p>
-            <w:pPr>
-              <w:jc w:val="center"/>
-            </w:pPr>
-            <w:r>
-              <w:rPr>
-                <w:sz w:val="17"/>
-              </w:rPr>
-              <w:t>9.2%</w:t>
+              <w:t>-2.01%</w:t>
+            </w:r>
+          </w:p>
+        </w:tc>
+        <w:tc>
+          <w:tcPr>
+            <w:tcW w:type="dxa" w:w="1440"/>
+          </w:tcPr>
+          <w:p>
+            <w:pPr>
+              <w:jc w:val="center"/>
+            </w:pPr>
+            <w:r>
+              <w:rPr>
+                <w:sz w:val="17"/>
+              </w:rPr>
+              <w:t>8.5%</w:t>
             </w:r>
           </w:p>
         </w:tc>
@@ -2594,7 +2594,7 @@
               <w:rPr>
                 <w:sz w:val="17"/>
               </w:rPr>
-              <w:t>轻工制造</w:t>
+              <w:t>钢铁</w:t>
             </w:r>
           </w:p>
         </w:tc>
@@ -2612,7 +2612,7 @@
                 <w:color w:val="C0392B"/>
                 <w:sz w:val="17"/>
               </w:rPr>
-              <w:t>-40.4%</w:t>
+              <w:t>-38.5%</w:t>
             </w:r>
           </w:p>
         </w:tc>
@@ -2630,39 +2630,39 @@
                 <w:color w:val="C0392B"/>
                 <w:sz w:val="17"/>
               </w:rPr>
-              <w:t>-2.32%</w:t>
-            </w:r>
-          </w:p>
-        </w:tc>
-        <w:tc>
-          <w:tcPr>
-            <w:tcW w:type="dxa" w:w="1440"/>
-          </w:tcPr>
-          <w:p>
-            <w:pPr>
-              <w:jc w:val="center"/>
-            </w:pPr>
-            <w:r>
-              <w:rPr>
-                <w:sz w:val="17"/>
-              </w:rPr>
-              <w:t>8.6%</w:t>
-            </w:r>
-          </w:p>
-        </w:tc>
-        <w:tc>
-          <w:tcPr>
-            <w:tcW w:type="dxa" w:w="1440"/>
-          </w:tcPr>
-          <w:p>
-            <w:pPr>
-              <w:jc w:val="center"/>
-            </w:pPr>
-            <w:r>
-              <w:rPr>
-                <w:sz w:val="17"/>
-              </w:rPr>
-              <w:t>39%</w:t>
+              <w:t>-2.11%</w:t>
+            </w:r>
+          </w:p>
+        </w:tc>
+        <w:tc>
+          <w:tcPr>
+            <w:tcW w:type="dxa" w:w="1440"/>
+          </w:tcPr>
+          <w:p>
+            <w:pPr>
+              <w:jc w:val="center"/>
+            </w:pPr>
+            <w:r>
+              <w:rPr>
+                <w:sz w:val="17"/>
+              </w:rPr>
+              <w:t>9.2%</w:t>
+            </w:r>
+          </w:p>
+        </w:tc>
+        <w:tc>
+          <w:tcPr>
+            <w:tcW w:type="dxa" w:w="1440"/>
+          </w:tcPr>
+          <w:p>
+            <w:pPr>
+              <w:jc w:val="center"/>
+            </w:pPr>
+            <w:r>
+              <w:rPr>
+                <w:sz w:val="17"/>
+              </w:rPr>
+              <w:t>44%</w:t>
             </w:r>
           </w:p>
         </w:tc>
@@ -2696,7 +2696,7 @@
               <w:rPr>
                 <w:sz w:val="17"/>
               </w:rPr>
-              <w:t>医药生物</w:t>
+              <w:t>社会服务</w:t>
             </w:r>
           </w:p>
         </w:tc>
@@ -2714,7 +2714,7 @@
                 <w:color w:val="C0392B"/>
                 <w:sz w:val="17"/>
               </w:rPr>
-              <w:t>-44.7%</w:t>
+              <w:t>-40.8%</w:t>
             </w:r>
           </w:p>
         </w:tc>
@@ -2732,23 +2732,23 @@
                 <w:color w:val="C0392B"/>
                 <w:sz w:val="17"/>
               </w:rPr>
-              <w:t>-2.63%</w:t>
-            </w:r>
-          </w:p>
-        </w:tc>
-        <w:tc>
-          <w:tcPr>
-            <w:tcW w:type="dxa" w:w="1440"/>
-          </w:tcPr>
-          <w:p>
-            <w:pPr>
-              <w:jc w:val="center"/>
-            </w:pPr>
-            <w:r>
-              <w:rPr>
-                <w:sz w:val="17"/>
-              </w:rPr>
-              <w:t>9.6%</w:t>
+              <w:t>-2.06%</w:t>
+            </w:r>
+          </w:p>
+        </w:tc>
+        <w:tc>
+          <w:tcPr>
+            <w:tcW w:type="dxa" w:w="1440"/>
+          </w:tcPr>
+          <w:p>
+            <w:pPr>
+              <w:jc w:val="center"/>
+            </w:pPr>
+            <w:r>
+              <w:rPr>
+                <w:sz w:val="17"/>
+              </w:rPr>
+              <w:t>12.0%</w:t>
             </w:r>
           </w:p>
         </w:tc>
@@ -2798,7 +2798,7 @@
               <w:rPr>
                 <w:sz w:val="17"/>
               </w:rPr>
-              <w:t>社会服务</w:t>
+              <w:t>医药生物</w:t>
             </w:r>
           </w:p>
         </w:tc>
@@ -2816,7 +2816,7 @@
                 <w:color w:val="C0392B"/>
                 <w:sz w:val="17"/>
               </w:rPr>
-              <w:t>-45.7%</w:t>
+              <w:t>-43.9%</w:t>
             </w:r>
           </w:p>
         </w:tc>
@@ -2834,23 +2834,23 @@
                 <w:color w:val="C0392B"/>
                 <w:sz w:val="17"/>
               </w:rPr>
-              <w:t>-2.48%</w:t>
-            </w:r>
-          </w:p>
-        </w:tc>
-        <w:tc>
-          <w:tcPr>
-            <w:tcW w:type="dxa" w:w="1440"/>
-          </w:tcPr>
-          <w:p>
-            <w:pPr>
-              <w:jc w:val="center"/>
-            </w:pPr>
-            <w:r>
-              <w:rPr>
-                <w:sz w:val="17"/>
-              </w:rPr>
-              <w:t>12.2%</w:t>
+              <w:t>-2.55%</w:t>
+            </w:r>
+          </w:p>
+        </w:tc>
+        <w:tc>
+          <w:tcPr>
+            <w:tcW w:type="dxa" w:w="1440"/>
+          </w:tcPr>
+          <w:p>
+            <w:pPr>
+              <w:jc w:val="center"/>
+            </w:pPr>
+            <w:r>
+              <w:rPr>
+                <w:sz w:val="17"/>
+              </w:rPr>
+              <w:t>9.7%</w:t>
             </w:r>
           </w:p>
         </w:tc>
@@ -2900,7 +2900,7 @@
               <w:rPr>
                 <w:sz w:val="17"/>
               </w:rPr>
-              <w:t>食品饮料</w:t>
+              <w:t>商贸零售</w:t>
             </w:r>
           </w:p>
         </w:tc>
@@ -2918,7 +2918,7 @@
                 <w:color w:val="C0392B"/>
                 <w:sz w:val="17"/>
               </w:rPr>
-              <w:t>-48.0%</w:t>
+              <w:t>-46.9%</w:t>
             </w:r>
           </w:p>
         </w:tc>
@@ -2936,23 +2936,23 @@
                 <w:color w:val="C0392B"/>
                 <w:sz w:val="17"/>
               </w:rPr>
-              <w:t>-2.82%</w:t>
-            </w:r>
-          </w:p>
-        </w:tc>
-        <w:tc>
-          <w:tcPr>
-            <w:tcW w:type="dxa" w:w="1440"/>
-          </w:tcPr>
-          <w:p>
-            <w:pPr>
-              <w:jc w:val="center"/>
-            </w:pPr>
-            <w:r>
-              <w:rPr>
-                <w:sz w:val="17"/>
-              </w:rPr>
-              <w:t>10.8%</w:t>
+              <w:t>-2.48%</w:t>
+            </w:r>
+          </w:p>
+        </w:tc>
+        <w:tc>
+          <w:tcPr>
+            <w:tcW w:type="dxa" w:w="1440"/>
+          </w:tcPr>
+          <w:p>
+            <w:pPr>
+              <w:jc w:val="center"/>
+            </w:pPr>
+            <w:r>
+              <w:rPr>
+                <w:sz w:val="17"/>
+              </w:rPr>
+              <w:t>12.9%</w:t>
             </w:r>
           </w:p>
         </w:tc>
@@ -3002,7 +3002,7 @@
               <w:rPr>
                 <w:sz w:val="17"/>
               </w:rPr>
-              <w:t>农林牧渔</w:t>
+              <w:t>食品饮料</w:t>
             </w:r>
           </w:p>
         </w:tc>
@@ -3020,7 +3020,7 @@
                 <w:color w:val="C0392B"/>
                 <w:sz w:val="17"/>
               </w:rPr>
-              <w:t>-48.4%</w:t>
+              <w:t>-47.0%</w:t>
             </w:r>
           </w:p>
         </w:tc>
@@ -3038,23 +3038,23 @@
                 <w:color w:val="C0392B"/>
                 <w:sz w:val="17"/>
               </w:rPr>
-              <w:t>-3.14%</w:t>
-            </w:r>
-          </w:p>
-        </w:tc>
-        <w:tc>
-          <w:tcPr>
-            <w:tcW w:type="dxa" w:w="1440"/>
-          </w:tcPr>
-          <w:p>
-            <w:pPr>
-              <w:jc w:val="center"/>
-            </w:pPr>
-            <w:r>
-              <w:rPr>
-                <w:sz w:val="17"/>
-              </w:rPr>
-              <w:t>7.5%</w:t>
+              <w:t>-2.72%</w:t>
+            </w:r>
+          </w:p>
+        </w:tc>
+        <w:tc>
+          <w:tcPr>
+            <w:tcW w:type="dxa" w:w="1440"/>
+          </w:tcPr>
+          <w:p>
+            <w:pPr>
+              <w:jc w:val="center"/>
+            </w:pPr>
+            <w:r>
+              <w:rPr>
+                <w:sz w:val="17"/>
+              </w:rPr>
+              <w:t>10.9%</w:t>
             </w:r>
           </w:p>
         </w:tc>
@@ -3104,7 +3104,7 @@
               <w:rPr>
                 <w:sz w:val="17"/>
               </w:rPr>
-              <w:t>商贸零售</w:t>
+              <w:t>农林牧渔</w:t>
             </w:r>
           </w:p>
         </w:tc>
@@ -3122,7 +3122,7 @@
                 <w:color w:val="C0392B"/>
                 <w:sz w:val="17"/>
               </w:rPr>
-              <w:t>-50.0%</w:t>
+              <w:t>-47.7%</w:t>
             </w:r>
           </w:p>
         </w:tc>
@@ -3140,39 +3140,39 @@
                 <w:color w:val="C0392B"/>
                 <w:sz w:val="17"/>
               </w:rPr>
-              <w:t>-2.79%</w:t>
-            </w:r>
-          </w:p>
-        </w:tc>
-        <w:tc>
-          <w:tcPr>
-            <w:tcW w:type="dxa" w:w="1440"/>
-          </w:tcPr>
-          <w:p>
-            <w:pPr>
-              <w:jc w:val="center"/>
-            </w:pPr>
-            <w:r>
-              <w:rPr>
-                <w:sz w:val="17"/>
-              </w:rPr>
-              <w:t>12.8%</w:t>
-            </w:r>
-          </w:p>
-        </w:tc>
-        <w:tc>
-          <w:tcPr>
-            <w:tcW w:type="dxa" w:w="1440"/>
-          </w:tcPr>
-          <w:p>
-            <w:pPr>
-              <w:jc w:val="center"/>
-            </w:pPr>
-            <w:r>
-              <w:rPr>
-                <w:sz w:val="17"/>
-              </w:rPr>
-              <w:t>39%</w:t>
+              <w:t>-3.07%</w:t>
+            </w:r>
+          </w:p>
+        </w:tc>
+        <w:tc>
+          <w:tcPr>
+            <w:tcW w:type="dxa" w:w="1440"/>
+          </w:tcPr>
+          <w:p>
+            <w:pPr>
+              <w:jc w:val="center"/>
+            </w:pPr>
+            <w:r>
+              <w:rPr>
+                <w:sz w:val="17"/>
+              </w:rPr>
+              <w:t>7.5%</w:t>
+            </w:r>
+          </w:p>
+        </w:tc>
+        <w:tc>
+          <w:tcPr>
+            <w:tcW w:type="dxa" w:w="1440"/>
+          </w:tcPr>
+          <w:p>
+            <w:pPr>
+              <w:jc w:val="center"/>
+            </w:pPr>
+            <w:r>
+              <w:rPr>
+                <w:sz w:val="17"/>
+              </w:rPr>
+              <w:t>44%</w:t>
             </w:r>
           </w:p>
         </w:tc>
@@ -3224,7 +3224,7 @@
                 <w:color w:val="C0392B"/>
                 <w:sz w:val="17"/>
               </w:rPr>
-              <w:t>-53.4%</w:t>
+              <w:t>-51.5%</w:t>
             </w:r>
           </w:p>
         </w:tc>
@@ -3242,7 +3242,7 @@
                 <w:color w:val="C0392B"/>
                 <w:sz w:val="17"/>
               </w:rPr>
-              <w:t>-3.43%</w:t>
+              <w:t>-3.22%</w:t>
             </w:r>
           </w:p>
         </w:tc>
@@ -3326,7 +3326,7 @@
                 <w:color w:val="C0392B"/>
                 <w:sz w:val="17"/>
               </w:rPr>
-              <w:t>-61.9%</w:t>
+              <w:t>-60.6%</w:t>
             </w:r>
           </w:p>
         </w:tc>
@@ -3344,23 +3344,23 @@
                 <w:color w:val="C0392B"/>
                 <w:sz w:val="17"/>
               </w:rPr>
-              <w:t>-4.34%</w:t>
-            </w:r>
-          </w:p>
-        </w:tc>
-        <w:tc>
-          <w:tcPr>
-            <w:tcW w:type="dxa" w:w="1440"/>
-          </w:tcPr>
-          <w:p>
-            <w:pPr>
-              <w:jc w:val="center"/>
-            </w:pPr>
-            <w:r>
-              <w:rPr>
-                <w:sz w:val="17"/>
-              </w:rPr>
-              <w:t>11.3%</w:t>
+              <w:t>-4.16%</w:t>
+            </w:r>
+          </w:p>
+        </w:tc>
+        <w:tc>
+          <w:tcPr>
+            <w:tcW w:type="dxa" w:w="1440"/>
+          </w:tcPr>
+          <w:p>
+            <w:pPr>
+              <w:jc w:val="center"/>
+            </w:pPr>
+            <w:r>
+              <w:rPr>
+                <w:sz w:val="17"/>
+              </w:rPr>
+              <w:t>11.4%</w:t>
             </w:r>
           </w:p>
         </w:tc>
@@ -3611,7 +3611,7 @@
                 <w:color w:val="27AE60"/>
                 <w:sz w:val="17"/>
               </w:rPr>
-              <w:t>193.1%</w:t>
+              <w:t>175.3%</w:t>
             </w:r>
           </w:p>
         </w:tc>
@@ -3629,23 +3629,23 @@
                 <w:color w:val="27AE60"/>
                 <w:sz w:val="17"/>
               </w:rPr>
-              <w:t>7.31%</w:t>
-            </w:r>
-          </w:p>
-        </w:tc>
-        <w:tc>
-          <w:tcPr>
-            <w:tcW w:type="dxa" w:w="1440"/>
-          </w:tcPr>
-          <w:p>
-            <w:pPr>
-              <w:jc w:val="center"/>
-            </w:pPr>
-            <w:r>
-              <w:rPr>
-                <w:sz w:val="17"/>
-              </w:rPr>
-              <w:t>19.5%</w:t>
+              <w:t>7.05%</w:t>
+            </w:r>
+          </w:p>
+        </w:tc>
+        <w:tc>
+          <w:tcPr>
+            <w:tcW w:type="dxa" w:w="1440"/>
+          </w:tcPr>
+          <w:p>
+            <w:pPr>
+              <w:jc w:val="center"/>
+            </w:pPr>
+            <w:r>
+              <w:rPr>
+                <w:sz w:val="17"/>
+              </w:rPr>
+              <w:t>19.9%</w:t>
             </w:r>
           </w:p>
         </w:tc>
@@ -3713,7 +3713,7 @@
                 <w:color w:val="27AE60"/>
                 <w:sz w:val="17"/>
               </w:rPr>
-              <w:t>34.3%</w:t>
+              <w:t>30.1%</w:t>
             </w:r>
           </w:p>
         </w:tc>
@@ -3731,23 +3731,23 @@
                 <w:color w:val="27AE60"/>
                 <w:sz w:val="17"/>
               </w:rPr>
-              <w:t>3.96%</w:t>
-            </w:r>
-          </w:p>
-        </w:tc>
-        <w:tc>
-          <w:tcPr>
-            <w:tcW w:type="dxa" w:w="1440"/>
-          </w:tcPr>
-          <w:p>
-            <w:pPr>
-              <w:jc w:val="center"/>
-            </w:pPr>
-            <w:r>
-              <w:rPr>
-                <w:sz w:val="17"/>
-              </w:rPr>
-              <w:t>25.4%</w:t>
+              <w:t>3.85%</w:t>
+            </w:r>
+          </w:p>
+        </w:tc>
+        <w:tc>
+          <w:tcPr>
+            <w:tcW w:type="dxa" w:w="1440"/>
+          </w:tcPr>
+          <w:p>
+            <w:pPr>
+              <w:jc w:val="center"/>
+            </w:pPr>
+            <w:r>
+              <w:rPr>
+                <w:sz w:val="17"/>
+              </w:rPr>
+              <w:t>25.6%</w:t>
             </w:r>
           </w:p>
         </w:tc>
@@ -3797,7 +3797,7 @@
               <w:rPr>
                 <w:sz w:val="17"/>
               </w:rPr>
-              <w:t>煤炭</w:t>
+              <w:t>综合</w:t>
             </w:r>
           </w:p>
         </w:tc>
@@ -3815,7 +3815,7 @@
                 <w:color w:val="27AE60"/>
                 <w:sz w:val="17"/>
               </w:rPr>
-              <w:t>15.9%</w:t>
+              <w:t>17.7%</w:t>
             </w:r>
           </w:p>
         </w:tc>
@@ -3833,39 +3833,39 @@
                 <w:color w:val="27AE60"/>
                 <w:sz w:val="17"/>
               </w:rPr>
-              <w:t>1.22%</w:t>
-            </w:r>
-          </w:p>
-        </w:tc>
-        <w:tc>
-          <w:tcPr>
-            <w:tcW w:type="dxa" w:w="1440"/>
-          </w:tcPr>
-          <w:p>
-            <w:pPr>
-              <w:jc w:val="center"/>
-            </w:pPr>
-            <w:r>
-              <w:rPr>
-                <w:sz w:val="17"/>
-              </w:rPr>
-              <w:t>9.7%</w:t>
-            </w:r>
-          </w:p>
-        </w:tc>
-        <w:tc>
-          <w:tcPr>
-            <w:tcW w:type="dxa" w:w="1440"/>
-          </w:tcPr>
-          <w:p>
-            <w:pPr>
-              <w:jc w:val="center"/>
-            </w:pPr>
-            <w:r>
-              <w:rPr>
-                <w:sz w:val="17"/>
-              </w:rPr>
-              <w:t>61%</w:t>
+              <w:t>1.72%</w:t>
+            </w:r>
+          </w:p>
+        </w:tc>
+        <w:tc>
+          <w:tcPr>
+            <w:tcW w:type="dxa" w:w="1440"/>
+          </w:tcPr>
+          <w:p>
+            <w:pPr>
+              <w:jc w:val="center"/>
+            </w:pPr>
+            <w:r>
+              <w:rPr>
+                <w:sz w:val="17"/>
+              </w:rPr>
+              <w:t>13.7%</w:t>
+            </w:r>
+          </w:p>
+        </w:tc>
+        <w:tc>
+          <w:tcPr>
+            <w:tcW w:type="dxa" w:w="1440"/>
+          </w:tcPr>
+          <w:p>
+            <w:pPr>
+              <w:jc w:val="center"/>
+            </w:pPr>
+            <w:r>
+              <w:rPr>
+                <w:sz w:val="17"/>
+              </w:rPr>
+              <w:t>50%</w:t>
             </w:r>
           </w:p>
         </w:tc>
@@ -3899,7 +3899,7 @@
               <w:rPr>
                 <w:sz w:val="17"/>
               </w:rPr>
-              <w:t>综合</w:t>
+              <w:t>有色金属</w:t>
             </w:r>
           </w:p>
         </w:tc>
@@ -3917,7 +3917,7 @@
                 <w:color w:val="27AE60"/>
                 <w:sz w:val="17"/>
               </w:rPr>
-              <w:t>10.4%</w:t>
+              <w:t>15.3%</w:t>
             </w:r>
           </w:p>
         </w:tc>
@@ -3935,23 +3935,23 @@
                 <w:color w:val="27AE60"/>
                 <w:sz w:val="17"/>
               </w:rPr>
-              <w:t>1.43%</w:t>
-            </w:r>
-          </w:p>
-        </w:tc>
-        <w:tc>
-          <w:tcPr>
-            <w:tcW w:type="dxa" w:w="1440"/>
-          </w:tcPr>
-          <w:p>
-            <w:pPr>
-              <w:jc w:val="center"/>
-            </w:pPr>
-            <w:r>
-              <w:rPr>
-                <w:sz w:val="17"/>
-              </w:rPr>
-              <w:t>14.0%</w:t>
+              <w:t>1.39%</w:t>
+            </w:r>
+          </w:p>
+        </w:tc>
+        <w:tc>
+          <w:tcPr>
+            <w:tcW w:type="dxa" w:w="1440"/>
+          </w:tcPr>
+          <w:p>
+            <w:pPr>
+              <w:jc w:val="center"/>
+            </w:pPr>
+            <w:r>
+              <w:rPr>
+                <w:sz w:val="17"/>
+              </w:rPr>
+              <w:t>12.2%</w:t>
             </w:r>
           </w:p>
         </w:tc>
@@ -4001,7 +4001,7 @@
               <w:rPr>
                 <w:sz w:val="17"/>
               </w:rPr>
-              <w:t>有色金属</w:t>
+              <w:t>煤炭</w:t>
             </w:r>
           </w:p>
         </w:tc>
@@ -4019,7 +4019,7 @@
                 <w:color w:val="27AE60"/>
                 <w:sz w:val="17"/>
               </w:rPr>
-              <w:t>10.2%</w:t>
+              <w:t>10.6%</w:t>
             </w:r>
           </w:p>
         </w:tc>
@@ -4037,39 +4037,39 @@
                 <w:color w:val="27AE60"/>
                 <w:sz w:val="17"/>
               </w:rPr>
-              <w:t>1.16%</w:t>
-            </w:r>
-          </w:p>
-        </w:tc>
-        <w:tc>
-          <w:tcPr>
-            <w:tcW w:type="dxa" w:w="1440"/>
-          </w:tcPr>
-          <w:p>
-            <w:pPr>
-              <w:jc w:val="center"/>
-            </w:pPr>
-            <w:r>
-              <w:rPr>
-                <w:sz w:val="17"/>
-              </w:rPr>
-              <w:t>12.3%</w:t>
-            </w:r>
-          </w:p>
-        </w:tc>
-        <w:tc>
-          <w:tcPr>
-            <w:tcW w:type="dxa" w:w="1440"/>
-          </w:tcPr>
-          <w:p>
-            <w:pPr>
-              <w:jc w:val="center"/>
-            </w:pPr>
-            <w:r>
-              <w:rPr>
-                <w:sz w:val="17"/>
-              </w:rPr>
-              <w:t>50%</w:t>
+              <w:t>0.94%</w:t>
+            </w:r>
+          </w:p>
+        </w:tc>
+        <w:tc>
+          <w:tcPr>
+            <w:tcW w:type="dxa" w:w="1440"/>
+          </w:tcPr>
+          <w:p>
+            <w:pPr>
+              <w:jc w:val="center"/>
+            </w:pPr>
+            <w:r>
+              <w:rPr>
+                <w:sz w:val="17"/>
+              </w:rPr>
+              <w:t>9.3%</w:t>
+            </w:r>
+          </w:p>
+        </w:tc>
+        <w:tc>
+          <w:tcPr>
+            <w:tcW w:type="dxa" w:w="1440"/>
+          </w:tcPr>
+          <w:p>
+            <w:pPr>
+              <w:jc w:val="center"/>
+            </w:pPr>
+            <w:r>
+              <w:rPr>
+                <w:sz w:val="17"/>
+              </w:rPr>
+              <w:t>61%</w:t>
             </w:r>
           </w:p>
         </w:tc>
@@ -4103,7 +4103,7 @@
               <w:rPr>
                 <w:sz w:val="17"/>
               </w:rPr>
-              <w:t>银行</w:t>
+              <w:t>机械设备</w:t>
             </w:r>
           </w:p>
         </w:tc>
@@ -4121,7 +4121,7 @@
                 <w:color w:val="27AE60"/>
                 <w:sz w:val="17"/>
               </w:rPr>
-              <w:t>7.4%</w:t>
+              <w:t>7.8%</w:t>
             </w:r>
           </w:p>
         </w:tc>
@@ -4139,39 +4139,39 @@
                 <w:color w:val="27AE60"/>
                 <w:sz w:val="17"/>
               </w:rPr>
-              <w:t>0.63%</w:t>
-            </w:r>
-          </w:p>
-        </w:tc>
-        <w:tc>
-          <w:tcPr>
-            <w:tcW w:type="dxa" w:w="1440"/>
-          </w:tcPr>
-          <w:p>
-            <w:pPr>
-              <w:jc w:val="center"/>
-            </w:pPr>
-            <w:r>
-              <w:rPr>
-                <w:sz w:val="17"/>
-              </w:rPr>
-              <w:t>7.2%</w:t>
-            </w:r>
-          </w:p>
-        </w:tc>
-        <w:tc>
-          <w:tcPr>
-            <w:tcW w:type="dxa" w:w="1440"/>
-          </w:tcPr>
-          <w:p>
-            <w:pPr>
-              <w:jc w:val="center"/>
-            </w:pPr>
-            <w:r>
-              <w:rPr>
-                <w:sz w:val="17"/>
-              </w:rPr>
-              <w:t>56%</w:t>
+              <w:t>1.06%</w:t>
+            </w:r>
+          </w:p>
+        </w:tc>
+        <w:tc>
+          <w:tcPr>
+            <w:tcW w:type="dxa" w:w="1440"/>
+          </w:tcPr>
+          <w:p>
+            <w:pPr>
+              <w:jc w:val="center"/>
+            </w:pPr>
+            <w:r>
+              <w:rPr>
+                <w:sz w:val="17"/>
+              </w:rPr>
+              <w:t>11.9%</w:t>
+            </w:r>
+          </w:p>
+        </w:tc>
+        <w:tc>
+          <w:tcPr>
+            <w:tcW w:type="dxa" w:w="1440"/>
+          </w:tcPr>
+          <w:p>
+            <w:pPr>
+              <w:jc w:val="center"/>
+            </w:pPr>
+            <w:r>
+              <w:rPr>
+                <w:sz w:val="17"/>
+              </w:rPr>
+              <w:t>50%</w:t>
             </w:r>
           </w:p>
         </w:tc>
@@ -4386,7 +4386,7 @@
               <w:rPr>
                 <w:sz w:val="17"/>
               </w:rPr>
-              <w:t>机械设备</w:t>
+              <w:t>银行</w:t>
             </w:r>
           </w:p>
         </w:tc>
@@ -4404,7 +4404,7 @@
                 <w:color w:val="27AE60"/>
                 <w:sz w:val="17"/>
               </w:rPr>
-              <w:t>4.0%</w:t>
+              <w:t>7.0%</w:t>
             </w:r>
           </w:p>
         </w:tc>
@@ -4422,39 +4422,39 @@
                 <w:color w:val="27AE60"/>
                 <w:sz w:val="17"/>
               </w:rPr>
-              <w:t>0.90%</w:t>
-            </w:r>
-          </w:p>
-        </w:tc>
-        <w:tc>
-          <w:tcPr>
-            <w:tcW w:type="dxa" w:w="1440"/>
-          </w:tcPr>
-          <w:p>
-            <w:pPr>
-              <w:jc w:val="center"/>
-            </w:pPr>
-            <w:r>
-              <w:rPr>
-                <w:sz w:val="17"/>
-              </w:rPr>
-              <w:t>12.2%</w:t>
-            </w:r>
-          </w:p>
-        </w:tc>
-        <w:tc>
-          <w:tcPr>
-            <w:tcW w:type="dxa" w:w="1440"/>
-          </w:tcPr>
-          <w:p>
-            <w:pPr>
-              <w:jc w:val="center"/>
-            </w:pPr>
-            <w:r>
-              <w:rPr>
-                <w:sz w:val="17"/>
-              </w:rPr>
-              <w:t>50%</w:t>
+              <w:t>0.60%</w:t>
+            </w:r>
+          </w:p>
+        </w:tc>
+        <w:tc>
+          <w:tcPr>
+            <w:tcW w:type="dxa" w:w="1440"/>
+          </w:tcPr>
+          <w:p>
+            <w:pPr>
+              <w:jc w:val="center"/>
+            </w:pPr>
+            <w:r>
+              <w:rPr>
+                <w:sz w:val="17"/>
+              </w:rPr>
+              <w:t>7.2%</w:t>
+            </w:r>
+          </w:p>
+        </w:tc>
+        <w:tc>
+          <w:tcPr>
+            <w:tcW w:type="dxa" w:w="1440"/>
+          </w:tcPr>
+          <w:p>
+            <w:pPr>
+              <w:jc w:val="center"/>
+            </w:pPr>
+            <w:r>
+              <w:rPr>
+                <w:sz w:val="17"/>
+              </w:rPr>
+              <w:t>56%</w:t>
             </w:r>
           </w:p>
         </w:tc>
@@ -4506,7 +4506,7 @@
                 <w:color w:val="C0392B"/>
                 <w:sz w:val="17"/>
               </w:rPr>
-              <w:t>-3.0%</w:t>
+              <w:t>-4.8%</w:t>
             </w:r>
           </w:p>
         </w:tc>
@@ -4524,23 +4524,23 @@
                 <w:color w:val="C0392B"/>
                 <w:sz w:val="17"/>
               </w:rPr>
-              <w:t>0.25%</w:t>
-            </w:r>
-          </w:p>
-        </w:tc>
-        <w:tc>
-          <w:tcPr>
-            <w:tcW w:type="dxa" w:w="1440"/>
-          </w:tcPr>
-          <w:p>
-            <w:pPr>
-              <w:jc w:val="center"/>
-            </w:pPr>
-            <w:r>
-              <w:rPr>
-                <w:sz w:val="17"/>
-              </w:rPr>
-              <w:t>9.2%</w:t>
+              <w:t>0.14%</w:t>
+            </w:r>
+          </w:p>
+        </w:tc>
+        <w:tc>
+          <w:tcPr>
+            <w:tcW w:type="dxa" w:w="1440"/>
+          </w:tcPr>
+          <w:p>
+            <w:pPr>
+              <w:jc w:val="center"/>
+            </w:pPr>
+            <w:r>
+              <w:rPr>
+                <w:sz w:val="17"/>
+              </w:rPr>
+              <w:t>9.1%</w:t>
             </w:r>
           </w:p>
         </w:tc>
@@ -4608,7 +4608,7 @@
                 <w:color w:val="C0392B"/>
                 <w:sz w:val="17"/>
               </w:rPr>
-              <w:t>-7.4%</w:t>
+              <w:t>-5.1%</w:t>
             </w:r>
           </w:p>
         </w:tc>
@@ -4626,7 +4626,7 @@
                 <w:color w:val="C0392B"/>
                 <w:sz w:val="17"/>
               </w:rPr>
-              <w:t>-0.02%</w:t>
+              <w:t>0.11%</w:t>
             </w:r>
           </w:p>
         </w:tc>
@@ -4710,7 +4710,7 @@
                 <w:color w:val="C0392B"/>
                 <w:sz w:val="17"/>
               </w:rPr>
-              <w:t>-14.0%</w:t>
+              <w:t>-10.1%</w:t>
             </w:r>
           </w:p>
         </w:tc>
@@ -4728,7 +4728,7 @@
                 <w:color w:val="C0392B"/>
                 <w:sz w:val="17"/>
               </w:rPr>
-              <w:t>-0.17%</w:t>
+              <w:t>0.07%</w:t>
             </w:r>
           </w:p>
         </w:tc>
@@ -4812,7 +4812,7 @@
                 <w:color w:val="C0392B"/>
                 <w:sz w:val="17"/>
               </w:rPr>
-              <w:t>-15.0%</w:t>
+              <w:t>-16.8%</w:t>
             </w:r>
           </w:p>
         </w:tc>
@@ -4830,23 +4830,23 @@
                 <w:color w:val="C0392B"/>
                 <w:sz w:val="17"/>
               </w:rPr>
-              <w:t>-0.71%</w:t>
-            </w:r>
-          </w:p>
-        </w:tc>
-        <w:tc>
-          <w:tcPr>
-            <w:tcW w:type="dxa" w:w="1440"/>
-          </w:tcPr>
-          <w:p>
-            <w:pPr>
-              <w:jc w:val="center"/>
-            </w:pPr>
-            <w:r>
-              <w:rPr>
-                <w:sz w:val="17"/>
-              </w:rPr>
-              <w:t>5.5%</w:t>
+              <w:t>-0.82%</w:t>
+            </w:r>
+          </w:p>
+        </w:tc>
+        <w:tc>
+          <w:tcPr>
+            <w:tcW w:type="dxa" w:w="1440"/>
+          </w:tcPr>
+          <w:p>
+            <w:pPr>
+              <w:jc w:val="center"/>
+            </w:pPr>
+            <w:r>
+              <w:rPr>
+                <w:sz w:val="17"/>
+              </w:rPr>
+              <w:t>5.4%</w:t>
             </w:r>
           </w:p>
         </w:tc>
@@ -4896,7 +4896,7 @@
               <w:rPr>
                 <w:sz w:val="17"/>
               </w:rPr>
-              <w:t>非银金融</w:t>
+              <w:t>传媒</w:t>
             </w:r>
           </w:p>
         </w:tc>
@@ -4914,7 +4914,7 @@
                 <w:color w:val="C0392B"/>
                 <w:sz w:val="17"/>
               </w:rPr>
-              <w:t>-19.1%</w:t>
+              <w:t>-20.0%</w:t>
             </w:r>
           </w:p>
         </w:tc>
@@ -4932,39 +4932,39 @@
                 <w:color w:val="C0392B"/>
                 <w:sz w:val="17"/>
               </w:rPr>
-              <w:t>-0.44%</w:t>
-            </w:r>
-          </w:p>
-        </w:tc>
-        <w:tc>
-          <w:tcPr>
-            <w:tcW w:type="dxa" w:w="1440"/>
-          </w:tcPr>
-          <w:p>
-            <w:pPr>
-              <w:jc w:val="center"/>
-            </w:pPr>
-            <w:r>
-              <w:rPr>
-                <w:sz w:val="17"/>
-              </w:rPr>
-              <w:t>12.6%</w:t>
-            </w:r>
-          </w:p>
-        </w:tc>
-        <w:tc>
-          <w:tcPr>
-            <w:tcW w:type="dxa" w:w="1440"/>
-          </w:tcPr>
-          <w:p>
-            <w:pPr>
-              <w:jc w:val="center"/>
-            </w:pPr>
-            <w:r>
-              <w:rPr>
-                <w:sz w:val="17"/>
-              </w:rPr>
-              <w:t>39%</w:t>
+              <w:t>-0.10%</w:t>
+            </w:r>
+          </w:p>
+        </w:tc>
+        <w:tc>
+          <w:tcPr>
+            <w:tcW w:type="dxa" w:w="1440"/>
+          </w:tcPr>
+          <w:p>
+            <w:pPr>
+              <w:jc w:val="center"/>
+            </w:pPr>
+            <w:r>
+              <w:rPr>
+                <w:sz w:val="17"/>
+              </w:rPr>
+              <w:t>15.1%</w:t>
+            </w:r>
+          </w:p>
+        </w:tc>
+        <w:tc>
+          <w:tcPr>
+            <w:tcW w:type="dxa" w:w="1440"/>
+          </w:tcPr>
+          <w:p>
+            <w:pPr>
+              <w:jc w:val="center"/>
+            </w:pPr>
+            <w:r>
+              <w:rPr>
+                <w:sz w:val="17"/>
+              </w:rPr>
+              <w:t>44%</w:t>
             </w:r>
           </w:p>
         </w:tc>
@@ -4998,7 +4998,7 @@
               <w:rPr>
                 <w:sz w:val="17"/>
               </w:rPr>
-              <w:t>交通运输</w:t>
+              <w:t>非银金融</w:t>
             </w:r>
           </w:p>
         </w:tc>
@@ -5016,7 +5016,7 @@
                 <w:color w:val="C0392B"/>
                 <w:sz w:val="17"/>
               </w:rPr>
-              <w:t>-25.1%</w:t>
+              <w:t>-20.2%</w:t>
             </w:r>
           </w:p>
         </w:tc>
@@ -5034,39 +5034,39 @@
                 <w:color w:val="C0392B"/>
                 <w:sz w:val="17"/>
               </w:rPr>
-              <w:t>-1.35%</w:t>
-            </w:r>
-          </w:p>
-        </w:tc>
-        <w:tc>
-          <w:tcPr>
-            <w:tcW w:type="dxa" w:w="1440"/>
-          </w:tcPr>
-          <w:p>
-            <w:pPr>
-              <w:jc w:val="center"/>
-            </w:pPr>
-            <w:r>
-              <w:rPr>
-                <w:sz w:val="17"/>
-              </w:rPr>
-              <w:t>5.8%</w:t>
-            </w:r>
-          </w:p>
-        </w:tc>
-        <w:tc>
-          <w:tcPr>
-            <w:tcW w:type="dxa" w:w="1440"/>
-          </w:tcPr>
-          <w:p>
-            <w:pPr>
-              <w:jc w:val="center"/>
-            </w:pPr>
-            <w:r>
-              <w:rPr>
-                <w:sz w:val="17"/>
-              </w:rPr>
-              <w:t>50%</w:t>
+              <w:t>-0.51%</w:t>
+            </w:r>
+          </w:p>
+        </w:tc>
+        <w:tc>
+          <w:tcPr>
+            <w:tcW w:type="dxa" w:w="1440"/>
+          </w:tcPr>
+          <w:p>
+            <w:pPr>
+              <w:jc w:val="center"/>
+            </w:pPr>
+            <w:r>
+              <w:rPr>
+                <w:sz w:val="17"/>
+              </w:rPr>
+              <w:t>12.6%</w:t>
+            </w:r>
+          </w:p>
+        </w:tc>
+        <w:tc>
+          <w:tcPr>
+            <w:tcW w:type="dxa" w:w="1440"/>
+          </w:tcPr>
+          <w:p>
+            <w:pPr>
+              <w:jc w:val="center"/>
+            </w:pPr>
+            <w:r>
+              <w:rPr>
+                <w:sz w:val="17"/>
+              </w:rPr>
+              <w:t>39%</w:t>
             </w:r>
           </w:p>
         </w:tc>
@@ -5100,7 +5100,7 @@
               <w:rPr>
                 <w:sz w:val="17"/>
               </w:rPr>
-              <w:t>建筑装饰</w:t>
+              <w:t>交通运输</w:t>
             </w:r>
           </w:p>
         </w:tc>
@@ -5118,7 +5118,7 @@
                 <w:color w:val="C0392B"/>
                 <w:sz w:val="17"/>
               </w:rPr>
-              <w:t>-27.0%</w:t>
+              <w:t>-23.3%</w:t>
             </w:r>
           </w:p>
         </w:tc>
@@ -5136,39 +5136,39 @@
                 <w:color w:val="C0392B"/>
                 <w:sz w:val="17"/>
               </w:rPr>
-              <w:t>-1.44%</w:t>
-            </w:r>
-          </w:p>
-        </w:tc>
-        <w:tc>
-          <w:tcPr>
-            <w:tcW w:type="dxa" w:w="1440"/>
-          </w:tcPr>
-          <w:p>
-            <w:pPr>
-              <w:jc w:val="center"/>
-            </w:pPr>
-            <w:r>
-              <w:rPr>
-                <w:sz w:val="17"/>
-              </w:rPr>
-              <w:t>6.6%</w:t>
-            </w:r>
-          </w:p>
-        </w:tc>
-        <w:tc>
-          <w:tcPr>
-            <w:tcW w:type="dxa" w:w="1440"/>
-          </w:tcPr>
-          <w:p>
-            <w:pPr>
-              <w:jc w:val="center"/>
-            </w:pPr>
-            <w:r>
-              <w:rPr>
-                <w:sz w:val="17"/>
-              </w:rPr>
-              <w:t>33%</w:t>
+              <w:t>-1.22%</w:t>
+            </w:r>
+          </w:p>
+        </w:tc>
+        <w:tc>
+          <w:tcPr>
+            <w:tcW w:type="dxa" w:w="1440"/>
+          </w:tcPr>
+          <w:p>
+            <w:pPr>
+              <w:jc w:val="center"/>
+            </w:pPr>
+            <w:r>
+              <w:rPr>
+                <w:sz w:val="17"/>
+              </w:rPr>
+              <w:t>5.9%</w:t>
+            </w:r>
+          </w:p>
+        </w:tc>
+        <w:tc>
+          <w:tcPr>
+            <w:tcW w:type="dxa" w:w="1440"/>
+          </w:tcPr>
+          <w:p>
+            <w:pPr>
+              <w:jc w:val="center"/>
+            </w:pPr>
+            <w:r>
+              <w:rPr>
+                <w:sz w:val="17"/>
+              </w:rPr>
+              <w:t>50%</w:t>
             </w:r>
           </w:p>
         </w:tc>
@@ -5202,7 +5202,7 @@
               <w:rPr>
                 <w:sz w:val="17"/>
               </w:rPr>
-              <w:t>基础化工</w:t>
+              <w:t>建筑装饰</w:t>
             </w:r>
           </w:p>
         </w:tc>
@@ -5220,7 +5220,7 @@
                 <w:color w:val="C0392B"/>
                 <w:sz w:val="17"/>
               </w:rPr>
-              <w:t>-29.3%</w:t>
+              <w:t>-24.9%</w:t>
             </w:r>
           </w:p>
         </w:tc>
@@ -5238,39 +5238,39 @@
                 <w:color w:val="C0392B"/>
                 <w:sz w:val="17"/>
               </w:rPr>
-              <w:t>-1.47%</w:t>
-            </w:r>
-          </w:p>
-        </w:tc>
-        <w:tc>
-          <w:tcPr>
-            <w:tcW w:type="dxa" w:w="1440"/>
-          </w:tcPr>
-          <w:p>
-            <w:pPr>
-              <w:jc w:val="center"/>
-            </w:pPr>
-            <w:r>
-              <w:rPr>
-                <w:sz w:val="17"/>
-              </w:rPr>
-              <w:t>8.4%</w:t>
-            </w:r>
-          </w:p>
-        </w:tc>
-        <w:tc>
-          <w:tcPr>
-            <w:tcW w:type="dxa" w:w="1440"/>
-          </w:tcPr>
-          <w:p>
-            <w:pPr>
-              <w:jc w:val="center"/>
-            </w:pPr>
-            <w:r>
-              <w:rPr>
-                <w:sz w:val="17"/>
-              </w:rPr>
-              <w:t>56%</w:t>
+              <w:t>-1.30%</w:t>
+            </w:r>
+          </w:p>
+        </w:tc>
+        <w:tc>
+          <w:tcPr>
+            <w:tcW w:type="dxa" w:w="1440"/>
+          </w:tcPr>
+          <w:p>
+            <w:pPr>
+              <w:jc w:val="center"/>
+            </w:pPr>
+            <w:r>
+              <w:rPr>
+                <w:sz w:val="17"/>
+              </w:rPr>
+              <w:t>6.4%</w:t>
+            </w:r>
+          </w:p>
+        </w:tc>
+        <w:tc>
+          <w:tcPr>
+            <w:tcW w:type="dxa" w:w="1440"/>
+          </w:tcPr>
+          <w:p>
+            <w:pPr>
+              <w:jc w:val="center"/>
+            </w:pPr>
+            <w:r>
+              <w:rPr>
+                <w:sz w:val="17"/>
+              </w:rPr>
+              <w:t>33%</w:t>
             </w:r>
           </w:p>
         </w:tc>
@@ -5485,7 +5485,7 @@
               <w:rPr>
                 <w:sz w:val="17"/>
               </w:rPr>
-              <w:t>轻工制造</w:t>
+              <w:t>钢铁</w:t>
             </w:r>
           </w:p>
         </w:tc>
@@ -5503,7 +5503,7 @@
                 <w:color w:val="C0392B"/>
                 <w:sz w:val="17"/>
               </w:rPr>
-              <w:t>-40.4%</w:t>
+              <w:t>-38.5%</w:t>
             </w:r>
           </w:p>
         </w:tc>
@@ -5521,39 +5521,39 @@
                 <w:color w:val="C0392B"/>
                 <w:sz w:val="17"/>
               </w:rPr>
-              <w:t>-2.32%</w:t>
-            </w:r>
-          </w:p>
-        </w:tc>
-        <w:tc>
-          <w:tcPr>
-            <w:tcW w:type="dxa" w:w="1440"/>
-          </w:tcPr>
-          <w:p>
-            <w:pPr>
-              <w:jc w:val="center"/>
-            </w:pPr>
-            <w:r>
-              <w:rPr>
-                <w:sz w:val="17"/>
-              </w:rPr>
-              <w:t>8.6%</w:t>
-            </w:r>
-          </w:p>
-        </w:tc>
-        <w:tc>
-          <w:tcPr>
-            <w:tcW w:type="dxa" w:w="1440"/>
-          </w:tcPr>
-          <w:p>
-            <w:pPr>
-              <w:jc w:val="center"/>
-            </w:pPr>
-            <w:r>
-              <w:rPr>
-                <w:sz w:val="17"/>
-              </w:rPr>
-              <w:t>39%</w:t>
+              <w:t>-2.11%</w:t>
+            </w:r>
+          </w:p>
+        </w:tc>
+        <w:tc>
+          <w:tcPr>
+            <w:tcW w:type="dxa" w:w="1440"/>
+          </w:tcPr>
+          <w:p>
+            <w:pPr>
+              <w:jc w:val="center"/>
+            </w:pPr>
+            <w:r>
+              <w:rPr>
+                <w:sz w:val="17"/>
+              </w:rPr>
+              <w:t>9.2%</w:t>
+            </w:r>
+          </w:p>
+        </w:tc>
+        <w:tc>
+          <w:tcPr>
+            <w:tcW w:type="dxa" w:w="1440"/>
+          </w:tcPr>
+          <w:p>
+            <w:pPr>
+              <w:jc w:val="center"/>
+            </w:pPr>
+            <w:r>
+              <w:rPr>
+                <w:sz w:val="17"/>
+              </w:rPr>
+              <w:t>44%</w:t>
             </w:r>
           </w:p>
         </w:tc>
@@ -5587,7 +5587,7 @@
               <w:rPr>
                 <w:sz w:val="17"/>
               </w:rPr>
-              <w:t>医药生物</w:t>
+              <w:t>社会服务</w:t>
             </w:r>
           </w:p>
         </w:tc>
@@ -5605,7 +5605,7 @@
                 <w:color w:val="C0392B"/>
                 <w:sz w:val="17"/>
               </w:rPr>
-              <w:t>-44.7%</w:t>
+              <w:t>-40.8%</w:t>
             </w:r>
           </w:p>
         </w:tc>
@@ -5623,23 +5623,23 @@
                 <w:color w:val="C0392B"/>
                 <w:sz w:val="17"/>
               </w:rPr>
-              <w:t>-2.63%</w:t>
-            </w:r>
-          </w:p>
-        </w:tc>
-        <w:tc>
-          <w:tcPr>
-            <w:tcW w:type="dxa" w:w="1440"/>
-          </w:tcPr>
-          <w:p>
-            <w:pPr>
-              <w:jc w:val="center"/>
-            </w:pPr>
-            <w:r>
-              <w:rPr>
-                <w:sz w:val="17"/>
-              </w:rPr>
-              <w:t>9.6%</w:t>
+              <w:t>-2.06%</w:t>
+            </w:r>
+          </w:p>
+        </w:tc>
+        <w:tc>
+          <w:tcPr>
+            <w:tcW w:type="dxa" w:w="1440"/>
+          </w:tcPr>
+          <w:p>
+            <w:pPr>
+              <w:jc w:val="center"/>
+            </w:pPr>
+            <w:r>
+              <w:rPr>
+                <w:sz w:val="17"/>
+              </w:rPr>
+              <w:t>12.0%</w:t>
             </w:r>
           </w:p>
         </w:tc>
@@ -5689,7 +5689,7 @@
               <w:rPr>
                 <w:sz w:val="17"/>
               </w:rPr>
-              <w:t>社会服务</w:t>
+              <w:t>医药生物</w:t>
             </w:r>
           </w:p>
         </w:tc>
@@ -5707,7 +5707,7 @@
                 <w:color w:val="C0392B"/>
                 <w:sz w:val="17"/>
               </w:rPr>
-              <w:t>-45.7%</w:t>
+              <w:t>-43.9%</w:t>
             </w:r>
           </w:p>
         </w:tc>
@@ -5725,23 +5725,23 @@
                 <w:color w:val="C0392B"/>
                 <w:sz w:val="17"/>
               </w:rPr>
-              <w:t>-2.48%</w:t>
-            </w:r>
-          </w:p>
-        </w:tc>
-        <w:tc>
-          <w:tcPr>
-            <w:tcW w:type="dxa" w:w="1440"/>
-          </w:tcPr>
-          <w:p>
-            <w:pPr>
-              <w:jc w:val="center"/>
-            </w:pPr>
-            <w:r>
-              <w:rPr>
-                <w:sz w:val="17"/>
-              </w:rPr>
-              <w:t>12.2%</w:t>
+              <w:t>-2.55%</w:t>
+            </w:r>
+          </w:p>
+        </w:tc>
+        <w:tc>
+          <w:tcPr>
+            <w:tcW w:type="dxa" w:w="1440"/>
+          </w:tcPr>
+          <w:p>
+            <w:pPr>
+              <w:jc w:val="center"/>
+            </w:pPr>
+            <w:r>
+              <w:rPr>
+                <w:sz w:val="17"/>
+              </w:rPr>
+              <w:t>9.7%</w:t>
             </w:r>
           </w:p>
         </w:tc>
@@ -5791,7 +5791,7 @@
               <w:rPr>
                 <w:sz w:val="17"/>
               </w:rPr>
-              <w:t>食品饮料</w:t>
+              <w:t>商贸零售</w:t>
             </w:r>
           </w:p>
         </w:tc>
@@ -5809,7 +5809,7 @@
                 <w:color w:val="C0392B"/>
                 <w:sz w:val="17"/>
               </w:rPr>
-              <w:t>-48.0%</w:t>
+              <w:t>-46.9%</w:t>
             </w:r>
           </w:p>
         </w:tc>
@@ -5827,23 +5827,23 @@
                 <w:color w:val="C0392B"/>
                 <w:sz w:val="17"/>
               </w:rPr>
-              <w:t>-2.82%</w:t>
-            </w:r>
-          </w:p>
-        </w:tc>
-        <w:tc>
-          <w:tcPr>
-            <w:tcW w:type="dxa" w:w="1440"/>
-          </w:tcPr>
-          <w:p>
-            <w:pPr>
-              <w:jc w:val="center"/>
-            </w:pPr>
-            <w:r>
-              <w:rPr>
-                <w:sz w:val="17"/>
-              </w:rPr>
-              <w:t>10.8%</w:t>
+              <w:t>-2.48%</w:t>
+            </w:r>
+          </w:p>
+        </w:tc>
+        <w:tc>
+          <w:tcPr>
+            <w:tcW w:type="dxa" w:w="1440"/>
+          </w:tcPr>
+          <w:p>
+            <w:pPr>
+              <w:jc w:val="center"/>
+            </w:pPr>
+            <w:r>
+              <w:rPr>
+                <w:sz w:val="17"/>
+              </w:rPr>
+              <w:t>12.9%</w:t>
             </w:r>
           </w:p>
         </w:tc>
@@ -5893,7 +5893,7 @@
               <w:rPr>
                 <w:sz w:val="17"/>
               </w:rPr>
-              <w:t>农林牧渔</w:t>
+              <w:t>食品饮料</w:t>
             </w:r>
           </w:p>
         </w:tc>
@@ -5911,7 +5911,7 @@
                 <w:color w:val="C0392B"/>
                 <w:sz w:val="17"/>
               </w:rPr>
-              <w:t>-48.4%</w:t>
+              <w:t>-47.0%</w:t>
             </w:r>
           </w:p>
         </w:tc>
@@ -5929,23 +5929,23 @@
                 <w:color w:val="C0392B"/>
                 <w:sz w:val="17"/>
               </w:rPr>
-              <w:t>-3.14%</w:t>
-            </w:r>
-          </w:p>
-        </w:tc>
-        <w:tc>
-          <w:tcPr>
-            <w:tcW w:type="dxa" w:w="1440"/>
-          </w:tcPr>
-          <w:p>
-            <w:pPr>
-              <w:jc w:val="center"/>
-            </w:pPr>
-            <w:r>
-              <w:rPr>
-                <w:sz w:val="17"/>
-              </w:rPr>
-              <w:t>7.5%</w:t>
+              <w:t>-2.72%</w:t>
+            </w:r>
+          </w:p>
+        </w:tc>
+        <w:tc>
+          <w:tcPr>
+            <w:tcW w:type="dxa" w:w="1440"/>
+          </w:tcPr>
+          <w:p>
+            <w:pPr>
+              <w:jc w:val="center"/>
+            </w:pPr>
+            <w:r>
+              <w:rPr>
+                <w:sz w:val="17"/>
+              </w:rPr>
+              <w:t>10.9%</w:t>
             </w:r>
           </w:p>
         </w:tc>
@@ -5995,7 +5995,7 @@
               <w:rPr>
                 <w:sz w:val="17"/>
               </w:rPr>
-              <w:t>商贸零售</w:t>
+              <w:t>农林牧渔</w:t>
             </w:r>
           </w:p>
         </w:tc>
@@ -6013,7 +6013,7 @@
                 <w:color w:val="C0392B"/>
                 <w:sz w:val="17"/>
               </w:rPr>
-              <w:t>-50.0%</w:t>
+              <w:t>-47.7%</w:t>
             </w:r>
           </w:p>
         </w:tc>
@@ -6031,39 +6031,39 @@
                 <w:color w:val="C0392B"/>
                 <w:sz w:val="17"/>
               </w:rPr>
-              <w:t>-2.79%</w:t>
-            </w:r>
-          </w:p>
-        </w:tc>
-        <w:tc>
-          <w:tcPr>
-            <w:tcW w:type="dxa" w:w="1440"/>
-          </w:tcPr>
-          <w:p>
-            <w:pPr>
-              <w:jc w:val="center"/>
-            </w:pPr>
-            <w:r>
-              <w:rPr>
-                <w:sz w:val="17"/>
-              </w:rPr>
-              <w:t>12.8%</w:t>
-            </w:r>
-          </w:p>
-        </w:tc>
-        <w:tc>
-          <w:tcPr>
-            <w:tcW w:type="dxa" w:w="1440"/>
-          </w:tcPr>
-          <w:p>
-            <w:pPr>
-              <w:jc w:val="center"/>
-            </w:pPr>
-            <w:r>
-              <w:rPr>
-                <w:sz w:val="17"/>
-              </w:rPr>
-              <w:t>39%</w:t>
+              <w:t>-3.07%</w:t>
+            </w:r>
+          </w:p>
+        </w:tc>
+        <w:tc>
+          <w:tcPr>
+            <w:tcW w:type="dxa" w:w="1440"/>
+          </w:tcPr>
+          <w:p>
+            <w:pPr>
+              <w:jc w:val="center"/>
+            </w:pPr>
+            <w:r>
+              <w:rPr>
+                <w:sz w:val="17"/>
+              </w:rPr>
+              <w:t>7.5%</w:t>
+            </w:r>
+          </w:p>
+        </w:tc>
+        <w:tc>
+          <w:tcPr>
+            <w:tcW w:type="dxa" w:w="1440"/>
+          </w:tcPr>
+          <w:p>
+            <w:pPr>
+              <w:jc w:val="center"/>
+            </w:pPr>
+            <w:r>
+              <w:rPr>
+                <w:sz w:val="17"/>
+              </w:rPr>
+              <w:t>44%</w:t>
             </w:r>
           </w:p>
         </w:tc>
@@ -6115,7 +6115,7 @@
                 <w:color w:val="C0392B"/>
                 <w:sz w:val="17"/>
               </w:rPr>
-              <w:t>-53.4%</w:t>
+              <w:t>-51.5%</w:t>
             </w:r>
           </w:p>
         </w:tc>
@@ -6133,7 +6133,7 @@
                 <w:color w:val="C0392B"/>
                 <w:sz w:val="17"/>
               </w:rPr>
-              <w:t>-3.43%</w:t>
+              <w:t>-3.22%</w:t>
             </w:r>
           </w:p>
         </w:tc>
@@ -6217,7 +6217,7 @@
                 <w:color w:val="C0392B"/>
                 <w:sz w:val="17"/>
               </w:rPr>
-              <w:t>-61.9%</w:t>
+              <w:t>-60.6%</w:t>
             </w:r>
           </w:p>
         </w:tc>
@@ -6235,23 +6235,23 @@
                 <w:color w:val="C0392B"/>
                 <w:sz w:val="17"/>
               </w:rPr>
-              <w:t>-4.34%</w:t>
-            </w:r>
-          </w:p>
-        </w:tc>
-        <w:tc>
-          <w:tcPr>
-            <w:tcW w:type="dxa" w:w="1440"/>
-          </w:tcPr>
-          <w:p>
-            <w:pPr>
-              <w:jc w:val="center"/>
-            </w:pPr>
-            <w:r>
-              <w:rPr>
-                <w:sz w:val="17"/>
-              </w:rPr>
-              <w:t>11.3%</w:t>
+              <w:t>-4.16%</w:t>
+            </w:r>
+          </w:p>
+        </w:tc>
+        <w:tc>
+          <w:tcPr>
+            <w:tcW w:type="dxa" w:w="1440"/>
+          </w:tcPr>
+          <w:p>
+            <w:pPr>
+              <w:jc w:val="center"/>
+            </w:pPr>
+            <w:r>
+              <w:rPr>
+                <w:sz w:val="17"/>
+              </w:rPr>
+              <w:t>11.4%</w:t>
             </w:r>
           </w:p>
         </w:tc>
@@ -6519,7 +6519,7 @@
                 <w:color w:val="27AE60"/>
                 <w:sz w:val="17"/>
               </w:rPr>
-              <w:t>34.3%</w:t>
+              <w:t>30.1%</w:t>
             </w:r>
           </w:p>
         </w:tc>
@@ -6537,23 +6537,23 @@
                 <w:color w:val="27AE60"/>
                 <w:sz w:val="17"/>
               </w:rPr>
-              <w:t>3.96%</w:t>
-            </w:r>
-          </w:p>
-        </w:tc>
-        <w:tc>
-          <w:tcPr>
-            <w:tcW w:type="dxa" w:w="1440"/>
-          </w:tcPr>
-          <w:p>
-            <w:pPr>
-              <w:jc w:val="center"/>
-            </w:pPr>
-            <w:r>
-              <w:rPr>
-                <w:sz w:val="17"/>
-              </w:rPr>
-              <w:t>25.4%</w:t>
+              <w:t>3.85%</w:t>
+            </w:r>
+          </w:p>
+        </w:tc>
+        <w:tc>
+          <w:tcPr>
+            <w:tcW w:type="dxa" w:w="1440"/>
+          </w:tcPr>
+          <w:p>
+            <w:pPr>
+              <w:jc w:val="center"/>
+            </w:pPr>
+            <w:r>
+              <w:rPr>
+                <w:sz w:val="17"/>
+              </w:rPr>
+              <w:t>25.6%</w:t>
             </w:r>
           </w:p>
         </w:tc>
@@ -6621,7 +6621,7 @@
                 <w:color w:val="27AE60"/>
                 <w:sz w:val="17"/>
               </w:rPr>
-              <w:t>193.1%</w:t>
+              <w:t>175.3%</w:t>
             </w:r>
           </w:p>
         </w:tc>
@@ -6639,23 +6639,23 @@
                 <w:color w:val="27AE60"/>
                 <w:sz w:val="17"/>
               </w:rPr>
-              <w:t>7.31%</w:t>
-            </w:r>
-          </w:p>
-        </w:tc>
-        <w:tc>
-          <w:tcPr>
-            <w:tcW w:type="dxa" w:w="1440"/>
-          </w:tcPr>
-          <w:p>
-            <w:pPr>
-              <w:jc w:val="center"/>
-            </w:pPr>
-            <w:r>
-              <w:rPr>
-                <w:sz w:val="17"/>
-              </w:rPr>
-              <w:t>19.5%</w:t>
+              <w:t>7.05%</w:t>
+            </w:r>
+          </w:p>
+        </w:tc>
+        <w:tc>
+          <w:tcPr>
+            <w:tcW w:type="dxa" w:w="1440"/>
+          </w:tcPr>
+          <w:p>
+            <w:pPr>
+              <w:jc w:val="center"/>
+            </w:pPr>
+            <w:r>
+              <w:rPr>
+                <w:sz w:val="17"/>
+              </w:rPr>
+              <w:t>19.9%</w:t>
             </w:r>
           </w:p>
         </w:tc>
@@ -6723,7 +6723,7 @@
                 <w:color w:val="C0392B"/>
                 <w:sz w:val="17"/>
               </w:rPr>
-              <w:t>-31.8%</w:t>
+              <w:t>-29.2%</w:t>
             </w:r>
           </w:p>
         </w:tc>
@@ -6741,23 +6741,23 @@
                 <w:color w:val="C0392B"/>
                 <w:sz w:val="17"/>
               </w:rPr>
-              <w:t>-1.00%</w:t>
-            </w:r>
-          </w:p>
-        </w:tc>
-        <w:tc>
-          <w:tcPr>
-            <w:tcW w:type="dxa" w:w="1440"/>
-          </w:tcPr>
-          <w:p>
-            <w:pPr>
-              <w:jc w:val="center"/>
-            </w:pPr>
-            <w:r>
-              <w:rPr>
-                <w:sz w:val="17"/>
-              </w:rPr>
-              <w:t>15.3%</w:t>
+              <w:t>-0.83%</w:t>
+            </w:r>
+          </w:p>
+        </w:tc>
+        <w:tc>
+          <w:tcPr>
+            <w:tcW w:type="dxa" w:w="1440"/>
+          </w:tcPr>
+          <w:p>
+            <w:pPr>
+              <w:jc w:val="center"/>
+            </w:pPr>
+            <w:r>
+              <w:rPr>
+                <w:sz w:val="17"/>
+              </w:rPr>
+              <w:t>15.2%</w:t>
             </w:r>
           </w:p>
         </w:tc>
@@ -6825,7 +6825,7 @@
                 <w:color w:val="C0392B"/>
                 <w:sz w:val="17"/>
               </w:rPr>
-              <w:t>-29.6%</w:t>
+              <w:t>-20.0%</w:t>
             </w:r>
           </w:p>
         </w:tc>
@@ -6843,7 +6843,7 @@
                 <w:color w:val="C0392B"/>
                 <w:sz w:val="17"/>
               </w:rPr>
-              <w:t>-0.78%</w:t>
+              <w:t>-0.10%</w:t>
             </w:r>
           </w:p>
         </w:tc>
@@ -6875,7 +6875,7 @@
               <w:rPr>
                 <w:sz w:val="17"/>
               </w:rPr>
-              <w:t>39%</w:t>
+              <w:t>44%</w:t>
             </w:r>
           </w:p>
         </w:tc>
@@ -6927,7 +6927,7 @@
                 <w:color w:val="C0392B"/>
                 <w:sz w:val="17"/>
               </w:rPr>
-              <w:t>-32.7%</w:t>
+              <w:t>-27.5%</w:t>
             </w:r>
           </w:p>
         </w:tc>
@@ -6945,7 +6945,7 @@
                 <w:color w:val="C0392B"/>
                 <w:sz w:val="17"/>
               </w:rPr>
-              <w:t>-1.10%</w:t>
+              <w:t>-0.71%</w:t>
             </w:r>
           </w:p>
         </w:tc>
@@ -6977,7 +6977,7 @@
               <w:rPr>
                 <w:sz w:val="17"/>
               </w:rPr>
-              <w:t>33%</w:t>
+              <w:t>39%</w:t>
             </w:r>
           </w:p>
         </w:tc>
@@ -7029,7 +7029,7 @@
                 <w:color w:val="C0392B"/>
                 <w:sz w:val="17"/>
               </w:rPr>
-              <w:t>-38.1%</w:t>
+              <w:t>-36.3%</w:t>
             </w:r>
           </w:p>
         </w:tc>
@@ -7047,23 +7047,23 @@
                 <w:color w:val="C0392B"/>
                 <w:sz w:val="17"/>
               </w:rPr>
-              <w:t>-1.55%</w:t>
-            </w:r>
-          </w:p>
-        </w:tc>
-        <w:tc>
-          <w:tcPr>
-            <w:tcW w:type="dxa" w:w="1440"/>
-          </w:tcPr>
-          <w:p>
-            <w:pPr>
-              <w:jc w:val="center"/>
-            </w:pPr>
-            <w:r>
-              <w:rPr>
-                <w:sz w:val="17"/>
-              </w:rPr>
-              <w:t>14.1%</w:t>
+              <w:t>-1.44%</w:t>
+            </w:r>
+          </w:p>
+        </w:tc>
+        <w:tc>
+          <w:tcPr>
+            <w:tcW w:type="dxa" w:w="1440"/>
+          </w:tcPr>
+          <w:p>
+            <w:pPr>
+              <w:jc w:val="center"/>
+            </w:pPr>
+            <w:r>
+              <w:rPr>
+                <w:sz w:val="17"/>
+              </w:rPr>
+              <w:t>13.9%</w:t>
             </w:r>
           </w:p>
         </w:tc>
@@ -7131,7 +7131,7 @@
                 <w:color w:val="27AE60"/>
                 <w:sz w:val="17"/>
               </w:rPr>
-              <w:t>10.4%</w:t>
+              <w:t>17.7%</w:t>
             </w:r>
           </w:p>
         </w:tc>
@@ -7149,23 +7149,23 @@
                 <w:color w:val="27AE60"/>
                 <w:sz w:val="17"/>
               </w:rPr>
-              <w:t>1.43%</w:t>
-            </w:r>
-          </w:p>
-        </w:tc>
-        <w:tc>
-          <w:tcPr>
-            <w:tcW w:type="dxa" w:w="1440"/>
-          </w:tcPr>
-          <w:p>
-            <w:pPr>
-              <w:jc w:val="center"/>
-            </w:pPr>
-            <w:r>
-              <w:rPr>
-                <w:sz w:val="17"/>
-              </w:rPr>
-              <w:t>14.0%</w:t>
+              <w:t>1.72%</w:t>
+            </w:r>
+          </w:p>
+        </w:tc>
+        <w:tc>
+          <w:tcPr>
+            <w:tcW w:type="dxa" w:w="1440"/>
+          </w:tcPr>
+          <w:p>
+            <w:pPr>
+              <w:jc w:val="center"/>
+            </w:pPr>
+            <w:r>
+              <w:rPr>
+                <w:sz w:val="17"/>
+              </w:rPr>
+              <w:t>13.7%</w:t>
             </w:r>
           </w:p>
         </w:tc>
@@ -7233,7 +7233,7 @@
                 <w:color w:val="C0392B"/>
                 <w:sz w:val="17"/>
               </w:rPr>
-              <w:t>-50.0%</w:t>
+              <w:t>-46.9%</w:t>
             </w:r>
           </w:p>
         </w:tc>
@@ -7251,39 +7251,39 @@
                 <w:color w:val="C0392B"/>
                 <w:sz w:val="17"/>
               </w:rPr>
-              <w:t>-2.79%</w:t>
-            </w:r>
-          </w:p>
-        </w:tc>
-        <w:tc>
-          <w:tcPr>
-            <w:tcW w:type="dxa" w:w="1440"/>
-          </w:tcPr>
-          <w:p>
-            <w:pPr>
-              <w:jc w:val="center"/>
-            </w:pPr>
-            <w:r>
-              <w:rPr>
-                <w:sz w:val="17"/>
-              </w:rPr>
-              <w:t>12.8%</w:t>
-            </w:r>
-          </w:p>
-        </w:tc>
-        <w:tc>
-          <w:tcPr>
-            <w:tcW w:type="dxa" w:w="1440"/>
-          </w:tcPr>
-          <w:p>
-            <w:pPr>
-              <w:jc w:val="center"/>
-            </w:pPr>
-            <w:r>
-              <w:rPr>
-                <w:sz w:val="17"/>
-              </w:rPr>
-              <w:t>39%</w:t>
+              <w:t>-2.48%</w:t>
+            </w:r>
+          </w:p>
+        </w:tc>
+        <w:tc>
+          <w:tcPr>
+            <w:tcW w:type="dxa" w:w="1440"/>
+          </w:tcPr>
+          <w:p>
+            <w:pPr>
+              <w:jc w:val="center"/>
+            </w:pPr>
+            <w:r>
+              <w:rPr>
+                <w:sz w:val="17"/>
+              </w:rPr>
+              <w:t>12.9%</w:t>
+            </w:r>
+          </w:p>
+        </w:tc>
+        <w:tc>
+          <w:tcPr>
+            <w:tcW w:type="dxa" w:w="1440"/>
+          </w:tcPr>
+          <w:p>
+            <w:pPr>
+              <w:jc w:val="center"/>
+            </w:pPr>
+            <w:r>
+              <w:rPr>
+                <w:sz w:val="17"/>
+              </w:rPr>
+              <w:t>44%</w:t>
             </w:r>
           </w:p>
         </w:tc>
@@ -7335,7 +7335,7 @@
                 <w:color w:val="C0392B"/>
                 <w:sz w:val="17"/>
               </w:rPr>
-              <w:t>-19.1%</w:t>
+              <w:t>-20.2%</w:t>
             </w:r>
           </w:p>
         </w:tc>
@@ -7353,7 +7353,7 @@
                 <w:color w:val="C0392B"/>
                 <w:sz w:val="17"/>
               </w:rPr>
-              <w:t>-0.44%</w:t>
+              <w:t>-0.51%</w:t>
             </w:r>
           </w:p>
         </w:tc>
@@ -7437,7 +7437,7 @@
                 <w:color w:val="27AE60"/>
                 <w:sz w:val="17"/>
               </w:rPr>
-              <w:t>10.2%</w:t>
+              <w:t>15.3%</w:t>
             </w:r>
           </w:p>
         </w:tc>
@@ -7455,23 +7455,23 @@
                 <w:color w:val="27AE60"/>
                 <w:sz w:val="17"/>
               </w:rPr>
-              <w:t>1.16%</w:t>
-            </w:r>
-          </w:p>
-        </w:tc>
-        <w:tc>
-          <w:tcPr>
-            <w:tcW w:type="dxa" w:w="1440"/>
-          </w:tcPr>
-          <w:p>
-            <w:pPr>
-              <w:jc w:val="center"/>
-            </w:pPr>
-            <w:r>
-              <w:rPr>
-                <w:sz w:val="17"/>
-              </w:rPr>
-              <w:t>12.3%</w:t>
+              <w:t>1.39%</w:t>
+            </w:r>
+          </w:p>
+        </w:tc>
+        <w:tc>
+          <w:tcPr>
+            <w:tcW w:type="dxa" w:w="1440"/>
+          </w:tcPr>
+          <w:p>
+            <w:pPr>
+              <w:jc w:val="center"/>
+            </w:pPr>
+            <w:r>
+              <w:rPr>
+                <w:sz w:val="17"/>
+              </w:rPr>
+              <w:t>12.2%</w:t>
             </w:r>
           </w:p>
         </w:tc>
@@ -7521,108 +7521,6 @@
               <w:rPr>
                 <w:sz w:val="17"/>
               </w:rPr>
-              <w:t>机械设备</w:t>
-            </w:r>
-          </w:p>
-        </w:tc>
-        <w:tc>
-          <w:tcPr>
-            <w:tcW w:type="dxa" w:w="1440"/>
-          </w:tcPr>
-          <w:p>
-            <w:pPr>
-              <w:jc w:val="center"/>
-            </w:pPr>
-            <w:r>
-              <w:rPr>
-                <w:b/>
-                <w:color w:val="27AE60"/>
-                <w:sz w:val="17"/>
-              </w:rPr>
-              <w:t>4.0%</w:t>
-            </w:r>
-          </w:p>
-        </w:tc>
-        <w:tc>
-          <w:tcPr>
-            <w:tcW w:type="dxa" w:w="1440"/>
-          </w:tcPr>
-          <w:p>
-            <w:pPr>
-              <w:jc w:val="center"/>
-            </w:pPr>
-            <w:r>
-              <w:rPr>
-                <w:b/>
-                <w:color w:val="27AE60"/>
-                <w:sz w:val="17"/>
-              </w:rPr>
-              <w:t>0.90%</w:t>
-            </w:r>
-          </w:p>
-        </w:tc>
-        <w:tc>
-          <w:tcPr>
-            <w:tcW w:type="dxa" w:w="1440"/>
-          </w:tcPr>
-          <w:p>
-            <w:pPr>
-              <w:jc w:val="center"/>
-            </w:pPr>
-            <w:r>
-              <w:rPr>
-                <w:sz w:val="17"/>
-              </w:rPr>
-              <w:t>12.2%</w:t>
-            </w:r>
-          </w:p>
-        </w:tc>
-        <w:tc>
-          <w:tcPr>
-            <w:tcW w:type="dxa" w:w="1440"/>
-          </w:tcPr>
-          <w:p>
-            <w:pPr>
-              <w:jc w:val="center"/>
-            </w:pPr>
-            <w:r>
-              <w:rPr>
-                <w:sz w:val="17"/>
-              </w:rPr>
-              <w:t>50%</w:t>
-            </w:r>
-          </w:p>
-        </w:tc>
-      </w:tr>
-      <w:tr>
-        <w:tc>
-          <w:tcPr>
-            <w:tcW w:type="dxa" w:w="1440"/>
-          </w:tcPr>
-          <w:p>
-            <w:pPr>
-              <w:jc w:val="center"/>
-            </w:pPr>
-            <w:r>
-              <w:rPr>
-                <w:sz w:val="17"/>
-              </w:rPr>
-              <w:t>12</w:t>
-            </w:r>
-          </w:p>
-        </w:tc>
-        <w:tc>
-          <w:tcPr>
-            <w:tcW w:type="dxa" w:w="1440"/>
-          </w:tcPr>
-          <w:p>
-            <w:pPr>
-              <w:jc w:val="center"/>
-            </w:pPr>
-            <w:r>
-              <w:rPr>
-                <w:sz w:val="17"/>
-              </w:rPr>
               <w:t>社会服务</w:t>
             </w:r>
           </w:p>
@@ -7641,7 +7539,7 @@
                 <w:color w:val="C0392B"/>
                 <w:sz w:val="17"/>
               </w:rPr>
-              <w:t>-45.7%</w:t>
+              <w:t>-40.8%</w:t>
             </w:r>
           </w:p>
         </w:tc>
@@ -7659,23 +7557,23 @@
                 <w:color w:val="C0392B"/>
                 <w:sz w:val="17"/>
               </w:rPr>
-              <w:t>-2.48%</w:t>
-            </w:r>
-          </w:p>
-        </w:tc>
-        <w:tc>
-          <w:tcPr>
-            <w:tcW w:type="dxa" w:w="1440"/>
-          </w:tcPr>
-          <w:p>
-            <w:pPr>
-              <w:jc w:val="center"/>
-            </w:pPr>
-            <w:r>
-              <w:rPr>
-                <w:sz w:val="17"/>
-              </w:rPr>
-              <w:t>12.2%</w:t>
+              <w:t>-2.06%</w:t>
+            </w:r>
+          </w:p>
+        </w:tc>
+        <w:tc>
+          <w:tcPr>
+            <w:tcW w:type="dxa" w:w="1440"/>
+          </w:tcPr>
+          <w:p>
+            <w:pPr>
+              <w:jc w:val="center"/>
+            </w:pPr>
+            <w:r>
+              <w:rPr>
+                <w:sz w:val="17"/>
+              </w:rPr>
+              <w:t>12.0%</w:t>
             </w:r>
           </w:p>
         </w:tc>
@@ -7889,6 +7787,210 @@
               <w:rPr>
                 <w:sz w:val="17"/>
               </w:rPr>
+              <w:t>电子</w:t>
+            </w:r>
+          </w:p>
+        </w:tc>
+        <w:tc>
+          <w:tcPr>
+            <w:tcW w:type="dxa" w:w="1440"/>
+          </w:tcPr>
+          <w:p>
+            <w:pPr>
+              <w:jc w:val="center"/>
+            </w:pPr>
+            <w:r>
+              <w:rPr>
+                <w:b/>
+                <w:color w:val="27AE60"/>
+                <w:sz w:val="17"/>
+              </w:rPr>
+              <w:t>30.1%</w:t>
+            </w:r>
+          </w:p>
+        </w:tc>
+        <w:tc>
+          <w:tcPr>
+            <w:tcW w:type="dxa" w:w="1440"/>
+          </w:tcPr>
+          <w:p>
+            <w:pPr>
+              <w:jc w:val="center"/>
+            </w:pPr>
+            <w:r>
+              <w:rPr>
+                <w:b/>
+                <w:color w:val="27AE60"/>
+                <w:sz w:val="17"/>
+              </w:rPr>
+              <w:t>3.85%</w:t>
+            </w:r>
+          </w:p>
+        </w:tc>
+        <w:tc>
+          <w:tcPr>
+            <w:tcW w:type="dxa" w:w="1440"/>
+          </w:tcPr>
+          <w:p>
+            <w:pPr>
+              <w:jc w:val="center"/>
+            </w:pPr>
+            <w:r>
+              <w:rPr>
+                <w:sz w:val="17"/>
+              </w:rPr>
+              <w:t>25.6%</w:t>
+            </w:r>
+          </w:p>
+        </w:tc>
+        <w:tc>
+          <w:tcPr>
+            <w:tcW w:type="dxa" w:w="1440"/>
+          </w:tcPr>
+          <w:p>
+            <w:pPr>
+              <w:jc w:val="center"/>
+            </w:pPr>
+            <w:r>
+              <w:rPr>
+                <w:sz w:val="17"/>
+              </w:rPr>
+              <w:t>56%</w:t>
+            </w:r>
+          </w:p>
+        </w:tc>
+      </w:tr>
+      <w:tr>
+        <w:tc>
+          <w:tcPr>
+            <w:tcW w:type="dxa" w:w="1440"/>
+          </w:tcPr>
+          <w:p>
+            <w:pPr>
+              <w:jc w:val="center"/>
+            </w:pPr>
+            <w:r>
+              <w:rPr>
+                <w:sz w:val="17"/>
+              </w:rPr>
+              <w:t>2</w:t>
+            </w:r>
+          </w:p>
+        </w:tc>
+        <w:tc>
+          <w:tcPr>
+            <w:tcW w:type="dxa" w:w="1440"/>
+          </w:tcPr>
+          <w:p>
+            <w:pPr>
+              <w:jc w:val="center"/>
+            </w:pPr>
+            <w:r>
+              <w:rPr>
+                <w:sz w:val="17"/>
+              </w:rPr>
+              <w:t>综合</w:t>
+            </w:r>
+          </w:p>
+        </w:tc>
+        <w:tc>
+          <w:tcPr>
+            <w:tcW w:type="dxa" w:w="1440"/>
+          </w:tcPr>
+          <w:p>
+            <w:pPr>
+              <w:jc w:val="center"/>
+            </w:pPr>
+            <w:r>
+              <w:rPr>
+                <w:b/>
+                <w:color w:val="27AE60"/>
+                <w:sz w:val="17"/>
+              </w:rPr>
+              <w:t>17.7%</w:t>
+            </w:r>
+          </w:p>
+        </w:tc>
+        <w:tc>
+          <w:tcPr>
+            <w:tcW w:type="dxa" w:w="1440"/>
+          </w:tcPr>
+          <w:p>
+            <w:pPr>
+              <w:jc w:val="center"/>
+            </w:pPr>
+            <w:r>
+              <w:rPr>
+                <w:b/>
+                <w:color w:val="27AE60"/>
+                <w:sz w:val="17"/>
+              </w:rPr>
+              <w:t>1.72%</w:t>
+            </w:r>
+          </w:p>
+        </w:tc>
+        <w:tc>
+          <w:tcPr>
+            <w:tcW w:type="dxa" w:w="1440"/>
+          </w:tcPr>
+          <w:p>
+            <w:pPr>
+              <w:jc w:val="center"/>
+            </w:pPr>
+            <w:r>
+              <w:rPr>
+                <w:sz w:val="17"/>
+              </w:rPr>
+              <w:t>13.7%</w:t>
+            </w:r>
+          </w:p>
+        </w:tc>
+        <w:tc>
+          <w:tcPr>
+            <w:tcW w:type="dxa" w:w="1440"/>
+          </w:tcPr>
+          <w:p>
+            <w:pPr>
+              <w:jc w:val="center"/>
+            </w:pPr>
+            <w:r>
+              <w:rPr>
+                <w:sz w:val="17"/>
+              </w:rPr>
+              <w:t>50%</w:t>
+            </w:r>
+          </w:p>
+        </w:tc>
+      </w:tr>
+      <w:tr>
+        <w:tc>
+          <w:tcPr>
+            <w:tcW w:type="dxa" w:w="1440"/>
+          </w:tcPr>
+          <w:p>
+            <w:pPr>
+              <w:jc w:val="center"/>
+            </w:pPr>
+            <w:r>
+              <w:rPr>
+                <w:sz w:val="17"/>
+              </w:rPr>
+              <w:t>3</w:t>
+            </w:r>
+          </w:p>
+        </w:tc>
+        <w:tc>
+          <w:tcPr>
+            <w:tcW w:type="dxa" w:w="1440"/>
+          </w:tcPr>
+          <w:p>
+            <w:pPr>
+              <w:jc w:val="center"/>
+            </w:pPr>
+            <w:r>
+              <w:rPr>
+                <w:sz w:val="17"/>
+              </w:rPr>
               <w:t>建筑材料</w:t>
             </w:r>
           </w:p>
@@ -7907,7 +8009,7 @@
                 <w:color w:val="C0392B"/>
                 <w:sz w:val="17"/>
               </w:rPr>
-              <w:t>-38.1%</w:t>
+              <w:t>-36.3%</w:t>
             </w:r>
           </w:p>
         </w:tc>
@@ -7925,23 +8027,23 @@
                 <w:color w:val="C0392B"/>
                 <w:sz w:val="17"/>
               </w:rPr>
-              <w:t>-1.55%</w:t>
-            </w:r>
-          </w:p>
-        </w:tc>
-        <w:tc>
-          <w:tcPr>
-            <w:tcW w:type="dxa" w:w="1440"/>
-          </w:tcPr>
-          <w:p>
-            <w:pPr>
-              <w:jc w:val="center"/>
-            </w:pPr>
-            <w:r>
-              <w:rPr>
-                <w:sz w:val="17"/>
-              </w:rPr>
-              <w:t>14.1%</w:t>
+              <w:t>-1.44%</w:t>
+            </w:r>
+          </w:p>
+        </w:tc>
+        <w:tc>
+          <w:tcPr>
+            <w:tcW w:type="dxa" w:w="1440"/>
+          </w:tcPr>
+          <w:p>
+            <w:pPr>
+              <w:jc w:val="center"/>
+            </w:pPr>
+            <w:r>
+              <w:rPr>
+                <w:sz w:val="17"/>
+              </w:rPr>
+              <w:t>13.9%</w:t>
             </w:r>
           </w:p>
         </w:tc>
@@ -7975,23 +8077,23 @@
               <w:rPr>
                 <w:sz w:val="17"/>
               </w:rPr>
-              <w:t>2</w:t>
-            </w:r>
-          </w:p>
-        </w:tc>
-        <w:tc>
-          <w:tcPr>
-            <w:tcW w:type="dxa" w:w="1440"/>
-          </w:tcPr>
-          <w:p>
-            <w:pPr>
-              <w:jc w:val="center"/>
-            </w:pPr>
-            <w:r>
-              <w:rPr>
-                <w:sz w:val="17"/>
-              </w:rPr>
-              <w:t>综合</w:t>
+              <w:t>4</w:t>
+            </w:r>
+          </w:p>
+        </w:tc>
+        <w:tc>
+          <w:tcPr>
+            <w:tcW w:type="dxa" w:w="1440"/>
+          </w:tcPr>
+          <w:p>
+            <w:pPr>
+              <w:jc w:val="center"/>
+            </w:pPr>
+            <w:r>
+              <w:rPr>
+                <w:sz w:val="17"/>
+              </w:rPr>
+              <w:t>通信</w:t>
             </w:r>
           </w:p>
         </w:tc>
@@ -8009,7 +8111,7 @@
                 <w:color w:val="27AE60"/>
                 <w:sz w:val="17"/>
               </w:rPr>
-              <w:t>10.4%</w:t>
+              <w:t>175.3%</w:t>
             </w:r>
           </w:p>
         </w:tc>
@@ -8027,39 +8129,39 @@
                 <w:color w:val="27AE60"/>
                 <w:sz w:val="17"/>
               </w:rPr>
-              <w:t>1.43%</w:t>
-            </w:r>
-          </w:p>
-        </w:tc>
-        <w:tc>
-          <w:tcPr>
-            <w:tcW w:type="dxa" w:w="1440"/>
-          </w:tcPr>
-          <w:p>
-            <w:pPr>
-              <w:jc w:val="center"/>
-            </w:pPr>
-            <w:r>
-              <w:rPr>
-                <w:sz w:val="17"/>
-              </w:rPr>
-              <w:t>14.0%</w:t>
-            </w:r>
-          </w:p>
-        </w:tc>
-        <w:tc>
-          <w:tcPr>
-            <w:tcW w:type="dxa" w:w="1440"/>
-          </w:tcPr>
-          <w:p>
-            <w:pPr>
-              <w:jc w:val="center"/>
-            </w:pPr>
-            <w:r>
-              <w:rPr>
-                <w:sz w:val="17"/>
-              </w:rPr>
-              <w:t>50%</w:t>
+              <w:t>7.05%</w:t>
+            </w:r>
+          </w:p>
+        </w:tc>
+        <w:tc>
+          <w:tcPr>
+            <w:tcW w:type="dxa" w:w="1440"/>
+          </w:tcPr>
+          <w:p>
+            <w:pPr>
+              <w:jc w:val="center"/>
+            </w:pPr>
+            <w:r>
+              <w:rPr>
+                <w:sz w:val="17"/>
+              </w:rPr>
+              <w:t>19.9%</w:t>
+            </w:r>
+          </w:p>
+        </w:tc>
+        <w:tc>
+          <w:tcPr>
+            <w:tcW w:type="dxa" w:w="1440"/>
+          </w:tcPr>
+          <w:p>
+            <w:pPr>
+              <w:jc w:val="center"/>
+            </w:pPr>
+            <w:r>
+              <w:rPr>
+                <w:sz w:val="17"/>
+              </w:rPr>
+              <w:t>61%</w:t>
             </w:r>
           </w:p>
         </w:tc>
@@ -8077,23 +8179,23 @@
               <w:rPr>
                 <w:sz w:val="17"/>
               </w:rPr>
-              <w:t>3</w:t>
-            </w:r>
-          </w:p>
-        </w:tc>
-        <w:tc>
-          <w:tcPr>
-            <w:tcW w:type="dxa" w:w="1440"/>
-          </w:tcPr>
-          <w:p>
-            <w:pPr>
-              <w:jc w:val="center"/>
-            </w:pPr>
-            <w:r>
-              <w:rPr>
-                <w:sz w:val="17"/>
-              </w:rPr>
-              <w:t>电子</w:t>
+              <w:t>5</w:t>
+            </w:r>
+          </w:p>
+        </w:tc>
+        <w:tc>
+          <w:tcPr>
+            <w:tcW w:type="dxa" w:w="1440"/>
+          </w:tcPr>
+          <w:p>
+            <w:pPr>
+              <w:jc w:val="center"/>
+            </w:pPr>
+            <w:r>
+              <w:rPr>
+                <w:sz w:val="17"/>
+              </w:rPr>
+              <w:t>传媒</w:t>
             </w:r>
           </w:p>
         </w:tc>
@@ -8108,10 +8210,10 @@
             <w:r>
               <w:rPr>
                 <w:b/>
-                <w:color w:val="27AE60"/>
-                <w:sz w:val="17"/>
-              </w:rPr>
-              <w:t>34.3%</w:t>
+                <w:color w:val="C0392B"/>
+                <w:sz w:val="17"/>
+              </w:rPr>
+              <w:t>-20.0%</w:t>
             </w:r>
           </w:p>
         </w:tc>
@@ -8126,42 +8228,42 @@
             <w:r>
               <w:rPr>
                 <w:b/>
-                <w:color w:val="27AE60"/>
-                <w:sz w:val="17"/>
-              </w:rPr>
-              <w:t>3.96%</w:t>
-            </w:r>
-          </w:p>
-        </w:tc>
-        <w:tc>
-          <w:tcPr>
-            <w:tcW w:type="dxa" w:w="1440"/>
-          </w:tcPr>
-          <w:p>
-            <w:pPr>
-              <w:jc w:val="center"/>
-            </w:pPr>
-            <w:r>
-              <w:rPr>
-                <w:sz w:val="17"/>
-              </w:rPr>
-              <w:t>25.4%</w:t>
-            </w:r>
-          </w:p>
-        </w:tc>
-        <w:tc>
-          <w:tcPr>
-            <w:tcW w:type="dxa" w:w="1440"/>
-          </w:tcPr>
-          <w:p>
-            <w:pPr>
-              <w:jc w:val="center"/>
-            </w:pPr>
-            <w:r>
-              <w:rPr>
-                <w:sz w:val="17"/>
-              </w:rPr>
-              <w:t>56%</w:t>
+                <w:color w:val="C0392B"/>
+                <w:sz w:val="17"/>
+              </w:rPr>
+              <w:t>-0.10%</w:t>
+            </w:r>
+          </w:p>
+        </w:tc>
+        <w:tc>
+          <w:tcPr>
+            <w:tcW w:type="dxa" w:w="1440"/>
+          </w:tcPr>
+          <w:p>
+            <w:pPr>
+              <w:jc w:val="center"/>
+            </w:pPr>
+            <w:r>
+              <w:rPr>
+                <w:sz w:val="17"/>
+              </w:rPr>
+              <w:t>15.1%</w:t>
+            </w:r>
+          </w:p>
+        </w:tc>
+        <w:tc>
+          <w:tcPr>
+            <w:tcW w:type="dxa" w:w="1440"/>
+          </w:tcPr>
+          <w:p>
+            <w:pPr>
+              <w:jc w:val="center"/>
+            </w:pPr>
+            <w:r>
+              <w:rPr>
+                <w:sz w:val="17"/>
+              </w:rPr>
+              <w:t>44%</w:t>
             </w:r>
           </w:p>
         </w:tc>
@@ -8179,23 +8281,23 @@
               <w:rPr>
                 <w:sz w:val="17"/>
               </w:rPr>
-              <w:t>4</w:t>
-            </w:r>
-          </w:p>
-        </w:tc>
-        <w:tc>
-          <w:tcPr>
-            <w:tcW w:type="dxa" w:w="1440"/>
-          </w:tcPr>
-          <w:p>
-            <w:pPr>
-              <w:jc w:val="center"/>
-            </w:pPr>
-            <w:r>
-              <w:rPr>
-                <w:sz w:val="17"/>
-              </w:rPr>
-              <w:t>传媒</w:t>
+              <w:t>6</w:t>
+            </w:r>
+          </w:p>
+        </w:tc>
+        <w:tc>
+          <w:tcPr>
+            <w:tcW w:type="dxa" w:w="1440"/>
+          </w:tcPr>
+          <w:p>
+            <w:pPr>
+              <w:jc w:val="center"/>
+            </w:pPr>
+            <w:r>
+              <w:rPr>
+                <w:sz w:val="17"/>
+              </w:rPr>
+              <w:t>国防军工</w:t>
             </w:r>
           </w:p>
         </w:tc>
@@ -8213,7 +8315,7 @@
                 <w:color w:val="C0392B"/>
                 <w:sz w:val="17"/>
               </w:rPr>
-              <w:t>-29.6%</w:t>
+              <w:t>-29.0%</w:t>
             </w:r>
           </w:p>
         </w:tc>
@@ -8231,39 +8333,39 @@
                 <w:color w:val="C0392B"/>
                 <w:sz w:val="17"/>
               </w:rPr>
-              <w:t>-0.78%</w:t>
-            </w:r>
-          </w:p>
-        </w:tc>
-        <w:tc>
-          <w:tcPr>
-            <w:tcW w:type="dxa" w:w="1440"/>
-          </w:tcPr>
-          <w:p>
-            <w:pPr>
-              <w:jc w:val="center"/>
-            </w:pPr>
-            <w:r>
-              <w:rPr>
-                <w:sz w:val="17"/>
-              </w:rPr>
-              <w:t>15.1%</w:t>
-            </w:r>
-          </w:p>
-        </w:tc>
-        <w:tc>
-          <w:tcPr>
-            <w:tcW w:type="dxa" w:w="1440"/>
-          </w:tcPr>
-          <w:p>
-            <w:pPr>
-              <w:jc w:val="center"/>
-            </w:pPr>
-            <w:r>
-              <w:rPr>
-                <w:sz w:val="17"/>
-              </w:rPr>
-              <w:t>39%</w:t>
+              <w:t>-1.36%</w:t>
+            </w:r>
+          </w:p>
+        </w:tc>
+        <w:tc>
+          <w:tcPr>
+            <w:tcW w:type="dxa" w:w="1440"/>
+          </w:tcPr>
+          <w:p>
+            <w:pPr>
+              <w:jc w:val="center"/>
+            </w:pPr>
+            <w:r>
+              <w:rPr>
+                <w:sz w:val="17"/>
+              </w:rPr>
+              <w:t>9.3%</w:t>
+            </w:r>
+          </w:p>
+        </w:tc>
+        <w:tc>
+          <w:tcPr>
+            <w:tcW w:type="dxa" w:w="1440"/>
+          </w:tcPr>
+          <w:p>
+            <w:pPr>
+              <w:jc w:val="center"/>
+            </w:pPr>
+            <w:r>
+              <w:rPr>
+                <w:sz w:val="17"/>
+              </w:rPr>
+              <w:t>50%</w:t>
             </w:r>
           </w:p>
         </w:tc>
@@ -8281,23 +8383,23 @@
               <w:rPr>
                 <w:sz w:val="17"/>
               </w:rPr>
-              <w:t>5</w:t>
-            </w:r>
-          </w:p>
-        </w:tc>
-        <w:tc>
-          <w:tcPr>
-            <w:tcW w:type="dxa" w:w="1440"/>
-          </w:tcPr>
-          <w:p>
-            <w:pPr>
-              <w:jc w:val="center"/>
-            </w:pPr>
-            <w:r>
-              <w:rPr>
-                <w:sz w:val="17"/>
-              </w:rPr>
-              <w:t>国防军工</w:t>
+              <w:t>7</w:t>
+            </w:r>
+          </w:p>
+        </w:tc>
+        <w:tc>
+          <w:tcPr>
+            <w:tcW w:type="dxa" w:w="1440"/>
+          </w:tcPr>
+          <w:p>
+            <w:pPr>
+              <w:jc w:val="center"/>
+            </w:pPr>
+            <w:r>
+              <w:rPr>
+                <w:sz w:val="17"/>
+              </w:rPr>
+              <w:t>石油石化</w:t>
             </w:r>
           </w:p>
         </w:tc>
@@ -8315,7 +8417,7 @@
                 <w:color w:val="C0392B"/>
                 <w:sz w:val="17"/>
               </w:rPr>
-              <w:t>-31.7%</w:t>
+              <w:t>-4.8%</w:t>
             </w:r>
           </w:p>
         </w:tc>
@@ -8333,39 +8435,39 @@
                 <w:color w:val="C0392B"/>
                 <w:sz w:val="17"/>
               </w:rPr>
-              <w:t>-1.54%</w:t>
-            </w:r>
-          </w:p>
-        </w:tc>
-        <w:tc>
-          <w:tcPr>
-            <w:tcW w:type="dxa" w:w="1440"/>
-          </w:tcPr>
-          <w:p>
-            <w:pPr>
-              <w:jc w:val="center"/>
-            </w:pPr>
-            <w:r>
-              <w:rPr>
-                <w:sz w:val="17"/>
-              </w:rPr>
-              <w:t>9.5%</w:t>
-            </w:r>
-          </w:p>
-        </w:tc>
-        <w:tc>
-          <w:tcPr>
-            <w:tcW w:type="dxa" w:w="1440"/>
-          </w:tcPr>
-          <w:p>
-            <w:pPr>
-              <w:jc w:val="center"/>
-            </w:pPr>
-            <w:r>
-              <w:rPr>
-                <w:sz w:val="17"/>
-              </w:rPr>
-              <w:t>50%</w:t>
+              <w:t>0.14%</w:t>
+            </w:r>
+          </w:p>
+        </w:tc>
+        <w:tc>
+          <w:tcPr>
+            <w:tcW w:type="dxa" w:w="1440"/>
+          </w:tcPr>
+          <w:p>
+            <w:pPr>
+              <w:jc w:val="center"/>
+            </w:pPr>
+            <w:r>
+              <w:rPr>
+                <w:sz w:val="17"/>
+              </w:rPr>
+              <w:t>9.1%</w:t>
+            </w:r>
+          </w:p>
+        </w:tc>
+        <w:tc>
+          <w:tcPr>
+            <w:tcW w:type="dxa" w:w="1440"/>
+          </w:tcPr>
+          <w:p>
+            <w:pPr>
+              <w:jc w:val="center"/>
+            </w:pPr>
+            <w:r>
+              <w:rPr>
+                <w:sz w:val="17"/>
+              </w:rPr>
+              <w:t>56%</w:t>
             </w:r>
           </w:p>
         </w:tc>
@@ -8383,23 +8485,23 @@
               <w:rPr>
                 <w:sz w:val="17"/>
               </w:rPr>
-              <w:t>6</w:t>
-            </w:r>
-          </w:p>
-        </w:tc>
-        <w:tc>
-          <w:tcPr>
-            <w:tcW w:type="dxa" w:w="1440"/>
-          </w:tcPr>
-          <w:p>
-            <w:pPr>
-              <w:jc w:val="center"/>
-            </w:pPr>
-            <w:r>
-              <w:rPr>
-                <w:sz w:val="17"/>
-              </w:rPr>
-              <w:t>石油石化</w:t>
+              <w:t>8</w:t>
+            </w:r>
+          </w:p>
+        </w:tc>
+        <w:tc>
+          <w:tcPr>
+            <w:tcW w:type="dxa" w:w="1440"/>
+          </w:tcPr>
+          <w:p>
+            <w:pPr>
+              <w:jc w:val="center"/>
+            </w:pPr>
+            <w:r>
+              <w:rPr>
+                <w:sz w:val="17"/>
+              </w:rPr>
+              <w:t>汽车</w:t>
             </w:r>
           </w:p>
         </w:tc>
@@ -8417,7 +8519,7 @@
                 <w:color w:val="C0392B"/>
                 <w:sz w:val="17"/>
               </w:rPr>
-              <w:t>-3.0%</w:t>
+              <w:t>-10.1%</w:t>
             </w:r>
           </w:p>
         </w:tc>
@@ -8435,39 +8537,39 @@
                 <w:color w:val="C0392B"/>
                 <w:sz w:val="17"/>
               </w:rPr>
-              <w:t>0.25%</w:t>
-            </w:r>
-          </w:p>
-        </w:tc>
-        <w:tc>
-          <w:tcPr>
-            <w:tcW w:type="dxa" w:w="1440"/>
-          </w:tcPr>
-          <w:p>
-            <w:pPr>
-              <w:jc w:val="center"/>
-            </w:pPr>
-            <w:r>
-              <w:rPr>
-                <w:sz w:val="17"/>
-              </w:rPr>
-              <w:t>9.2%</w:t>
-            </w:r>
-          </w:p>
-        </w:tc>
-        <w:tc>
-          <w:tcPr>
-            <w:tcW w:type="dxa" w:w="1440"/>
-          </w:tcPr>
-          <w:p>
-            <w:pPr>
-              <w:jc w:val="center"/>
-            </w:pPr>
-            <w:r>
-              <w:rPr>
-                <w:sz w:val="17"/>
-              </w:rPr>
-              <w:t>56%</w:t>
+              <w:t>0.07%</w:t>
+            </w:r>
+          </w:p>
+        </w:tc>
+        <w:tc>
+          <w:tcPr>
+            <w:tcW w:type="dxa" w:w="1440"/>
+          </w:tcPr>
+          <w:p>
+            <w:pPr>
+              <w:jc w:val="center"/>
+            </w:pPr>
+            <w:r>
+              <w:rPr>
+                <w:sz w:val="17"/>
+              </w:rPr>
+              <w:t>11.5%</w:t>
+            </w:r>
+          </w:p>
+        </w:tc>
+        <w:tc>
+          <w:tcPr>
+            <w:tcW w:type="dxa" w:w="1440"/>
+          </w:tcPr>
+          <w:p>
+            <w:pPr>
+              <w:jc w:val="center"/>
+            </w:pPr>
+            <w:r>
+              <w:rPr>
+                <w:sz w:val="17"/>
+              </w:rPr>
+              <w:t>44%</w:t>
             </w:r>
           </w:p>
         </w:tc>
@@ -8485,23 +8587,23 @@
               <w:rPr>
                 <w:sz w:val="17"/>
               </w:rPr>
-              <w:t>7</w:t>
-            </w:r>
-          </w:p>
-        </w:tc>
-        <w:tc>
-          <w:tcPr>
-            <w:tcW w:type="dxa" w:w="1440"/>
-          </w:tcPr>
-          <w:p>
-            <w:pPr>
-              <w:jc w:val="center"/>
-            </w:pPr>
-            <w:r>
-              <w:rPr>
-                <w:sz w:val="17"/>
-              </w:rPr>
-              <w:t>汽车</w:t>
+              <w:t>9</w:t>
+            </w:r>
+          </w:p>
+        </w:tc>
+        <w:tc>
+          <w:tcPr>
+            <w:tcW w:type="dxa" w:w="1440"/>
+          </w:tcPr>
+          <w:p>
+            <w:pPr>
+              <w:jc w:val="center"/>
+            </w:pPr>
+            <w:r>
+              <w:rPr>
+                <w:sz w:val="17"/>
+              </w:rPr>
+              <w:t>家用电器</w:t>
             </w:r>
           </w:p>
         </w:tc>
@@ -8519,7 +8621,7 @@
                 <w:color w:val="C0392B"/>
                 <w:sz w:val="17"/>
               </w:rPr>
-              <w:t>-14.0%</w:t>
+              <w:t>-5.1%</w:t>
             </w:r>
           </w:p>
         </w:tc>
@@ -8537,39 +8639,39 @@
                 <w:color w:val="C0392B"/>
                 <w:sz w:val="17"/>
               </w:rPr>
-              <w:t>-0.17%</w:t>
-            </w:r>
-          </w:p>
-        </w:tc>
-        <w:tc>
-          <w:tcPr>
-            <w:tcW w:type="dxa" w:w="1440"/>
-          </w:tcPr>
-          <w:p>
-            <w:pPr>
-              <w:jc w:val="center"/>
-            </w:pPr>
-            <w:r>
-              <w:rPr>
-                <w:sz w:val="17"/>
-              </w:rPr>
-              <w:t>11.5%</w:t>
-            </w:r>
-          </w:p>
-        </w:tc>
-        <w:tc>
-          <w:tcPr>
-            <w:tcW w:type="dxa" w:w="1440"/>
-          </w:tcPr>
-          <w:p>
-            <w:pPr>
-              <w:jc w:val="center"/>
-            </w:pPr>
-            <w:r>
-              <w:rPr>
-                <w:sz w:val="17"/>
-              </w:rPr>
-              <w:t>44%</w:t>
+              <w:t>0.11%</w:t>
+            </w:r>
+          </w:p>
+        </w:tc>
+        <w:tc>
+          <w:tcPr>
+            <w:tcW w:type="dxa" w:w="1440"/>
+          </w:tcPr>
+          <w:p>
+            <w:pPr>
+              <w:jc w:val="center"/>
+            </w:pPr>
+            <w:r>
+              <w:rPr>
+                <w:sz w:val="17"/>
+              </w:rPr>
+              <w:t>8.9%</w:t>
+            </w:r>
+          </w:p>
+        </w:tc>
+        <w:tc>
+          <w:tcPr>
+            <w:tcW w:type="dxa" w:w="1440"/>
+          </w:tcPr>
+          <w:p>
+            <w:pPr>
+              <w:jc w:val="center"/>
+            </w:pPr>
+            <w:r>
+              <w:rPr>
+                <w:sz w:val="17"/>
+              </w:rPr>
+              <w:t>56%</w:t>
             </w:r>
           </w:p>
         </w:tc>
@@ -8587,23 +8689,23 @@
               <w:rPr>
                 <w:sz w:val="17"/>
               </w:rPr>
-              <w:t>8</w:t>
-            </w:r>
-          </w:p>
-        </w:tc>
-        <w:tc>
-          <w:tcPr>
-            <w:tcW w:type="dxa" w:w="1440"/>
-          </w:tcPr>
-          <w:p>
-            <w:pPr>
-              <w:jc w:val="center"/>
-            </w:pPr>
-            <w:r>
-              <w:rPr>
-                <w:sz w:val="17"/>
-              </w:rPr>
-              <w:t>家用电器</w:t>
+              <w:t>10</w:t>
+            </w:r>
+          </w:p>
+        </w:tc>
+        <w:tc>
+          <w:tcPr>
+            <w:tcW w:type="dxa" w:w="1440"/>
+          </w:tcPr>
+          <w:p>
+            <w:pPr>
+              <w:jc w:val="center"/>
+            </w:pPr>
+            <w:r>
+              <w:rPr>
+                <w:sz w:val="17"/>
+              </w:rPr>
+              <w:t>商贸零售</w:t>
             </w:r>
           </w:p>
         </w:tc>
@@ -8621,7 +8723,7 @@
                 <w:color w:val="C0392B"/>
                 <w:sz w:val="17"/>
               </w:rPr>
-              <w:t>-7.4%</w:t>
+              <w:t>-46.9%</w:t>
             </w:r>
           </w:p>
         </w:tc>
@@ -8639,39 +8741,39 @@
                 <w:color w:val="C0392B"/>
                 <w:sz w:val="17"/>
               </w:rPr>
-              <w:t>-0.02%</w:t>
-            </w:r>
-          </w:p>
-        </w:tc>
-        <w:tc>
-          <w:tcPr>
-            <w:tcW w:type="dxa" w:w="1440"/>
-          </w:tcPr>
-          <w:p>
-            <w:pPr>
-              <w:jc w:val="center"/>
-            </w:pPr>
-            <w:r>
-              <w:rPr>
-                <w:sz w:val="17"/>
-              </w:rPr>
-              <w:t>8.9%</w:t>
-            </w:r>
-          </w:p>
-        </w:tc>
-        <w:tc>
-          <w:tcPr>
-            <w:tcW w:type="dxa" w:w="1440"/>
-          </w:tcPr>
-          <w:p>
-            <w:pPr>
-              <w:jc w:val="center"/>
-            </w:pPr>
-            <w:r>
-              <w:rPr>
-                <w:sz w:val="17"/>
-              </w:rPr>
-              <w:t>56%</w:t>
+              <w:t>-2.48%</w:t>
+            </w:r>
+          </w:p>
+        </w:tc>
+        <w:tc>
+          <w:tcPr>
+            <w:tcW w:type="dxa" w:w="1440"/>
+          </w:tcPr>
+          <w:p>
+            <w:pPr>
+              <w:jc w:val="center"/>
+            </w:pPr>
+            <w:r>
+              <w:rPr>
+                <w:sz w:val="17"/>
+              </w:rPr>
+              <w:t>12.9%</w:t>
+            </w:r>
+          </w:p>
+        </w:tc>
+        <w:tc>
+          <w:tcPr>
+            <w:tcW w:type="dxa" w:w="1440"/>
+          </w:tcPr>
+          <w:p>
+            <w:pPr>
+              <w:jc w:val="center"/>
+            </w:pPr>
+            <w:r>
+              <w:rPr>
+                <w:sz w:val="17"/>
+              </w:rPr>
+              <w:t>44%</w:t>
             </w:r>
           </w:p>
         </w:tc>
@@ -8689,23 +8791,23 @@
               <w:rPr>
                 <w:sz w:val="17"/>
               </w:rPr>
-              <w:t>9</w:t>
-            </w:r>
-          </w:p>
-        </w:tc>
-        <w:tc>
-          <w:tcPr>
-            <w:tcW w:type="dxa" w:w="1440"/>
-          </w:tcPr>
-          <w:p>
-            <w:pPr>
-              <w:jc w:val="center"/>
-            </w:pPr>
-            <w:r>
-              <w:rPr>
-                <w:sz w:val="17"/>
-              </w:rPr>
-              <w:t>商贸零售</w:t>
+              <w:t>11</w:t>
+            </w:r>
+          </w:p>
+        </w:tc>
+        <w:tc>
+          <w:tcPr>
+            <w:tcW w:type="dxa" w:w="1440"/>
+          </w:tcPr>
+          <w:p>
+            <w:pPr>
+              <w:jc w:val="center"/>
+            </w:pPr>
+            <w:r>
+              <w:rPr>
+                <w:sz w:val="17"/>
+              </w:rPr>
+              <w:t>美容护理</w:t>
             </w:r>
           </w:p>
         </w:tc>
@@ -8723,7 +8825,7 @@
                 <w:color w:val="C0392B"/>
                 <w:sz w:val="17"/>
               </w:rPr>
-              <w:t>-50.0%</w:t>
+              <w:t>-60.6%</w:t>
             </w:r>
           </w:p>
         </w:tc>
@@ -8741,23 +8843,23 @@
                 <w:color w:val="C0392B"/>
                 <w:sz w:val="17"/>
               </w:rPr>
-              <w:t>-2.79%</w:t>
-            </w:r>
-          </w:p>
-        </w:tc>
-        <w:tc>
-          <w:tcPr>
-            <w:tcW w:type="dxa" w:w="1440"/>
-          </w:tcPr>
-          <w:p>
-            <w:pPr>
-              <w:jc w:val="center"/>
-            </w:pPr>
-            <w:r>
-              <w:rPr>
-                <w:sz w:val="17"/>
-              </w:rPr>
-              <w:t>12.8%</w:t>
+              <w:t>-4.16%</w:t>
+            </w:r>
+          </w:p>
+        </w:tc>
+        <w:tc>
+          <w:tcPr>
+            <w:tcW w:type="dxa" w:w="1440"/>
+          </w:tcPr>
+          <w:p>
+            <w:pPr>
+              <w:jc w:val="center"/>
+            </w:pPr>
+            <w:r>
+              <w:rPr>
+                <w:sz w:val="17"/>
+              </w:rPr>
+              <w:t>11.4%</w:t>
             </w:r>
           </w:p>
         </w:tc>
@@ -8791,23 +8893,23 @@
               <w:rPr>
                 <w:sz w:val="17"/>
               </w:rPr>
-              <w:t>10</w:t>
-            </w:r>
-          </w:p>
-        </w:tc>
-        <w:tc>
-          <w:tcPr>
-            <w:tcW w:type="dxa" w:w="1440"/>
-          </w:tcPr>
-          <w:p>
-            <w:pPr>
-              <w:jc w:val="center"/>
-            </w:pPr>
-            <w:r>
-              <w:rPr>
-                <w:sz w:val="17"/>
-              </w:rPr>
-              <w:t>美容护理</w:t>
+              <w:t>12</w:t>
+            </w:r>
+          </w:p>
+        </w:tc>
+        <w:tc>
+          <w:tcPr>
+            <w:tcW w:type="dxa" w:w="1440"/>
+          </w:tcPr>
+          <w:p>
+            <w:pPr>
+              <w:jc w:val="center"/>
+            </w:pPr>
+            <w:r>
+              <w:rPr>
+                <w:sz w:val="17"/>
+              </w:rPr>
+              <w:t>农林牧渔</w:t>
             </w:r>
           </w:p>
         </w:tc>
@@ -8825,7 +8927,7 @@
                 <w:color w:val="C0392B"/>
                 <w:sz w:val="17"/>
               </w:rPr>
-              <w:t>-61.9%</w:t>
+              <w:t>-47.7%</w:t>
             </w:r>
           </w:p>
         </w:tc>
@@ -8843,39 +8945,39 @@
                 <w:color w:val="C0392B"/>
                 <w:sz w:val="17"/>
               </w:rPr>
-              <w:t>-4.34%</w:t>
-            </w:r>
-          </w:p>
-        </w:tc>
-        <w:tc>
-          <w:tcPr>
-            <w:tcW w:type="dxa" w:w="1440"/>
-          </w:tcPr>
-          <w:p>
-            <w:pPr>
-              <w:jc w:val="center"/>
-            </w:pPr>
-            <w:r>
-              <w:rPr>
-                <w:sz w:val="17"/>
-              </w:rPr>
-              <w:t>11.3%</w:t>
-            </w:r>
-          </w:p>
-        </w:tc>
-        <w:tc>
-          <w:tcPr>
-            <w:tcW w:type="dxa" w:w="1440"/>
-          </w:tcPr>
-          <w:p>
-            <w:pPr>
-              <w:jc w:val="center"/>
-            </w:pPr>
-            <w:r>
-              <w:rPr>
-                <w:sz w:val="17"/>
-              </w:rPr>
-              <w:t>39%</w:t>
+              <w:t>-3.07%</w:t>
+            </w:r>
+          </w:p>
+        </w:tc>
+        <w:tc>
+          <w:tcPr>
+            <w:tcW w:type="dxa" w:w="1440"/>
+          </w:tcPr>
+          <w:p>
+            <w:pPr>
+              <w:jc w:val="center"/>
+            </w:pPr>
+            <w:r>
+              <w:rPr>
+                <w:sz w:val="17"/>
+              </w:rPr>
+              <w:t>7.5%</w:t>
+            </w:r>
+          </w:p>
+        </w:tc>
+        <w:tc>
+          <w:tcPr>
+            <w:tcW w:type="dxa" w:w="1440"/>
+          </w:tcPr>
+          <w:p>
+            <w:pPr>
+              <w:jc w:val="center"/>
+            </w:pPr>
+            <w:r>
+              <w:rPr>
+                <w:sz w:val="17"/>
+              </w:rPr>
+              <w:t>44%</w:t>
             </w:r>
           </w:p>
         </w:tc>
@@ -8893,23 +8995,23 @@
               <w:rPr>
                 <w:sz w:val="17"/>
               </w:rPr>
-              <w:t>11</w:t>
-            </w:r>
-          </w:p>
-        </w:tc>
-        <w:tc>
-          <w:tcPr>
-            <w:tcW w:type="dxa" w:w="1440"/>
-          </w:tcPr>
-          <w:p>
-            <w:pPr>
-              <w:jc w:val="center"/>
-            </w:pPr>
-            <w:r>
-              <w:rPr>
-                <w:sz w:val="17"/>
-              </w:rPr>
-              <w:t>农林牧渔</w:t>
+              <w:t>13</w:t>
+            </w:r>
+          </w:p>
+        </w:tc>
+        <w:tc>
+          <w:tcPr>
+            <w:tcW w:type="dxa" w:w="1440"/>
+          </w:tcPr>
+          <w:p>
+            <w:pPr>
+              <w:jc w:val="center"/>
+            </w:pPr>
+            <w:r>
+              <w:rPr>
+                <w:sz w:val="17"/>
+              </w:rPr>
+              <w:t>食品饮料</w:t>
             </w:r>
           </w:p>
         </w:tc>
@@ -8927,7 +9029,7 @@
                 <w:color w:val="C0392B"/>
                 <w:sz w:val="17"/>
               </w:rPr>
-              <w:t>-48.4%</w:t>
+              <w:t>-47.0%</w:t>
             </w:r>
           </w:p>
         </w:tc>
@@ -8945,23 +9047,23 @@
                 <w:color w:val="C0392B"/>
                 <w:sz w:val="17"/>
               </w:rPr>
-              <w:t>-3.14%</w:t>
-            </w:r>
-          </w:p>
-        </w:tc>
-        <w:tc>
-          <w:tcPr>
-            <w:tcW w:type="dxa" w:w="1440"/>
-          </w:tcPr>
-          <w:p>
-            <w:pPr>
-              <w:jc w:val="center"/>
-            </w:pPr>
-            <w:r>
-              <w:rPr>
-                <w:sz w:val="17"/>
-              </w:rPr>
-              <w:t>7.5%</w:t>
+              <w:t>-2.72%</w:t>
+            </w:r>
+          </w:p>
+        </w:tc>
+        <w:tc>
+          <w:tcPr>
+            <w:tcW w:type="dxa" w:w="1440"/>
+          </w:tcPr>
+          <w:p>
+            <w:pPr>
+              <w:jc w:val="center"/>
+            </w:pPr>
+            <w:r>
+              <w:rPr>
+                <w:sz w:val="17"/>
+              </w:rPr>
+              <w:t>10.9%</w:t>
             </w:r>
           </w:p>
         </w:tc>
@@ -8995,23 +9097,23 @@
               <w:rPr>
                 <w:sz w:val="17"/>
               </w:rPr>
-              <w:t>12</w:t>
-            </w:r>
-          </w:p>
-        </w:tc>
-        <w:tc>
-          <w:tcPr>
-            <w:tcW w:type="dxa" w:w="1440"/>
-          </w:tcPr>
-          <w:p>
-            <w:pPr>
-              <w:jc w:val="center"/>
-            </w:pPr>
-            <w:r>
-              <w:rPr>
-                <w:sz w:val="17"/>
-              </w:rPr>
-              <w:t>食品饮料</w:t>
+              <w:t>14</w:t>
+            </w:r>
+          </w:p>
+        </w:tc>
+        <w:tc>
+          <w:tcPr>
+            <w:tcW w:type="dxa" w:w="1440"/>
+          </w:tcPr>
+          <w:p>
+            <w:pPr>
+              <w:jc w:val="center"/>
+            </w:pPr>
+            <w:r>
+              <w:rPr>
+                <w:sz w:val="17"/>
+              </w:rPr>
+              <w:t>社会服务</w:t>
             </w:r>
           </w:p>
         </w:tc>
@@ -9029,7 +9131,7 @@
                 <w:color w:val="C0392B"/>
                 <w:sz w:val="17"/>
               </w:rPr>
-              <w:t>-48.0%</w:t>
+              <w:t>-40.8%</w:t>
             </w:r>
           </w:p>
         </w:tc>
@@ -9047,125 +9149,23 @@
                 <w:color w:val="C0392B"/>
                 <w:sz w:val="17"/>
               </w:rPr>
-              <w:t>-2.82%</w:t>
-            </w:r>
-          </w:p>
-        </w:tc>
-        <w:tc>
-          <w:tcPr>
-            <w:tcW w:type="dxa" w:w="1440"/>
-          </w:tcPr>
-          <w:p>
-            <w:pPr>
-              <w:jc w:val="center"/>
-            </w:pPr>
-            <w:r>
-              <w:rPr>
-                <w:sz w:val="17"/>
-              </w:rPr>
-              <w:t>10.8%</w:t>
-            </w:r>
-          </w:p>
-        </w:tc>
-        <w:tc>
-          <w:tcPr>
-            <w:tcW w:type="dxa" w:w="1440"/>
-          </w:tcPr>
-          <w:p>
-            <w:pPr>
-              <w:jc w:val="center"/>
-            </w:pPr>
-            <w:r>
-              <w:rPr>
-                <w:sz w:val="17"/>
-              </w:rPr>
-              <w:t>44%</w:t>
-            </w:r>
-          </w:p>
-        </w:tc>
-      </w:tr>
-      <w:tr>
-        <w:tc>
-          <w:tcPr>
-            <w:tcW w:type="dxa" w:w="1440"/>
-          </w:tcPr>
-          <w:p>
-            <w:pPr>
-              <w:jc w:val="center"/>
-            </w:pPr>
-            <w:r>
-              <w:rPr>
-                <w:sz w:val="17"/>
-              </w:rPr>
-              <w:t>13</w:t>
-            </w:r>
-          </w:p>
-        </w:tc>
-        <w:tc>
-          <w:tcPr>
-            <w:tcW w:type="dxa" w:w="1440"/>
-          </w:tcPr>
-          <w:p>
-            <w:pPr>
-              <w:jc w:val="center"/>
-            </w:pPr>
-            <w:r>
-              <w:rPr>
-                <w:sz w:val="17"/>
-              </w:rPr>
-              <w:t>社会服务</w:t>
-            </w:r>
-          </w:p>
-        </w:tc>
-        <w:tc>
-          <w:tcPr>
-            <w:tcW w:type="dxa" w:w="1440"/>
-          </w:tcPr>
-          <w:p>
-            <w:pPr>
-              <w:jc w:val="center"/>
-            </w:pPr>
-            <w:r>
-              <w:rPr>
-                <w:b/>
-                <w:color w:val="C0392B"/>
-                <w:sz w:val="17"/>
-              </w:rPr>
-              <w:t>-45.7%</w:t>
-            </w:r>
-          </w:p>
-        </w:tc>
-        <w:tc>
-          <w:tcPr>
-            <w:tcW w:type="dxa" w:w="1440"/>
-          </w:tcPr>
-          <w:p>
-            <w:pPr>
-              <w:jc w:val="center"/>
-            </w:pPr>
-            <w:r>
-              <w:rPr>
-                <w:b/>
-                <w:color w:val="C0392B"/>
-                <w:sz w:val="17"/>
-              </w:rPr>
-              <w:t>-2.48%</w:t>
-            </w:r>
-          </w:p>
-        </w:tc>
-        <w:tc>
-          <w:tcPr>
-            <w:tcW w:type="dxa" w:w="1440"/>
-          </w:tcPr>
-          <w:p>
-            <w:pPr>
-              <w:jc w:val="center"/>
-            </w:pPr>
-            <w:r>
-              <w:rPr>
-                <w:sz w:val="17"/>
-              </w:rPr>
-              <w:t>12.2%</w:t>
+              <w:t>-2.06%</w:t>
+            </w:r>
+          </w:p>
+        </w:tc>
+        <w:tc>
+          <w:tcPr>
+            <w:tcW w:type="dxa" w:w="1440"/>
+          </w:tcPr>
+          <w:p>
+            <w:pPr>
+              <w:jc w:val="center"/>
+            </w:pPr>
+            <w:r>
+              <w:rPr>
+                <w:sz w:val="17"/>
+              </w:rPr>
+              <w:t>12.0%</w:t>
             </w:r>
           </w:p>
         </w:tc>
@@ -9397,7 +9397,7 @@
                 <w:color w:val="27AE60"/>
                 <w:sz w:val="17"/>
               </w:rPr>
-              <w:t>193.1%</w:t>
+              <w:t>175.3%</w:t>
             </w:r>
           </w:p>
         </w:tc>
@@ -9415,23 +9415,23 @@
                 <w:color w:val="27AE60"/>
                 <w:sz w:val="17"/>
               </w:rPr>
-              <w:t>7.31%</w:t>
-            </w:r>
-          </w:p>
-        </w:tc>
-        <w:tc>
-          <w:tcPr>
-            <w:tcW w:type="dxa" w:w="1440"/>
-          </w:tcPr>
-          <w:p>
-            <w:pPr>
-              <w:jc w:val="center"/>
-            </w:pPr>
-            <w:r>
-              <w:rPr>
-                <w:sz w:val="17"/>
-              </w:rPr>
-              <w:t>19.5%</w:t>
+              <w:t>7.05%</w:t>
+            </w:r>
+          </w:p>
+        </w:tc>
+        <w:tc>
+          <w:tcPr>
+            <w:tcW w:type="dxa" w:w="1440"/>
+          </w:tcPr>
+          <w:p>
+            <w:pPr>
+              <w:jc w:val="center"/>
+            </w:pPr>
+            <w:r>
+              <w:rPr>
+                <w:sz w:val="17"/>
+              </w:rPr>
+              <w:t>19.9%</w:t>
             </w:r>
           </w:p>
         </w:tc>
@@ -9499,7 +9499,7 @@
                 <w:color w:val="27AE60"/>
                 <w:sz w:val="17"/>
               </w:rPr>
-              <w:t>34.3%</w:t>
+              <w:t>30.1%</w:t>
             </w:r>
           </w:p>
         </w:tc>
@@ -9517,23 +9517,23 @@
                 <w:color w:val="27AE60"/>
                 <w:sz w:val="17"/>
               </w:rPr>
-              <w:t>3.96%</w:t>
-            </w:r>
-          </w:p>
-        </w:tc>
-        <w:tc>
-          <w:tcPr>
-            <w:tcW w:type="dxa" w:w="1440"/>
-          </w:tcPr>
-          <w:p>
-            <w:pPr>
-              <w:jc w:val="center"/>
-            </w:pPr>
-            <w:r>
-              <w:rPr>
-                <w:sz w:val="17"/>
-              </w:rPr>
-              <w:t>25.4%</w:t>
+              <w:t>3.85%</w:t>
+            </w:r>
+          </w:p>
+        </w:tc>
+        <w:tc>
+          <w:tcPr>
+            <w:tcW w:type="dxa" w:w="1440"/>
+          </w:tcPr>
+          <w:p>
+            <w:pPr>
+              <w:jc w:val="center"/>
+            </w:pPr>
+            <w:r>
+              <w:rPr>
+                <w:sz w:val="17"/>
+              </w:rPr>
+              <w:t>25.6%</w:t>
             </w:r>
           </w:p>
         </w:tc>
@@ -9583,7 +9583,7 @@
               <w:rPr>
                 <w:sz w:val="17"/>
               </w:rPr>
-              <w:t>煤炭</w:t>
+              <w:t>有色金属</w:t>
             </w:r>
           </w:p>
         </w:tc>
@@ -9601,7 +9601,7 @@
                 <w:color w:val="27AE60"/>
                 <w:sz w:val="17"/>
               </w:rPr>
-              <w:t>15.9%</w:t>
+              <w:t>15.3%</w:t>
             </w:r>
           </w:p>
         </w:tc>
@@ -9619,39 +9619,39 @@
                 <w:color w:val="27AE60"/>
                 <w:sz w:val="17"/>
               </w:rPr>
-              <w:t>1.22%</w:t>
-            </w:r>
-          </w:p>
-        </w:tc>
-        <w:tc>
-          <w:tcPr>
-            <w:tcW w:type="dxa" w:w="1440"/>
-          </w:tcPr>
-          <w:p>
-            <w:pPr>
-              <w:jc w:val="center"/>
-            </w:pPr>
-            <w:r>
-              <w:rPr>
-                <w:sz w:val="17"/>
-              </w:rPr>
-              <w:t>9.7%</w:t>
-            </w:r>
-          </w:p>
-        </w:tc>
-        <w:tc>
-          <w:tcPr>
-            <w:tcW w:type="dxa" w:w="1440"/>
-          </w:tcPr>
-          <w:p>
-            <w:pPr>
-              <w:jc w:val="center"/>
-            </w:pPr>
-            <w:r>
-              <w:rPr>
-                <w:sz w:val="17"/>
-              </w:rPr>
-              <w:t>61%</w:t>
+              <w:t>1.39%</w:t>
+            </w:r>
+          </w:p>
+        </w:tc>
+        <w:tc>
+          <w:tcPr>
+            <w:tcW w:type="dxa" w:w="1440"/>
+          </w:tcPr>
+          <w:p>
+            <w:pPr>
+              <w:jc w:val="center"/>
+            </w:pPr>
+            <w:r>
+              <w:rPr>
+                <w:sz w:val="17"/>
+              </w:rPr>
+              <w:t>12.2%</w:t>
+            </w:r>
+          </w:p>
+        </w:tc>
+        <w:tc>
+          <w:tcPr>
+            <w:tcW w:type="dxa" w:w="1440"/>
+          </w:tcPr>
+          <w:p>
+            <w:pPr>
+              <w:jc w:val="center"/>
+            </w:pPr>
+            <w:r>
+              <w:rPr>
+                <w:sz w:val="17"/>
+              </w:rPr>
+              <w:t>50%</w:t>
             </w:r>
           </w:p>
         </w:tc>
@@ -9685,7 +9685,7 @@
               <w:rPr>
                 <w:sz w:val="17"/>
               </w:rPr>
-              <w:t>银行</w:t>
+              <w:t>综合</w:t>
             </w:r>
           </w:p>
         </w:tc>
@@ -9703,7 +9703,7 @@
                 <w:color w:val="27AE60"/>
                 <w:sz w:val="17"/>
               </w:rPr>
-              <w:t>7.4%</w:t>
+              <w:t>17.7%</w:t>
             </w:r>
           </w:p>
         </w:tc>
@@ -9721,39 +9721,39 @@
                 <w:color w:val="27AE60"/>
                 <w:sz w:val="17"/>
               </w:rPr>
-              <w:t>0.63%</w:t>
-            </w:r>
-          </w:p>
-        </w:tc>
-        <w:tc>
-          <w:tcPr>
-            <w:tcW w:type="dxa" w:w="1440"/>
-          </w:tcPr>
-          <w:p>
-            <w:pPr>
-              <w:jc w:val="center"/>
-            </w:pPr>
-            <w:r>
-              <w:rPr>
-                <w:sz w:val="17"/>
-              </w:rPr>
-              <w:t>7.2%</w:t>
-            </w:r>
-          </w:p>
-        </w:tc>
-        <w:tc>
-          <w:tcPr>
-            <w:tcW w:type="dxa" w:w="1440"/>
-          </w:tcPr>
-          <w:p>
-            <w:pPr>
-              <w:jc w:val="center"/>
-            </w:pPr>
-            <w:r>
-              <w:rPr>
-                <w:sz w:val="17"/>
-              </w:rPr>
-              <w:t>56%</w:t>
+              <w:t>1.72%</w:t>
+            </w:r>
+          </w:p>
+        </w:tc>
+        <w:tc>
+          <w:tcPr>
+            <w:tcW w:type="dxa" w:w="1440"/>
+          </w:tcPr>
+          <w:p>
+            <w:pPr>
+              <w:jc w:val="center"/>
+            </w:pPr>
+            <w:r>
+              <w:rPr>
+                <w:sz w:val="17"/>
+              </w:rPr>
+              <w:t>13.7%</w:t>
+            </w:r>
+          </w:p>
+        </w:tc>
+        <w:tc>
+          <w:tcPr>
+            <w:tcW w:type="dxa" w:w="1440"/>
+          </w:tcPr>
+          <w:p>
+            <w:pPr>
+              <w:jc w:val="center"/>
+            </w:pPr>
+            <w:r>
+              <w:rPr>
+                <w:sz w:val="17"/>
+              </w:rPr>
+              <w:t>50%</w:t>
             </w:r>
           </w:p>
         </w:tc>
@@ -9787,7 +9787,7 @@
               <w:rPr>
                 <w:sz w:val="17"/>
               </w:rPr>
-              <w:t>有色金属</w:t>
+              <w:t>煤炭</w:t>
             </w:r>
           </w:p>
         </w:tc>
@@ -9805,7 +9805,7 @@
                 <w:color w:val="27AE60"/>
                 <w:sz w:val="17"/>
               </w:rPr>
-              <w:t>10.2%</w:t>
+              <w:t>10.6%</w:t>
             </w:r>
           </w:p>
         </w:tc>
@@ -9823,39 +9823,39 @@
                 <w:color w:val="27AE60"/>
                 <w:sz w:val="17"/>
               </w:rPr>
-              <w:t>1.16%</w:t>
-            </w:r>
-          </w:p>
-        </w:tc>
-        <w:tc>
-          <w:tcPr>
-            <w:tcW w:type="dxa" w:w="1440"/>
-          </w:tcPr>
-          <w:p>
-            <w:pPr>
-              <w:jc w:val="center"/>
-            </w:pPr>
-            <w:r>
-              <w:rPr>
-                <w:sz w:val="17"/>
-              </w:rPr>
-              <w:t>12.3%</w:t>
-            </w:r>
-          </w:p>
-        </w:tc>
-        <w:tc>
-          <w:tcPr>
-            <w:tcW w:type="dxa" w:w="1440"/>
-          </w:tcPr>
-          <w:p>
-            <w:pPr>
-              <w:jc w:val="center"/>
-            </w:pPr>
-            <w:r>
-              <w:rPr>
-                <w:sz w:val="17"/>
-              </w:rPr>
-              <w:t>50%</w:t>
+              <w:t>0.94%</w:t>
+            </w:r>
+          </w:p>
+        </w:tc>
+        <w:tc>
+          <w:tcPr>
+            <w:tcW w:type="dxa" w:w="1440"/>
+          </w:tcPr>
+          <w:p>
+            <w:pPr>
+              <w:jc w:val="center"/>
+            </w:pPr>
+            <w:r>
+              <w:rPr>
+                <w:sz w:val="17"/>
+              </w:rPr>
+              <w:t>9.3%</w:t>
+            </w:r>
+          </w:p>
+        </w:tc>
+        <w:tc>
+          <w:tcPr>
+            <w:tcW w:type="dxa" w:w="1440"/>
+          </w:tcPr>
+          <w:p>
+            <w:pPr>
+              <w:jc w:val="center"/>
+            </w:pPr>
+            <w:r>
+              <w:rPr>
+                <w:sz w:val="17"/>
+              </w:rPr>
+              <w:t>61%</w:t>
             </w:r>
           </w:p>
         </w:tc>
@@ -9889,7 +9889,7 @@
               <w:rPr>
                 <w:sz w:val="17"/>
               </w:rPr>
-              <w:t>综合</w:t>
+              <w:t>银行</w:t>
             </w:r>
           </w:p>
         </w:tc>
@@ -9907,7 +9907,7 @@
                 <w:color w:val="27AE60"/>
                 <w:sz w:val="17"/>
               </w:rPr>
-              <w:t>10.4%</w:t>
+              <w:t>7.0%</w:t>
             </w:r>
           </w:p>
         </w:tc>
@@ -9925,39 +9925,39 @@
                 <w:color w:val="27AE60"/>
                 <w:sz w:val="17"/>
               </w:rPr>
-              <w:t>1.43%</w:t>
-            </w:r>
-          </w:p>
-        </w:tc>
-        <w:tc>
-          <w:tcPr>
-            <w:tcW w:type="dxa" w:w="1440"/>
-          </w:tcPr>
-          <w:p>
-            <w:pPr>
-              <w:jc w:val="center"/>
-            </w:pPr>
-            <w:r>
-              <w:rPr>
-                <w:sz w:val="17"/>
-              </w:rPr>
-              <w:t>14.0%</w:t>
-            </w:r>
-          </w:p>
-        </w:tc>
-        <w:tc>
-          <w:tcPr>
-            <w:tcW w:type="dxa" w:w="1440"/>
-          </w:tcPr>
-          <w:p>
-            <w:pPr>
-              <w:jc w:val="center"/>
-            </w:pPr>
-            <w:r>
-              <w:rPr>
-                <w:sz w:val="17"/>
-              </w:rPr>
-              <w:t>50%</w:t>
+              <w:t>0.60%</w:t>
+            </w:r>
+          </w:p>
+        </w:tc>
+        <w:tc>
+          <w:tcPr>
+            <w:tcW w:type="dxa" w:w="1440"/>
+          </w:tcPr>
+          <w:p>
+            <w:pPr>
+              <w:jc w:val="center"/>
+            </w:pPr>
+            <w:r>
+              <w:rPr>
+                <w:sz w:val="17"/>
+              </w:rPr>
+              <w:t>7.2%</w:t>
+            </w:r>
+          </w:p>
+        </w:tc>
+        <w:tc>
+          <w:tcPr>
+            <w:tcW w:type="dxa" w:w="1440"/>
+          </w:tcPr>
+          <w:p>
+            <w:pPr>
+              <w:jc w:val="center"/>
+            </w:pPr>
+            <w:r>
+              <w:rPr>
+                <w:sz w:val="17"/>
+              </w:rPr>
+              <w:t>56%</w:t>
             </w:r>
           </w:p>
         </w:tc>
@@ -10009,7 +10009,7 @@
                 <w:color w:val="27AE60"/>
                 <w:sz w:val="17"/>
               </w:rPr>
-              <w:t>4.0%</w:t>
+              <w:t>7.8%</w:t>
             </w:r>
           </w:p>
         </w:tc>
@@ -10027,23 +10027,23 @@
                 <w:color w:val="27AE60"/>
                 <w:sz w:val="17"/>
               </w:rPr>
-              <w:t>0.90%</w:t>
-            </w:r>
-          </w:p>
-        </w:tc>
-        <w:tc>
-          <w:tcPr>
-            <w:tcW w:type="dxa" w:w="1440"/>
-          </w:tcPr>
-          <w:p>
-            <w:pPr>
-              <w:jc w:val="center"/>
-            </w:pPr>
-            <w:r>
-              <w:rPr>
-                <w:sz w:val="17"/>
-              </w:rPr>
-              <w:t>12.2%</w:t>
+              <w:t>1.06%</w:t>
+            </w:r>
+          </w:p>
+        </w:tc>
+        <w:tc>
+          <w:tcPr>
+            <w:tcW w:type="dxa" w:w="1440"/>
+          </w:tcPr>
+          <w:p>
+            <w:pPr>
+              <w:jc w:val="center"/>
+            </w:pPr>
+            <w:r>
+              <w:rPr>
+                <w:sz w:val="17"/>
+              </w:rPr>
+              <w:t>11.9%</w:t>
             </w:r>
           </w:p>
         </w:tc>
@@ -10111,7 +10111,7 @@
                 <w:color w:val="C0392B"/>
                 <w:sz w:val="17"/>
               </w:rPr>
-              <w:t>-3.0%</w:t>
+              <w:t>-4.8%</w:t>
             </w:r>
           </w:p>
         </w:tc>
@@ -10129,23 +10129,23 @@
                 <w:color w:val="C0392B"/>
                 <w:sz w:val="17"/>
               </w:rPr>
-              <w:t>0.25%</w:t>
-            </w:r>
-          </w:p>
-        </w:tc>
-        <w:tc>
-          <w:tcPr>
-            <w:tcW w:type="dxa" w:w="1440"/>
-          </w:tcPr>
-          <w:p>
-            <w:pPr>
-              <w:jc w:val="center"/>
-            </w:pPr>
-            <w:r>
-              <w:rPr>
-                <w:sz w:val="17"/>
-              </w:rPr>
-              <w:t>9.2%</w:t>
+              <w:t>0.14%</w:t>
+            </w:r>
+          </w:p>
+        </w:tc>
+        <w:tc>
+          <w:tcPr>
+            <w:tcW w:type="dxa" w:w="1440"/>
+          </w:tcPr>
+          <w:p>
+            <w:pPr>
+              <w:jc w:val="center"/>
+            </w:pPr>
+            <w:r>
+              <w:rPr>
+                <w:sz w:val="17"/>
+              </w:rPr>
+              <w:t>9.1%</w:t>
             </w:r>
           </w:p>
         </w:tc>
@@ -10213,7 +10213,7 @@
                 <w:color w:val="C0392B"/>
                 <w:sz w:val="17"/>
               </w:rPr>
-              <w:t>-7.4%</w:t>
+              <w:t>-5.1%</w:t>
             </w:r>
           </w:p>
         </w:tc>
@@ -10231,7 +10231,7 @@
                 <w:color w:val="C0392B"/>
                 <w:sz w:val="17"/>
               </w:rPr>
-              <w:t>-0.02%</w:t>
+              <w:t>0.11%</w:t>
             </w:r>
           </w:p>
         </w:tc>
@@ -10315,7 +10315,7 @@
                 <w:color w:val="C0392B"/>
                 <w:sz w:val="17"/>
               </w:rPr>
-              <w:t>-14.0%</w:t>
+              <w:t>-10.1%</w:t>
             </w:r>
           </w:p>
         </w:tc>
@@ -10333,7 +10333,7 @@
                 <w:color w:val="C0392B"/>
                 <w:sz w:val="17"/>
               </w:rPr>
-              <w:t>-0.17%</w:t>
+              <w:t>0.07%</w:t>
             </w:r>
           </w:p>
         </w:tc>
@@ -10399,7 +10399,7 @@
               <w:rPr>
                 <w:sz w:val="17"/>
               </w:rPr>
-              <w:t>公用事业</w:t>
+              <w:t>传媒</w:t>
             </w:r>
           </w:p>
         </w:tc>
@@ -10417,7 +10417,7 @@
                 <w:color w:val="C0392B"/>
                 <w:sz w:val="17"/>
               </w:rPr>
-              <w:t>-15.0%</w:t>
+              <w:t>-20.0%</w:t>
             </w:r>
           </w:p>
         </w:tc>
@@ -10435,39 +10435,39 @@
                 <w:color w:val="C0392B"/>
                 <w:sz w:val="17"/>
               </w:rPr>
-              <w:t>-0.71%</w:t>
-            </w:r>
-          </w:p>
-        </w:tc>
-        <w:tc>
-          <w:tcPr>
-            <w:tcW w:type="dxa" w:w="1440"/>
-          </w:tcPr>
-          <w:p>
-            <w:pPr>
-              <w:jc w:val="center"/>
-            </w:pPr>
-            <w:r>
-              <w:rPr>
-                <w:sz w:val="17"/>
-              </w:rPr>
-              <w:t>5.5%</w:t>
-            </w:r>
-          </w:p>
-        </w:tc>
-        <w:tc>
-          <w:tcPr>
-            <w:tcW w:type="dxa" w:w="1440"/>
-          </w:tcPr>
-          <w:p>
-            <w:pPr>
-              <w:jc w:val="center"/>
-            </w:pPr>
-            <w:r>
-              <w:rPr>
-                <w:sz w:val="17"/>
-              </w:rPr>
-              <w:t>50%</w:t>
+              <w:t>-0.10%</w:t>
+            </w:r>
+          </w:p>
+        </w:tc>
+        <w:tc>
+          <w:tcPr>
+            <w:tcW w:type="dxa" w:w="1440"/>
+          </w:tcPr>
+          <w:p>
+            <w:pPr>
+              <w:jc w:val="center"/>
+            </w:pPr>
+            <w:r>
+              <w:rPr>
+                <w:sz w:val="17"/>
+              </w:rPr>
+              <w:t>15.1%</w:t>
+            </w:r>
+          </w:p>
+        </w:tc>
+        <w:tc>
+          <w:tcPr>
+            <w:tcW w:type="dxa" w:w="1440"/>
+          </w:tcPr>
+          <w:p>
+            <w:pPr>
+              <w:jc w:val="center"/>
+            </w:pPr>
+            <w:r>
+              <w:rPr>
+                <w:sz w:val="17"/>
+              </w:rPr>
+              <w:t>44%</w:t>
             </w:r>
           </w:p>
         </w:tc>
@@ -10519,7 +10519,7 @@
                 <w:color w:val="C0392B"/>
                 <w:sz w:val="17"/>
               </w:rPr>
-              <w:t>-19.1%</w:t>
+              <w:t>-20.2%</w:t>
             </w:r>
           </w:p>
         </w:tc>
@@ -10537,7 +10537,7 @@
                 <w:color w:val="C0392B"/>
                 <w:sz w:val="17"/>
               </w:rPr>
-              <w:t>-0.44%</w:t>
+              <w:t>-0.51%</w:t>
             </w:r>
           </w:p>
         </w:tc>
@@ -10603,7 +10603,7 @@
               <w:rPr>
                 <w:sz w:val="17"/>
               </w:rPr>
-              <w:t>传媒</w:t>
+              <w:t>公用事业</w:t>
             </w:r>
           </w:p>
         </w:tc>
@@ -10621,7 +10621,7 @@
                 <w:color w:val="C0392B"/>
                 <w:sz w:val="17"/>
               </w:rPr>
-              <w:t>-29.6%</w:t>
+              <w:t>-16.8%</w:t>
             </w:r>
           </w:p>
         </w:tc>
@@ -10639,39 +10639,39 @@
                 <w:color w:val="C0392B"/>
                 <w:sz w:val="17"/>
               </w:rPr>
-              <w:t>-0.78%</w:t>
-            </w:r>
-          </w:p>
-        </w:tc>
-        <w:tc>
-          <w:tcPr>
-            <w:tcW w:type="dxa" w:w="1440"/>
-          </w:tcPr>
-          <w:p>
-            <w:pPr>
-              <w:jc w:val="center"/>
-            </w:pPr>
-            <w:r>
-              <w:rPr>
-                <w:sz w:val="17"/>
-              </w:rPr>
-              <w:t>15.1%</w:t>
-            </w:r>
-          </w:p>
-        </w:tc>
-        <w:tc>
-          <w:tcPr>
-            <w:tcW w:type="dxa" w:w="1440"/>
-          </w:tcPr>
-          <w:p>
-            <w:pPr>
-              <w:jc w:val="center"/>
-            </w:pPr>
-            <w:r>
-              <w:rPr>
-                <w:sz w:val="17"/>
-              </w:rPr>
-              <w:t>39%</w:t>
+              <w:t>-0.82%</w:t>
+            </w:r>
+          </w:p>
+        </w:tc>
+        <w:tc>
+          <w:tcPr>
+            <w:tcW w:type="dxa" w:w="1440"/>
+          </w:tcPr>
+          <w:p>
+            <w:pPr>
+              <w:jc w:val="center"/>
+            </w:pPr>
+            <w:r>
+              <w:rPr>
+                <w:sz w:val="17"/>
+              </w:rPr>
+              <w:t>5.4%</w:t>
+            </w:r>
+          </w:p>
+        </w:tc>
+        <w:tc>
+          <w:tcPr>
+            <w:tcW w:type="dxa" w:w="1440"/>
+          </w:tcPr>
+          <w:p>
+            <w:pPr>
+              <w:jc w:val="center"/>
+            </w:pPr>
+            <w:r>
+              <w:rPr>
+                <w:sz w:val="17"/>
+              </w:rPr>
+              <w:t>50%</w:t>
             </w:r>
           </w:p>
         </w:tc>
@@ -10723,7 +10723,7 @@
                 <w:color w:val="C0392B"/>
                 <w:sz w:val="17"/>
               </w:rPr>
-              <w:t>-31.7%</w:t>
+              <w:t>-29.0%</w:t>
             </w:r>
           </w:p>
         </w:tc>
@@ -10741,23 +10741,23 @@
                 <w:color w:val="C0392B"/>
                 <w:sz w:val="17"/>
               </w:rPr>
-              <w:t>-1.54%</w:t>
-            </w:r>
-          </w:p>
-        </w:tc>
-        <w:tc>
-          <w:tcPr>
-            <w:tcW w:type="dxa" w:w="1440"/>
-          </w:tcPr>
-          <w:p>
-            <w:pPr>
-              <w:jc w:val="center"/>
-            </w:pPr>
-            <w:r>
-              <w:rPr>
-                <w:sz w:val="17"/>
-              </w:rPr>
-              <w:t>9.5%</w:t>
+              <w:t>-1.36%</w:t>
+            </w:r>
+          </w:p>
+        </w:tc>
+        <w:tc>
+          <w:tcPr>
+            <w:tcW w:type="dxa" w:w="1440"/>
+          </w:tcPr>
+          <w:p>
+            <w:pPr>
+              <w:jc w:val="center"/>
+            </w:pPr>
+            <w:r>
+              <w:rPr>
+                <w:sz w:val="17"/>
+              </w:rPr>
+              <w:t>9.3%</w:t>
             </w:r>
           </w:p>
         </w:tc>
@@ -10825,7 +10825,7 @@
                 <w:color w:val="C0392B"/>
                 <w:sz w:val="17"/>
               </w:rPr>
-              <w:t>-38.1%</w:t>
+              <w:t>-36.3%</w:t>
             </w:r>
           </w:p>
         </w:tc>
@@ -10843,23 +10843,23 @@
                 <w:color w:val="C0392B"/>
                 <w:sz w:val="17"/>
               </w:rPr>
-              <w:t>-1.55%</w:t>
-            </w:r>
-          </w:p>
-        </w:tc>
-        <w:tc>
-          <w:tcPr>
-            <w:tcW w:type="dxa" w:w="1440"/>
-          </w:tcPr>
-          <w:p>
-            <w:pPr>
-              <w:jc w:val="center"/>
-            </w:pPr>
-            <w:r>
-              <w:rPr>
-                <w:sz w:val="17"/>
-              </w:rPr>
-              <w:t>14.1%</w:t>
+              <w:t>-1.44%</w:t>
+            </w:r>
+          </w:p>
+        </w:tc>
+        <w:tc>
+          <w:tcPr>
+            <w:tcW w:type="dxa" w:w="1440"/>
+          </w:tcPr>
+          <w:p>
+            <w:pPr>
+              <w:jc w:val="center"/>
+            </w:pPr>
+            <w:r>
+              <w:rPr>
+                <w:sz w:val="17"/>
+              </w:rPr>
+              <w:t>13.9%</w:t>
             </w:r>
           </w:p>
         </w:tc>
@@ -10909,7 +10909,7 @@
               <w:rPr>
                 <w:sz w:val="17"/>
               </w:rPr>
-              <w:t>交通运输</w:t>
+              <w:t>计算机</w:t>
             </w:r>
           </w:p>
         </w:tc>
@@ -10927,7 +10927,7 @@
                 <w:color w:val="C0392B"/>
                 <w:sz w:val="17"/>
               </w:rPr>
-              <w:t>-25.1%</w:t>
+              <w:t>-27.5%</w:t>
             </w:r>
           </w:p>
         </w:tc>
@@ -10945,39 +10945,39 @@
                 <w:color w:val="C0392B"/>
                 <w:sz w:val="17"/>
               </w:rPr>
-              <w:t>-1.35%</w:t>
-            </w:r>
-          </w:p>
-        </w:tc>
-        <w:tc>
-          <w:tcPr>
-            <w:tcW w:type="dxa" w:w="1440"/>
-          </w:tcPr>
-          <w:p>
-            <w:pPr>
-              <w:jc w:val="center"/>
-            </w:pPr>
-            <w:r>
-              <w:rPr>
-                <w:sz w:val="17"/>
-              </w:rPr>
-              <w:t>5.8%</w:t>
-            </w:r>
-          </w:p>
-        </w:tc>
-        <w:tc>
-          <w:tcPr>
-            <w:tcW w:type="dxa" w:w="1440"/>
-          </w:tcPr>
-          <w:p>
-            <w:pPr>
-              <w:jc w:val="center"/>
-            </w:pPr>
-            <w:r>
-              <w:rPr>
-                <w:sz w:val="17"/>
-              </w:rPr>
-              <w:t>50%</w:t>
+              <w:t>-0.71%</w:t>
+            </w:r>
+          </w:p>
+        </w:tc>
+        <w:tc>
+          <w:tcPr>
+            <w:tcW w:type="dxa" w:w="1440"/>
+          </w:tcPr>
+          <w:p>
+            <w:pPr>
+              <w:jc w:val="center"/>
+            </w:pPr>
+            <w:r>
+              <w:rPr>
+                <w:sz w:val="17"/>
+              </w:rPr>
+              <w:t>14.7%</w:t>
+            </w:r>
+          </w:p>
+        </w:tc>
+        <w:tc>
+          <w:tcPr>
+            <w:tcW w:type="dxa" w:w="1440"/>
+          </w:tcPr>
+          <w:p>
+            <w:pPr>
+              <w:jc w:val="center"/>
+            </w:pPr>
+            <w:r>
+              <w:rPr>
+                <w:sz w:val="17"/>
+              </w:rPr>
+              <w:t>39%</w:t>
             </w:r>
           </w:p>
         </w:tc>
@@ -11011,7 +11011,7 @@
               <w:rPr>
                 <w:sz w:val="17"/>
               </w:rPr>
-              <w:t>计算机</w:t>
+              <w:t>交通运输</w:t>
             </w:r>
           </w:p>
         </w:tc>
@@ -11029,7 +11029,7 @@
                 <w:color w:val="C0392B"/>
                 <w:sz w:val="17"/>
               </w:rPr>
-              <w:t>-32.7%</w:t>
+              <w:t>-23.3%</w:t>
             </w:r>
           </w:p>
         </w:tc>
@@ -11047,39 +11047,39 @@
                 <w:color w:val="C0392B"/>
                 <w:sz w:val="17"/>
               </w:rPr>
-              <w:t>-1.10%</w:t>
-            </w:r>
-          </w:p>
-        </w:tc>
-        <w:tc>
-          <w:tcPr>
-            <w:tcW w:type="dxa" w:w="1440"/>
-          </w:tcPr>
-          <w:p>
-            <w:pPr>
-              <w:jc w:val="center"/>
-            </w:pPr>
-            <w:r>
-              <w:rPr>
-                <w:sz w:val="17"/>
-              </w:rPr>
-              <w:t>14.7%</w:t>
-            </w:r>
-          </w:p>
-        </w:tc>
-        <w:tc>
-          <w:tcPr>
-            <w:tcW w:type="dxa" w:w="1440"/>
-          </w:tcPr>
-          <w:p>
-            <w:pPr>
-              <w:jc w:val="center"/>
-            </w:pPr>
-            <w:r>
-              <w:rPr>
-                <w:sz w:val="17"/>
-              </w:rPr>
-              <w:t>33%</w:t>
+              <w:t>-1.22%</w:t>
+            </w:r>
+          </w:p>
+        </w:tc>
+        <w:tc>
+          <w:tcPr>
+            <w:tcW w:type="dxa" w:w="1440"/>
+          </w:tcPr>
+          <w:p>
+            <w:pPr>
+              <w:jc w:val="center"/>
+            </w:pPr>
+            <w:r>
+              <w:rPr>
+                <w:sz w:val="17"/>
+              </w:rPr>
+              <w:t>5.9%</w:t>
+            </w:r>
+          </w:p>
+        </w:tc>
+        <w:tc>
+          <w:tcPr>
+            <w:tcW w:type="dxa" w:w="1440"/>
+          </w:tcPr>
+          <w:p>
+            <w:pPr>
+              <w:jc w:val="center"/>
+            </w:pPr>
+            <w:r>
+              <w:rPr>
+                <w:sz w:val="17"/>
+              </w:rPr>
+              <w:t>50%</w:t>
             </w:r>
           </w:p>
         </w:tc>
@@ -11131,7 +11131,7 @@
                 <w:color w:val="C0392B"/>
                 <w:sz w:val="17"/>
               </w:rPr>
-              <w:t>-31.8%</w:t>
+              <w:t>-29.2%</w:t>
             </w:r>
           </w:p>
         </w:tc>
@@ -11149,23 +11149,23 @@
                 <w:color w:val="C0392B"/>
                 <w:sz w:val="17"/>
               </w:rPr>
-              <w:t>-1.00%</w:t>
-            </w:r>
-          </w:p>
-        </w:tc>
-        <w:tc>
-          <w:tcPr>
-            <w:tcW w:type="dxa" w:w="1440"/>
-          </w:tcPr>
-          <w:p>
-            <w:pPr>
-              <w:jc w:val="center"/>
-            </w:pPr>
-            <w:r>
-              <w:rPr>
-                <w:sz w:val="17"/>
-              </w:rPr>
-              <w:t>15.3%</w:t>
+              <w:t>-0.83%</w:t>
+            </w:r>
+          </w:p>
+        </w:tc>
+        <w:tc>
+          <w:tcPr>
+            <w:tcW w:type="dxa" w:w="1440"/>
+          </w:tcPr>
+          <w:p>
+            <w:pPr>
+              <w:jc w:val="center"/>
+            </w:pPr>
+            <w:r>
+              <w:rPr>
+                <w:sz w:val="17"/>
+              </w:rPr>
+              <w:t>15.2%</w:t>
             </w:r>
           </w:p>
         </w:tc>
@@ -11233,7 +11233,7 @@
                 <w:color w:val="C0392B"/>
                 <w:sz w:val="17"/>
               </w:rPr>
-              <w:t>-29.3%</w:t>
+              <w:t>-27.1%</w:t>
             </w:r>
           </w:p>
         </w:tc>
@@ -11251,23 +11251,23 @@
                 <w:color w:val="C0392B"/>
                 <w:sz w:val="17"/>
               </w:rPr>
-              <w:t>-1.47%</w:t>
-            </w:r>
-          </w:p>
-        </w:tc>
-        <w:tc>
-          <w:tcPr>
-            <w:tcW w:type="dxa" w:w="1440"/>
-          </w:tcPr>
-          <w:p>
-            <w:pPr>
-              <w:jc w:val="center"/>
-            </w:pPr>
-            <w:r>
-              <w:rPr>
-                <w:sz w:val="17"/>
-              </w:rPr>
-              <w:t>8.4%</w:t>
+              <w:t>-1.32%</w:t>
+            </w:r>
+          </w:p>
+        </w:tc>
+        <w:tc>
+          <w:tcPr>
+            <w:tcW w:type="dxa" w:w="1440"/>
+          </w:tcPr>
+          <w:p>
+            <w:pPr>
+              <w:jc w:val="center"/>
+            </w:pPr>
+            <w:r>
+              <w:rPr>
+                <w:sz w:val="17"/>
+              </w:rPr>
+              <w:t>8.2%</w:t>
             </w:r>
           </w:p>
         </w:tc>
@@ -11335,7 +11335,7 @@
                 <w:color w:val="C0392B"/>
                 <w:sz w:val="17"/>
               </w:rPr>
-              <w:t>-39.7%</w:t>
+              <w:t>-38.5%</w:t>
             </w:r>
           </w:p>
         </w:tc>
@@ -11353,7 +11353,7 @@
                 <w:color w:val="C0392B"/>
                 <w:sz w:val="17"/>
               </w:rPr>
-              <w:t>-2.22%</w:t>
+              <w:t>-2.11%</w:t>
             </w:r>
           </w:p>
         </w:tc>
@@ -11385,7 +11385,7 @@
               <w:rPr>
                 <w:sz w:val="17"/>
               </w:rPr>
-              <w:t>39%</w:t>
+              <w:t>44%</w:t>
             </w:r>
           </w:p>
         </w:tc>
@@ -11419,7 +11419,7 @@
               <w:rPr>
                 <w:sz w:val="17"/>
               </w:rPr>
-              <w:t>建筑装饰</w:t>
+              <w:t>纺织服饰</w:t>
             </w:r>
           </w:p>
         </w:tc>
@@ -11437,7 +11437,7 @@
                 <w:color w:val="C0392B"/>
                 <w:sz w:val="17"/>
               </w:rPr>
-              <w:t>-27.0%</w:t>
+              <w:t>-29.2%</w:t>
             </w:r>
           </w:p>
         </w:tc>
@@ -11455,7 +11455,7 @@
                 <w:color w:val="C0392B"/>
                 <w:sz w:val="17"/>
               </w:rPr>
-              <w:t>-1.44%</w:t>
+              <w:t>-1.58%</w:t>
             </w:r>
           </w:p>
         </w:tc>
@@ -11487,7 +11487,7 @@
               <w:rPr>
                 <w:sz w:val="17"/>
               </w:rPr>
-              <w:t>33%</w:t>
+              <w:t>39%</w:t>
             </w:r>
           </w:p>
         </w:tc>
@@ -11521,7 +11521,7 @@
               <w:rPr>
                 <w:sz w:val="17"/>
               </w:rPr>
-              <w:t>纺织服饰</w:t>
+              <w:t>建筑装饰</w:t>
             </w:r>
           </w:p>
         </w:tc>
@@ -11539,7 +11539,7 @@
                 <w:color w:val="C0392B"/>
                 <w:sz w:val="17"/>
               </w:rPr>
-              <w:t>-34.0%</w:t>
+              <w:t>-24.9%</w:t>
             </w:r>
           </w:p>
         </w:tc>
@@ -11557,39 +11557,39 @@
                 <w:color w:val="C0392B"/>
                 <w:sz w:val="17"/>
               </w:rPr>
-              <w:t>-1.94%</w:t>
-            </w:r>
-          </w:p>
-        </w:tc>
-        <w:tc>
-          <w:tcPr>
-            <w:tcW w:type="dxa" w:w="1440"/>
-          </w:tcPr>
-          <w:p>
-            <w:pPr>
-              <w:jc w:val="center"/>
-            </w:pPr>
-            <w:r>
-              <w:rPr>
-                <w:sz w:val="17"/>
-              </w:rPr>
-              <w:t>6.8%</w:t>
-            </w:r>
-          </w:p>
-        </w:tc>
-        <w:tc>
-          <w:tcPr>
-            <w:tcW w:type="dxa" w:w="1440"/>
-          </w:tcPr>
-          <w:p>
-            <w:pPr>
-              <w:jc w:val="center"/>
-            </w:pPr>
-            <w:r>
-              <w:rPr>
-                <w:sz w:val="17"/>
-              </w:rPr>
-              <w:t>39%</w:t>
+              <w:t>-1.30%</w:t>
+            </w:r>
+          </w:p>
+        </w:tc>
+        <w:tc>
+          <w:tcPr>
+            <w:tcW w:type="dxa" w:w="1440"/>
+          </w:tcPr>
+          <w:p>
+            <w:pPr>
+              <w:jc w:val="center"/>
+            </w:pPr>
+            <w:r>
+              <w:rPr>
+                <w:sz w:val="17"/>
+              </w:rPr>
+              <w:t>6.4%</w:t>
+            </w:r>
+          </w:p>
+        </w:tc>
+        <w:tc>
+          <w:tcPr>
+            <w:tcW w:type="dxa" w:w="1440"/>
+          </w:tcPr>
+          <w:p>
+            <w:pPr>
+              <w:jc w:val="center"/>
+            </w:pPr>
+            <w:r>
+              <w:rPr>
+                <w:sz w:val="17"/>
+              </w:rPr>
+              <w:t>33%</w:t>
             </w:r>
           </w:p>
         </w:tc>
@@ -11641,7 +11641,7 @@
                 <w:color w:val="C0392B"/>
                 <w:sz w:val="17"/>
               </w:rPr>
-              <w:t>-45.7%</w:t>
+              <w:t>-40.8%</w:t>
             </w:r>
           </w:p>
         </w:tc>
@@ -11659,23 +11659,23 @@
                 <w:color w:val="C0392B"/>
                 <w:sz w:val="17"/>
               </w:rPr>
-              <w:t>-2.48%</w:t>
-            </w:r>
-          </w:p>
-        </w:tc>
-        <w:tc>
-          <w:tcPr>
-            <w:tcW w:type="dxa" w:w="1440"/>
-          </w:tcPr>
-          <w:p>
-            <w:pPr>
-              <w:jc w:val="center"/>
-            </w:pPr>
-            <w:r>
-              <w:rPr>
-                <w:sz w:val="17"/>
-              </w:rPr>
-              <w:t>12.2%</w:t>
+              <w:t>-2.06%</w:t>
+            </w:r>
+          </w:p>
+        </w:tc>
+        <w:tc>
+          <w:tcPr>
+            <w:tcW w:type="dxa" w:w="1440"/>
+          </w:tcPr>
+          <w:p>
+            <w:pPr>
+              <w:jc w:val="center"/>
+            </w:pPr>
+            <w:r>
+              <w:rPr>
+                <w:sz w:val="17"/>
+              </w:rPr>
+              <w:t>12.0%</w:t>
             </w:r>
           </w:p>
         </w:tc>
@@ -11725,7 +11725,7 @@
               <w:rPr>
                 <w:sz w:val="17"/>
               </w:rPr>
-              <w:t>农林牧渔</w:t>
+              <w:t>轻工制造</w:t>
             </w:r>
           </w:p>
         </w:tc>
@@ -11743,7 +11743,7 @@
                 <w:color w:val="C0392B"/>
                 <w:sz w:val="17"/>
               </w:rPr>
-              <w:t>-48.4%</w:t>
+              <w:t>-36.6%</w:t>
             </w:r>
           </w:p>
         </w:tc>
@@ -11761,39 +11761,39 @@
                 <w:color w:val="C0392B"/>
                 <w:sz w:val="17"/>
               </w:rPr>
-              <w:t>-3.14%</w:t>
-            </w:r>
-          </w:p>
-        </w:tc>
-        <w:tc>
-          <w:tcPr>
-            <w:tcW w:type="dxa" w:w="1440"/>
-          </w:tcPr>
-          <w:p>
-            <w:pPr>
-              <w:jc w:val="center"/>
-            </w:pPr>
-            <w:r>
-              <w:rPr>
-                <w:sz w:val="17"/>
-              </w:rPr>
-              <w:t>7.5%</w:t>
-            </w:r>
-          </w:p>
-        </w:tc>
-        <w:tc>
-          <w:tcPr>
-            <w:tcW w:type="dxa" w:w="1440"/>
-          </w:tcPr>
-          <w:p>
-            <w:pPr>
-              <w:jc w:val="center"/>
-            </w:pPr>
-            <w:r>
-              <w:rPr>
-                <w:sz w:val="17"/>
-              </w:rPr>
-              <w:t>44%</w:t>
+              <w:t>-2.01%</w:t>
+            </w:r>
+          </w:p>
+        </w:tc>
+        <w:tc>
+          <w:tcPr>
+            <w:tcW w:type="dxa" w:w="1440"/>
+          </w:tcPr>
+          <w:p>
+            <w:pPr>
+              <w:jc w:val="center"/>
+            </w:pPr>
+            <w:r>
+              <w:rPr>
+                <w:sz w:val="17"/>
+              </w:rPr>
+              <w:t>8.5%</w:t>
+            </w:r>
+          </w:p>
+        </w:tc>
+        <w:tc>
+          <w:tcPr>
+            <w:tcW w:type="dxa" w:w="1440"/>
+          </w:tcPr>
+          <w:p>
+            <w:pPr>
+              <w:jc w:val="center"/>
+            </w:pPr>
+            <w:r>
+              <w:rPr>
+                <w:sz w:val="17"/>
+              </w:rPr>
+              <w:t>39%</w:t>
             </w:r>
           </w:p>
         </w:tc>
@@ -11827,7 +11827,7 @@
               <w:rPr>
                 <w:sz w:val="17"/>
               </w:rPr>
-              <w:t>食品饮料</w:t>
+              <w:t>商贸零售</w:t>
             </w:r>
           </w:p>
         </w:tc>
@@ -11845,7 +11845,7 @@
                 <w:color w:val="C0392B"/>
                 <w:sz w:val="17"/>
               </w:rPr>
-              <w:t>-48.0%</w:t>
+              <w:t>-46.9%</w:t>
             </w:r>
           </w:p>
         </w:tc>
@@ -11863,23 +11863,23 @@
                 <w:color w:val="C0392B"/>
                 <w:sz w:val="17"/>
               </w:rPr>
-              <w:t>-2.82%</w:t>
-            </w:r>
-          </w:p>
-        </w:tc>
-        <w:tc>
-          <w:tcPr>
-            <w:tcW w:type="dxa" w:w="1440"/>
-          </w:tcPr>
-          <w:p>
-            <w:pPr>
-              <w:jc w:val="center"/>
-            </w:pPr>
-            <w:r>
-              <w:rPr>
-                <w:sz w:val="17"/>
-              </w:rPr>
-              <w:t>10.8%</w:t>
+              <w:t>-2.48%</w:t>
+            </w:r>
+          </w:p>
+        </w:tc>
+        <w:tc>
+          <w:tcPr>
+            <w:tcW w:type="dxa" w:w="1440"/>
+          </w:tcPr>
+          <w:p>
+            <w:pPr>
+              <w:jc w:val="center"/>
+            </w:pPr>
+            <w:r>
+              <w:rPr>
+                <w:sz w:val="17"/>
+              </w:rPr>
+              <w:t>12.9%</w:t>
             </w:r>
           </w:p>
         </w:tc>
@@ -11929,7 +11929,7 @@
               <w:rPr>
                 <w:sz w:val="17"/>
               </w:rPr>
-              <w:t>商贸零售</w:t>
+              <w:t>食品饮料</w:t>
             </w:r>
           </w:p>
         </w:tc>
@@ -11947,7 +11947,7 @@
                 <w:color w:val="C0392B"/>
                 <w:sz w:val="17"/>
               </w:rPr>
-              <w:t>-50.0%</w:t>
+              <w:t>-47.0%</w:t>
             </w:r>
           </w:p>
         </w:tc>
@@ -11965,39 +11965,39 @@
                 <w:color w:val="C0392B"/>
                 <w:sz w:val="17"/>
               </w:rPr>
-              <w:t>-2.79%</w:t>
-            </w:r>
-          </w:p>
-        </w:tc>
-        <w:tc>
-          <w:tcPr>
-            <w:tcW w:type="dxa" w:w="1440"/>
-          </w:tcPr>
-          <w:p>
-            <w:pPr>
-              <w:jc w:val="center"/>
-            </w:pPr>
-            <w:r>
-              <w:rPr>
-                <w:sz w:val="17"/>
-              </w:rPr>
-              <w:t>12.8%</w:t>
-            </w:r>
-          </w:p>
-        </w:tc>
-        <w:tc>
-          <w:tcPr>
-            <w:tcW w:type="dxa" w:w="1440"/>
-          </w:tcPr>
-          <w:p>
-            <w:pPr>
-              <w:jc w:val="center"/>
-            </w:pPr>
-            <w:r>
-              <w:rPr>
-                <w:sz w:val="17"/>
-              </w:rPr>
-              <w:t>39%</w:t>
+              <w:t>-2.72%</w:t>
+            </w:r>
+          </w:p>
+        </w:tc>
+        <w:tc>
+          <w:tcPr>
+            <w:tcW w:type="dxa" w:w="1440"/>
+          </w:tcPr>
+          <w:p>
+            <w:pPr>
+              <w:jc w:val="center"/>
+            </w:pPr>
+            <w:r>
+              <w:rPr>
+                <w:sz w:val="17"/>
+              </w:rPr>
+              <w:t>10.9%</w:t>
+            </w:r>
+          </w:p>
+        </w:tc>
+        <w:tc>
+          <w:tcPr>
+            <w:tcW w:type="dxa" w:w="1440"/>
+          </w:tcPr>
+          <w:p>
+            <w:pPr>
+              <w:jc w:val="center"/>
+            </w:pPr>
+            <w:r>
+              <w:rPr>
+                <w:sz w:val="17"/>
+              </w:rPr>
+              <w:t>44%</w:t>
             </w:r>
           </w:p>
         </w:tc>
@@ -12031,7 +12031,7 @@
               <w:rPr>
                 <w:sz w:val="17"/>
               </w:rPr>
-              <w:t>轻工制造</w:t>
+              <w:t>农林牧渔</w:t>
             </w:r>
           </w:p>
         </w:tc>
@@ -12049,7 +12049,7 @@
                 <w:color w:val="C0392B"/>
                 <w:sz w:val="17"/>
               </w:rPr>
-              <w:t>-40.4%</w:t>
+              <w:t>-47.7%</w:t>
             </w:r>
           </w:p>
         </w:tc>
@@ -12067,39 +12067,39 @@
                 <w:color w:val="C0392B"/>
                 <w:sz w:val="17"/>
               </w:rPr>
-              <w:t>-2.32%</w:t>
-            </w:r>
-          </w:p>
-        </w:tc>
-        <w:tc>
-          <w:tcPr>
-            <w:tcW w:type="dxa" w:w="1440"/>
-          </w:tcPr>
-          <w:p>
-            <w:pPr>
-              <w:jc w:val="center"/>
-            </w:pPr>
-            <w:r>
-              <w:rPr>
-                <w:sz w:val="17"/>
-              </w:rPr>
-              <w:t>8.6%</w:t>
-            </w:r>
-          </w:p>
-        </w:tc>
-        <w:tc>
-          <w:tcPr>
-            <w:tcW w:type="dxa" w:w="1440"/>
-          </w:tcPr>
-          <w:p>
-            <w:pPr>
-              <w:jc w:val="center"/>
-            </w:pPr>
-            <w:r>
-              <w:rPr>
-                <w:sz w:val="17"/>
-              </w:rPr>
-              <w:t>39%</w:t>
+              <w:t>-3.07%</w:t>
+            </w:r>
+          </w:p>
+        </w:tc>
+        <w:tc>
+          <w:tcPr>
+            <w:tcW w:type="dxa" w:w="1440"/>
+          </w:tcPr>
+          <w:p>
+            <w:pPr>
+              <w:jc w:val="center"/>
+            </w:pPr>
+            <w:r>
+              <w:rPr>
+                <w:sz w:val="17"/>
+              </w:rPr>
+              <w:t>7.5%</w:t>
+            </w:r>
+          </w:p>
+        </w:tc>
+        <w:tc>
+          <w:tcPr>
+            <w:tcW w:type="dxa" w:w="1440"/>
+          </w:tcPr>
+          <w:p>
+            <w:pPr>
+              <w:jc w:val="center"/>
+            </w:pPr>
+            <w:r>
+              <w:rPr>
+                <w:sz w:val="17"/>
+              </w:rPr>
+              <w:t>44%</w:t>
             </w:r>
           </w:p>
         </w:tc>
@@ -12151,7 +12151,7 @@
                 <w:color w:val="C0392B"/>
                 <w:sz w:val="17"/>
               </w:rPr>
-              <w:t>-34.8%</w:t>
+              <w:t>-31.2%</w:t>
             </w:r>
           </w:p>
         </w:tc>
@@ -12169,23 +12169,23 @@
                 <w:color w:val="C0392B"/>
                 <w:sz w:val="17"/>
               </w:rPr>
-              <w:t>-1.98%</w:t>
-            </w:r>
-          </w:p>
-        </w:tc>
-        <w:tc>
-          <w:tcPr>
-            <w:tcW w:type="dxa" w:w="1440"/>
-          </w:tcPr>
-          <w:p>
-            <w:pPr>
-              <w:jc w:val="center"/>
-            </w:pPr>
-            <w:r>
-              <w:rPr>
-                <w:sz w:val="17"/>
-              </w:rPr>
-              <w:t>7.1%</w:t>
+              <w:t>-1.72%</w:t>
+            </w:r>
+          </w:p>
+        </w:tc>
+        <w:tc>
+          <w:tcPr>
+            <w:tcW w:type="dxa" w:w="1440"/>
+          </w:tcPr>
+          <w:p>
+            <w:pPr>
+              <w:jc w:val="center"/>
+            </w:pPr>
+            <w:r>
+              <w:rPr>
+                <w:sz w:val="17"/>
+              </w:rPr>
+              <w:t>6.9%</w:t>
             </w:r>
           </w:p>
         </w:tc>
@@ -12253,7 +12253,7 @@
                 <w:color w:val="C0392B"/>
                 <w:sz w:val="17"/>
               </w:rPr>
-              <w:t>-44.7%</w:t>
+              <w:t>-43.9%</w:t>
             </w:r>
           </w:p>
         </w:tc>
@@ -12271,23 +12271,23 @@
                 <w:color w:val="C0392B"/>
                 <w:sz w:val="17"/>
               </w:rPr>
-              <w:t>-2.63%</w:t>
-            </w:r>
-          </w:p>
-        </w:tc>
-        <w:tc>
-          <w:tcPr>
-            <w:tcW w:type="dxa" w:w="1440"/>
-          </w:tcPr>
-          <w:p>
-            <w:pPr>
-              <w:jc w:val="center"/>
-            </w:pPr>
-            <w:r>
-              <w:rPr>
-                <w:sz w:val="17"/>
-              </w:rPr>
-              <w:t>9.6%</w:t>
+              <w:t>-2.55%</w:t>
+            </w:r>
+          </w:p>
+        </w:tc>
+        <w:tc>
+          <w:tcPr>
+            <w:tcW w:type="dxa" w:w="1440"/>
+          </w:tcPr>
+          <w:p>
+            <w:pPr>
+              <w:jc w:val="center"/>
+            </w:pPr>
+            <w:r>
+              <w:rPr>
+                <w:sz w:val="17"/>
+              </w:rPr>
+              <w:t>9.7%</w:t>
             </w:r>
           </w:p>
         </w:tc>
@@ -12355,7 +12355,7 @@
                 <w:color w:val="C0392B"/>
                 <w:sz w:val="17"/>
               </w:rPr>
-              <w:t>-61.9%</w:t>
+              <w:t>-60.6%</w:t>
             </w:r>
           </w:p>
         </w:tc>
@@ -12373,23 +12373,23 @@
                 <w:color w:val="C0392B"/>
                 <w:sz w:val="17"/>
               </w:rPr>
-              <w:t>-4.34%</w:t>
-            </w:r>
-          </w:p>
-        </w:tc>
-        <w:tc>
-          <w:tcPr>
-            <w:tcW w:type="dxa" w:w="1440"/>
-          </w:tcPr>
-          <w:p>
-            <w:pPr>
-              <w:jc w:val="center"/>
-            </w:pPr>
-            <w:r>
-              <w:rPr>
-                <w:sz w:val="17"/>
-              </w:rPr>
-              <w:t>11.3%</w:t>
+              <w:t>-4.16%</w:t>
+            </w:r>
+          </w:p>
+        </w:tc>
+        <w:tc>
+          <w:tcPr>
+            <w:tcW w:type="dxa" w:w="1440"/>
+          </w:tcPr>
+          <w:p>
+            <w:pPr>
+              <w:jc w:val="center"/>
+            </w:pPr>
+            <w:r>
+              <w:rPr>
+                <w:sz w:val="17"/>
+              </w:rPr>
+              <w:t>11.4%</w:t>
             </w:r>
           </w:p>
         </w:tc>
@@ -12457,7 +12457,7 @@
                 <w:color w:val="C0392B"/>
                 <w:sz w:val="17"/>
               </w:rPr>
-              <w:t>-53.4%</w:t>
+              <w:t>-51.5%</w:t>
             </w:r>
           </w:p>
         </w:tc>
@@ -12475,7 +12475,7 @@
                 <w:color w:val="C0392B"/>
                 <w:sz w:val="17"/>
               </w:rPr>
-              <w:t>-3.43%</w:t>
+              <w:t>-3.22%</w:t>
             </w:r>
           </w:p>
         </w:tc>
